--- a/characters/laynlindr-freth/backstory/book/Soulknife.docx
+++ b/characters/laynlindr-freth/backstory/book/Soulknife.docx
@@ -39,6 +39,25 @@
           <w:sz w:val="28"/>
         </w:rPr>
         <w:t>†  †</w:t>
+      </w:r>
+    </w:p>
+    <w:p>
+      <w:r>
+        <w:br w:type="page"/>
+      </w:r>
+    </w:p>
+    <w:p/>
+    <w:p>
+      <w:pPr>
+        <w:spacing w:before="2000"/>
+        <w:jc w:val="center"/>
+      </w:pPr>
+      <w:r>
+        <w:rPr>
+          <w:b/>
+          <w:sz w:val="32"/>
+        </w:rPr>
+        <w:t>CONTENTS</w:t>
       </w:r>
     </w:p>
     <w:p>
@@ -62,6 +81,7 @@
     </w:p>
     <w:p>
       <w:pPr>
+        <w:pStyle w:val="Heading1"/>
         <w:spacing w:before="1200"/>
         <w:jc w:val="center"/>
       </w:pPr>
@@ -286,6 +306,7 @@
     </w:p>
     <w:p>
       <w:pPr>
+        <w:pStyle w:val="Heading1"/>
         <w:spacing w:before="1200"/>
         <w:jc w:val="center"/>
       </w:pPr>
@@ -775,6 +796,7 @@
     </w:p>
     <w:p>
       <w:pPr>
+        <w:pStyle w:val="Heading1"/>
         <w:spacing w:before="1200"/>
         <w:jc w:val="center"/>
       </w:pPr>
@@ -1124,6 +1146,7 @@
     </w:p>
     <w:p>
       <w:pPr>
+        <w:pStyle w:val="Heading1"/>
         <w:spacing w:before="1200"/>
         <w:jc w:val="center"/>
       </w:pPr>
@@ -1720,6 +1743,7 @@
     </w:p>
     <w:p>
       <w:pPr>
+        <w:pStyle w:val="Heading1"/>
         <w:spacing w:before="1200"/>
         <w:jc w:val="center"/>
       </w:pPr>
@@ -2090,6 +2114,7 @@
     </w:p>
     <w:p>
       <w:pPr>
+        <w:pStyle w:val="Heading1"/>
         <w:spacing w:before="1200"/>
         <w:jc w:val="center"/>
       </w:pPr>
@@ -2596,6 +2621,7 @@
     </w:p>
     <w:p>
       <w:pPr>
+        <w:pStyle w:val="Heading1"/>
         <w:spacing w:before="1200"/>
         <w:jc w:val="center"/>
       </w:pPr>
@@ -3207,6 +3233,7 @@
     </w:p>
     <w:p>
       <w:pPr>
+        <w:pStyle w:val="Heading1"/>
         <w:spacing w:before="1200"/>
         <w:jc w:val="center"/>
       </w:pPr>
@@ -3966,6 +3993,7 @@
     </w:p>
     <w:p>
       <w:pPr>
+        <w:pStyle w:val="Heading1"/>
         <w:spacing w:before="1200"/>
         <w:jc w:val="center"/>
       </w:pPr>
@@ -4629,6 +4657,7 @@
     </w:p>
     <w:p>
       <w:pPr>
+        <w:pStyle w:val="Heading1"/>
         <w:spacing w:before="1200"/>
         <w:jc w:val="center"/>
       </w:pPr>
@@ -5140,6 +5169,7 @@
     </w:p>
     <w:p>
       <w:pPr>
+        <w:pStyle w:val="Heading1"/>
         <w:spacing w:before="1600"/>
         <w:jc w:val="center"/>
       </w:pPr>

--- a/characters/laynlindr-freth/backstory/book/Soulknife.docx
+++ b/characters/laynlindr-freth/backstory/book/Soulknife.docx
@@ -112,6 +112,200 @@
     </w:p>
     <w:p>
       <w:r>
+        <w:t>The first time Layn was allowed out of the house, he was five, and he was not allowed to do anything in it except follow.</w:t>
+      </w:r>
+    </w:p>
+    <w:p>
+      <w:r>
+        <w:t>His nurse walked half a step ahead of him through the compound's gate, a basket on her hip, a message tube at her belt. She was old for a servant and silent for anyone, and in the years he had known her, Layn could count the words she had spent on him without losing his place. She did not look back to see whether he followed. She never had to.</w:t>
+      </w:r>
+    </w:p>
+    <w:p>
+      <w:r>
+        <w:t>They crossed the bridge into the city, and Layn forgot to be obedient for the length of one heartbeat.</w:t>
+      </w:r>
+    </w:p>
+    <w:p>
+      <w:r>
+        <w:t>There was no sky above Menzoberranzan. He had always known it the way one knows a wall one has never climbed, but knowing it from a doorway and seeing it from a bridge were different things. Stone rose above the city so far that his eyes slid off it before finding an end, and the columns that held the roof up were not pillars but mountains stood on end, and between them, far over his head, walked other bridges where other people were going about their days — upside down, it seemed to him, a second city hanging above the first, lit in cold blue and violet fire.</w:t>
+      </w:r>
+    </w:p>
+    <w:p>
+      <w:r>
+        <w:t>A city above a city. Nobody falling. Nobody even careful.</w:t>
+      </w:r>
+    </w:p>
+    <w:p>
+      <w:r>
+        <w:t>His nurse did not stop. He ran two steps to catch up.</w:t>
+      </w:r>
+    </w:p>
+    <w:p>
+      <w:r>
+        <w:t>The light of Menzoberranzan came from everywhere and defeated nothing. Faerie fire burned along the edges of towers and gates and house compounds, outlining the city so it could be read, and pale fungi clung to the deeper walls and glowed where nothing else would. But the dark between the lights kept its own weight, and Layn learned his first lesson within sight of his own house: a balcony could disappear behind a veil of shadow, and a bridge could appear to end where in truth it bent into blackness, and a doorway could stand open on a street for years while no passing eye noticed what lay beyond it.</w:t>
+      </w:r>
+    </w:p>
+    <w:p>
+      <w:r>
+        <w:t>His nurse noticed.</w:t>
+      </w:r>
+    </w:p>
+    <w:p>
+      <w:r>
+        <w:t>She stopped without breaking the rhythm of her walk, shifted the basket to her other hip, and looked at the front of a dark colonnade for the space of a breath. Layn followed her gaze and saw nothing at all. Then the nothing moved, apologized with both hands, and let them pass, and only when they were beyond it did Layn understand that the shape had been a person, a watcher, someone paid to stand in shadow — and that his nurse had seen him before Layn had even known there was a he.</w:t>
+      </w:r>
+    </w:p>
+    <w:p>
+      <w:r>
+        <w:t>She had not looked with her eyes. She had looked with the other thing, the thing all drow had: warmth, read like color in the dark. A body was a lamp to a drow, and a hidden body was a lamp behind a curtain, and the curtain was never thick enough. A hand resting on a weapon glowed.</w:t>
+      </w:r>
+    </w:p>
+    <w:p>
+      <w:r>
+        <w:t>The dark was not empty. His nurse had never thought it was. Neither, now, did Layn.</w:t>
+      </w:r>
+    </w:p>
+    <w:p>
+      <w:r>
+        <w:t>They went down into the Bazaar, into Duthcloim, and the city stopped being a picture and became a noise. Voices traded over one another in four languages and a half-dozen silences. The smells came in layers: cooked fungus and hot metal, tanning acids, sweet rot, and under all of it the iron-smell of the slave pens. Slaves carried crates through the press of bodies. Behind a stall, a duergar merchant and a drow argued over a shipment with the pleasant faces of people who would each have poisoned the other for less, while a goblin waited behind the duergar with the next load and watched the crowd the way his master did not.</w:t>
+      </w:r>
+    </w:p>
+    <w:p>
+      <w:r>
+        <w:t>Guards watched everything without seeming to watch anything. Layn tried to find one who was watching the wrong way, and failed, and understood that finding one was probably the test.</w:t>
+      </w:r>
+    </w:p>
+    <w:p>
+      <w:r>
+        <w:t>Everything in the Bazaar was for sale if one had the coin, or the connections, or knew which merchant could be asked. Layn had none of the three. He watched his nurse pay for herbs by setting the coins down without a word, watched the herb-seller count them without a word, and understood that the city had a whole language made of not speaking, and that his nurse was fluent, and that he was not.</w:t>
+      </w:r>
+    </w:p>
+    <w:p>
+      <w:r>
+        <w:t>She was fluent in the other language too.</w:t>
+      </w:r>
+    </w:p>
+    <w:p>
+      <w:r>
+        <w:t>A warrior coming up the street changed his posture before Layn had seen anything to change it for. Then the reason came: a priestess, walking with two guards, her robes marked with a house emblem that Layn knew from the walls of his own home. The crowd opened before her without being told. A merchant two stalls over looked at the emblem before he looked at her face, and priced his bow accordingly, lower. A servant across the way read the rank of a passing noble by her clothing, her weapons, and the way the people around her moved, and stepped back a half-second before the noble's path required it.</w:t>
+      </w:r>
+    </w:p>
+    <w:p>
+      <w:r>
+        <w:t>People knew how to make room. Nobody had ever taught them; they had learned as children, because everyone around them already knew. The city did not explain its power. It demonstrated it, all day, everywhere, in the path someone cleared or did not, in the doorway someone was not standing in.</w:t>
+      </w:r>
+    </w:p>
+    <w:p>
+      <w:r>
+        <w:t>They crossed out of Duthcloim into Narbondellyn, where the streets widened and the houses stopped defending themselves and began displaying instead — elegant estates, artisan shops, metals and stones worn where they would be seen, rank carved in the architecture for anyone fluent. Beyond, screened by enormous mushrooms and by distance, lay Qu'ellarz'orl, the heights where the great houses sat, where commoners did not wander and even Layn, who was not a commoner, had been allowed only to look.</w:t>
+      </w:r>
+    </w:p>
+    <w:p>
+      <w:r>
+        <w:t>At the center of it all rose Narbondel, the city's clock, a pillar of stone taller than any tower. He could not see its top from here, but he could see the band of warmth that was climbing it — the Archmage's fire, laid into the stone each morning, rising through the day while the whole city watched it the way surface folk watched a sun. His nurse glanced at it once, mid-street, to know the hour. When the warmth reached the top and died, the city would go dark, and the dark was the same dark that had been there all along. There was no night in Menzoberranzan. The day simply ended and the truth resumed.</w:t>
+      </w:r>
+    </w:p>
+    <w:p>
+      <w:r>
+        <w:t>Near the pillar's base, a beggar — Layn's nurse called such people by other words — had set out trays of dead things: beetles, lizards, a spider with legs like wire. Souvenirs for soft-minded traders. One of the dead spiders was as long as Layn's forearm, and Layn felt his own size the way he felt it nowhere else, under the carved bodies of the ones in the temple district, above the gates, in the emblems on every second banner. Spiders were the city's alphabet. Some were beautiful, some were grotesque, and a child learned early that there were things it was wiser to observe than to touch, even when they were only stone.</w:t>
+      </w:r>
+    </w:p>
+    <w:p>
+      <w:r>
+        <w:t xml:space="preserve">Once, on the walk back, his nurse took a longer road, and on that road stood a doorway whose lintel still bore the emblem of a house that no longer existed. The stone was old and the emblem had been cut deep, deliberately deep, by people who had wanted it to outlast the house. It had. Layn stopped to look, and his nurse let him, and he understood without anyone explaining it that the house had not merely fallen; it had been </w:t>
+      </w:r>
+      <w:r>
+        <w:rPr>
+          <w:i/>
+        </w:rPr>
+        <w:t>answered</w:t>
+      </w:r>
+      <w:r>
+        <w:t>, in a city that kept its grudges longer than its people. A drow lived centuries. Menzoberranzan lived longer. A murder from three generations back was still a name, still a weight in a doorway, still a reason a certain family traded at a certain stall and nowhere else.</w:t>
+      </w:r>
+    </w:p>
+    <w:p>
+      <w:r>
+        <w:t>The city remembered. Sometimes the living did not.</w:t>
+      </w:r>
+    </w:p>
+    <w:p>
+      <w:r>
+        <w:t>They were nearly home when he tried, once, the question he had carried all day.</w:t>
+      </w:r>
+    </w:p>
+    <w:p>
+      <w:r>
+        <w:t>“Why did you look at the colonnade?”</w:t>
+      </w:r>
+    </w:p>
+    <w:p>
+      <w:r>
+        <w:t>His nurse did not answer. Layn had not expected her to; he had wanted her to, and the distance between those two things was the whole size of his life so far. She turned through the compound gate, and Layn looked back once, the way he was not supposed to, at the second city hanging above the first, at the band of heat climbing the pillar, at the faerie fire reading the dark.</w:t>
+      </w:r>
+    </w:p>
+    <w:p>
+      <w:r>
+        <w:t>Everything in the city was caught in something. The streets in the houses, the houses in the ranks, the ranks in the spider's shape, the dark in the light's edges, and all of it, somewhere far above and behind, held in a web he could feel but not see.</w:t>
+      </w:r>
+    </w:p>
+    <w:p>
+      <w:r>
+        <w:t>He went in. The gate closed behind him, and the city went on being watched.</w:t>
+      </w:r>
+    </w:p>
+    <w:p>
+      <w:r>
+        <w:br w:type="page"/>
+      </w:r>
+    </w:p>
+    <w:p>
+      <w:pPr>
+        <w:spacing w:before="1200"/>
+        <w:jc w:val="center"/>
+      </w:pPr>
+      <w:r>
+        <w:rPr>
+          <w:rFonts w:ascii="Garamond" w:hAnsi="Garamond"/>
+          <w:color w:val="404040"/>
+          <w:sz w:val="28"/>
+        </w:rPr>
+        <w:t>Chapter 1</w:t>
+      </w:r>
+    </w:p>
+    <w:p>
+      <w:pPr>
+        <w:pStyle w:val="Heading1"/>
+        <w:spacing w:before="1200"/>
+        <w:jc w:val="center"/>
+      </w:pPr>
+      <w:r>
+        <w:rPr>
+          <w:rFonts w:ascii="Garamond" w:hAnsi="Garamond"/>
+          <w:color w:val="404040"/>
+          <w:sz w:val="44"/>
+        </w:rPr>
+        <w:t>Menzoberranzan</w:t>
+      </w:r>
+    </w:p>
+    <w:p>
+      <w:pPr>
+        <w:spacing w:before="280"/>
+        <w:jc w:val="center"/>
+      </w:pPr>
+      <w:r>
+        <w:rPr>
+          <w:rFonts w:ascii="Garamond" w:hAnsi="Garamond"/>
+          <w:sz w:val="24"/>
+        </w:rPr>
+        <w:t>†  †</w:t>
+      </w:r>
+    </w:p>
+    <w:p>
+      <w:pPr/>
+    </w:p>
+    <w:p>
+      <w:r>
         <w:t>There was no sky above Menzoberranzan, and there had never been one. There was only stone, rising so far above the city that even the sharpest eyes could not find where the cavern ended and darkness began. Menzoberranzan occupied a vast, arrowhead-shaped cavern, its roof nearly a thousand feet above the floor, while great columns and jutting shelves of calcite divided the space into layers. Bridges and walkways crossed the emptiness between them, joining towers carved directly from the living rock.</w:t>
       </w:r>
     </w:p>
@@ -5160,6 +5354,492 @@
     <w:p>
       <w:r>
         <w:t>“Keep him alive.” She offered no explanation and waited for no response before she was gone.</w:t>
+      </w:r>
+    </w:p>
+    <w:p>
+      <w:r>
+        <w:br w:type="page"/>
+      </w:r>
+    </w:p>
+    <w:p>
+      <w:pPr>
+        <w:spacing w:before="1200"/>
+        <w:jc w:val="center"/>
+      </w:pPr>
+      <w:r>
+        <w:rPr>
+          <w:rFonts w:ascii="Garamond" w:hAnsi="Garamond"/>
+          <w:color w:val="404040"/>
+          <w:sz w:val="28"/>
+        </w:rPr>
+        <w:t>Chapter 11</w:t>
+      </w:r>
+    </w:p>
+    <w:p>
+      <w:pPr>
+        <w:pStyle w:val="Heading1"/>
+        <w:spacing w:before="1200"/>
+        <w:jc w:val="center"/>
+      </w:pPr>
+      <w:r>
+        <w:rPr>
+          <w:rFonts w:ascii="Garamond" w:hAnsi="Garamond"/>
+          <w:color w:val="404040"/>
+          <w:sz w:val="44"/>
+        </w:rPr>
+        <w:t>Conspiracy</w:t>
+      </w:r>
+    </w:p>
+    <w:p>
+      <w:pPr>
+        <w:spacing w:before="280"/>
+        <w:jc w:val="center"/>
+      </w:pPr>
+      <w:r>
+        <w:rPr>
+          <w:rFonts w:ascii="Garamond" w:hAnsi="Garamond"/>
+          <w:sz w:val="24"/>
+        </w:rPr>
+        <w:t>†  †</w:t>
+      </w:r>
+    </w:p>
+    <w:p>
+      <w:pPr/>
+    </w:p>
+    <w:p>
+      <w:r>
+        <w:t>“Psionic?” asked Dreydre.</w:t>
+      </w:r>
+    </w:p>
+    <w:p>
+      <w:r>
+        <w:t>“Possibly,” said Greyanna.</w:t>
+      </w:r>
+    </w:p>
+    <w:p>
+      <w:r>
+        <w:t>The Matron Mother stood before them in perfect composure, though only a few weeks had passed since she had given birth to the youngest male of House Freth.</w:t>
+      </w:r>
+    </w:p>
+    <w:p>
+      <w:r>
+        <w:t>Laynlindr Freth was still too young to speak. He slept in the chamber beyond the inner doors, watched by servants who had been instructed to report anything unusual.</w:t>
+      </w:r>
+    </w:p>
+    <w:p>
+      <w:r>
+        <w:t>Dreydre was the first to speak again.</w:t>
+      </w:r>
+    </w:p>
+    <w:p>
+      <w:r>
+        <w:t>“If it is true, he could become dangerous.”</w:t>
+      </w:r>
+    </w:p>
+    <w:p>
+      <w:r>
+        <w:t>“Or uncontrollable,” Greyanna added with equal concern.</w:t>
+      </w:r>
+    </w:p>
+    <w:p>
+      <w:r>
+        <w:t>The Matron Mother listened without interrupting.</w:t>
+      </w:r>
+    </w:p>
+    <w:p>
+      <w:r>
+        <w:t>Neither sister spoke for a moment.</w:t>
+      </w:r>
+    </w:p>
+    <w:p>
+      <w:r>
+        <w:t>“Then we should kill him now and avoid all risk,” Dreydre said.</w:t>
+      </w:r>
+    </w:p>
+    <w:p>
+      <w:r>
+        <w:t>Greyanna looked at her sister, then toward the doors again. “Before he reaches.”</w:t>
+      </w:r>
+    </w:p>
+    <w:p>
+      <w:r>
+        <w:t>The Matron Mother turned her gaze upon them.</w:t>
+      </w:r>
+    </w:p>
+    <w:p>
+      <w:r>
+        <w:t>“In this child lies the work of Lolth.”</w:t>
+      </w:r>
+    </w:p>
+    <w:p>
+      <w:r>
+        <w:t>The sisters fell silent.</w:t>
+      </w:r>
+    </w:p>
+    <w:p>
+      <w:r>
+        <w:t>“If she has placed such power within the boy, then we will not destroy it before understanding why. We will not act in haste and risk bringing Lolth's displeasure upon us.”</w:t>
+      </w:r>
+    </w:p>
+    <w:p>
+      <w:r>
+        <w:t>She paused, allowing her words to sink in.</w:t>
+      </w:r>
+    </w:p>
+    <w:p>
+      <w:r>
+        <w:t>“We will welcome her gift. It is now our task to determine how we are to use it.”</w:t>
+      </w:r>
+    </w:p>
+    <w:p>
+      <w:r>
+        <w:t>Dreydre's eyes sparked.</w:t>
+      </w:r>
+    </w:p>
+    <w:p>
+      <w:r>
+        <w:t>“Otherwise, we risk bringing her rage upon us by interfering in her divine work,” Dreydre said.</w:t>
+      </w:r>
+    </w:p>
+    <w:p>
+      <w:r>
+        <w:t>The Matron Mother gave her a brief look.</w:t>
+      </w:r>
+    </w:p>
+    <w:p>
+      <w:r>
+        <w:t>“You should have understood that by now.”</w:t>
+      </w:r>
+    </w:p>
+    <w:p>
+      <w:r>
+        <w:t>A figure appeared in the doorway.</w:t>
+      </w:r>
+    </w:p>
+    <w:p>
+      <w:r>
+        <w:t>Zilvrae entered, bowed once, and waited.</w:t>
+      </w:r>
+    </w:p>
+    <w:p>
+      <w:r>
+        <w:t>“You have summoned me, Matron Mother.”</w:t>
+      </w:r>
+    </w:p>
+    <w:p>
+      <w:r>
+        <w:t>Her eyes moved briefly between the Matron Mother and the two daughters. The sisters' expressions were more annoyed than usual.</w:t>
+      </w:r>
+    </w:p>
+    <w:p>
+      <w:r>
+        <w:t>“We require your knowledge. What we are dealing with is within your domain, after all.”</w:t>
+      </w:r>
+    </w:p>
+    <w:p>
+      <w:r>
+        <w:t>The final words carried just enough weight to make the remark something other than courtesy.</w:t>
+      </w:r>
+    </w:p>
+    <w:p>
+      <w:r>
+        <w:t>Zilvrae did not react.</w:t>
+      </w:r>
+    </w:p>
+    <w:p>
+      <w:r>
+        <w:t>“Training?”</w:t>
+      </w:r>
+    </w:p>
+    <w:p>
+      <w:r>
+        <w:t>“Younglings,” the Matron Mother said.</w:t>
+      </w:r>
+    </w:p>
+    <w:p>
+      <w:r>
+        <w:t>The Matron Mother's gaze remained on her.</w:t>
+      </w:r>
+    </w:p>
+    <w:p>
+      <w:r>
+        <w:t>“There are ambiguous signs that the youngest male may be psionic.”</w:t>
+      </w:r>
+    </w:p>
+    <w:p>
+      <w:r>
+        <w:t>Zilvrae thought for a second.</w:t>
+      </w:r>
+    </w:p>
+    <w:p>
+      <w:r>
+        <w:t>“I can recognize psionic manifestations, but I cannot look at an infant and tell you what his mind may become. What you seek requires a psionic scholar's expertise.”</w:t>
+      </w:r>
+    </w:p>
+    <w:p>
+      <w:r>
+        <w:t>All that was already clear to the Matron Mother.</w:t>
+      </w:r>
+    </w:p>
+    <w:p>
+      <w:r>
+        <w:t>“Then tell me this,” said the Matron Mother. “How would you determine whether the power is there? In your experience, you should have seen many children manifest their gifts.”</w:t>
+      </w:r>
+    </w:p>
+    <w:p>
+      <w:r>
+        <w:t>Zilvrae considered the question.</w:t>
+      </w:r>
+    </w:p>
+    <w:p>
+      <w:r>
+        <w:t>“I have never had a psionic student. But assuming my understanding of psionic powers is even remotely correct, then there is a direct way, and there is a safe way,” she said. “However, these two do not align.”</w:t>
+      </w:r>
+    </w:p>
+    <w:p>
+      <w:r>
+        <w:t>Greyanna folded her arms.</w:t>
+      </w:r>
+    </w:p>
+    <w:p>
+      <w:r>
+        <w:t>The Matron Mother waited.</w:t>
+      </w:r>
+    </w:p>
+    <w:p>
+      <w:r>
+        <w:t>“The direct way,” Zilvrae said curtly, “is to attack him.”</w:t>
+      </w:r>
+    </w:p>
+    <w:p>
+      <w:r>
+        <w:t>The sisters stared at her.</w:t>
+      </w:r>
+    </w:p>
+    <w:p>
+      <w:r>
+        <w:t>“Powerfully enough to cause permanent damage, or destroy him entirely. Enough to force his instincts to answer before his mind understands what is happening. At his age, instinct governs almost everything.”</w:t>
+      </w:r>
+    </w:p>
+    <w:p>
+      <w:r>
+        <w:t>Zilvrae's voice remained level.</w:t>
+      </w:r>
+    </w:p>
+    <w:p>
+      <w:r>
+        <w:t>“If the power is present, he may manifest some form of barrier before his conscious mind even knows that it has done so. If the reaction is strong enough, the pressure may continue until the power breaks outward.”</w:t>
+      </w:r>
+    </w:p>
+    <w:p>
+      <w:r>
+        <w:t>She looked around the chamber.</w:t>
+      </w:r>
+    </w:p>
+    <w:p>
+      <w:r>
+        <w:t>“I would not recommend doing it in this gallery,” she added calmly. “If the manifestation is strong enough, you may have to rebuild it afterward.”</w:t>
+      </w:r>
+    </w:p>
+    <w:p>
+      <w:r>
+        <w:t>“The safest,” Zilvrae continued, “would be House Oblodra.”</w:t>
+      </w:r>
+    </w:p>
+    <w:p>
+      <w:r>
+        <w:t>Silence followed.</w:t>
+      </w:r>
+    </w:p>
+    <w:p>
+      <w:r>
+        <w:t>Dreydre was the first to speak.</w:t>
+      </w:r>
+    </w:p>
+    <w:p>
+      <w:r>
+        <w:t>“You expect us to hand them a secret weapon?”</w:t>
+      </w:r>
+    </w:p>
+    <w:p>
+      <w:r>
+        <w:t>“No.”</w:t>
+      </w:r>
+    </w:p>
+    <w:p>
+      <w:r>
+        <w:t>Zilvrae looked at her directly.</w:t>
+      </w:r>
+    </w:p>
+    <w:p>
+      <w:r>
+        <w:t>“But I expect you to understand that they possess knowledge I do not.”</w:t>
+      </w:r>
+    </w:p>
+    <w:p>
+      <w:r>
+        <w:t>“And they would learn what House Freth possesses.”</w:t>
+      </w:r>
+    </w:p>
+    <w:p>
+      <w:r>
+        <w:t>“Unacceptable,” the Matron Mother whispered to herself.</w:t>
+      </w:r>
+    </w:p>
+    <w:p>
+      <w:r>
+        <w:t>“Of course,” said Zilvrae without arguing.</w:t>
+      </w:r>
+    </w:p>
+    <w:p>
+      <w:r>
+        <w:t>House Oblodra was among the most powerful Houses in Menzoberranzan, and its members possessed knowledge of the rare art of psionics. There was little doubt that they would be able to identify the boy's nature, its potential, perhaps even the limits of what he might become. But no drow House would open its secrets that way without revealing something valuable in return.</w:t>
+      </w:r>
+    </w:p>
+    <w:p>
+      <w:r>
+        <w:t>“Then there is the middle ground,” Zilvrae said.</w:t>
+      </w:r>
+    </w:p>
+    <w:p>
+      <w:r>
+        <w:t>All eyes in the room focused on her.</w:t>
+      </w:r>
+    </w:p>
+    <w:p>
+      <w:r>
+        <w:t>“Calmness.”</w:t>
+      </w:r>
+    </w:p>
+    <w:p>
+      <w:r>
+        <w:t>Greyanna's mouth tightened.</w:t>
+      </w:r>
+    </w:p>
+    <w:p>
+      <w:r>
+        <w:t>“As you all know, psionic power is a power of the mind,” Zilvrae said. “The mind of an infant has barely begun to distinguish itself from instinct. There is little to learn by forcing it.”</w:t>
+      </w:r>
+    </w:p>
+    <w:p>
+      <w:r>
+        <w:t>“Then what do you propose?” asked the Matron Mother.</w:t>
+      </w:r>
+    </w:p>
+    <w:p>
+      <w:r>
+        <w:t>“Patience. If the power is there, it will emerge organically. To my knowledge, it is not uncommon even for children who show signs of such powers to lose them by the time they begin to understand the world around them. Being born with the power is one thing. Retaining it is another. And I am not familiar with methods to steer the child toward one outcome or the other.”</w:t>
+      </w:r>
+    </w:p>
+    <w:p>
+      <w:r>
+        <w:t>The answer seemed almost deliberately simple.</w:t>
+      </w:r>
+    </w:p>
+    <w:p>
+      <w:r>
+        <w:t>Zilvrae continued before anyone could object.</w:t>
+      </w:r>
+    </w:p>
+    <w:p>
+      <w:r>
+        <w:t>“As he grows, he will begin to develop a will of his own. He will want things. Seek things. Refuse things. That is when the power, if it exists, will begin to show, shaped by the character of its wielder.”</w:t>
+      </w:r>
+    </w:p>
+    <w:p>
+      <w:r>
+        <w:t>The Matron Mother watched her closely.</w:t>
+      </w:r>
+    </w:p>
+    <w:p>
+      <w:r>
+        <w:t>Zilvrae looked toward the inner chamber.</w:t>
+      </w:r>
+    </w:p>
+    <w:p>
+      <w:r>
+        <w:t>The Matron Mother was silent for a long moment.</w:t>
+      </w:r>
+    </w:p>
+    <w:p>
+      <w:r>
+        <w:t>Then she turned to her daughters.</w:t>
+      </w:r>
+    </w:p>
+    <w:p>
+      <w:r>
+        <w:t>“You will be responsible for his training when he is old enough.”</w:t>
+      </w:r>
+    </w:p>
+    <w:p>
+      <w:r>
+        <w:t>Zilvrae inclined her head.</w:t>
+      </w:r>
+    </w:p>
+    <w:p>
+      <w:r>
+        <w:t>“You will not encourage him to look inward for answers. You will not speak to him of the power we suspect he possesses. You will not help him seek it.”</w:t>
+      </w:r>
+    </w:p>
+    <w:p>
+      <w:r>
+        <w:t>Even though Zilvrae's expression barely changed.</w:t>
+      </w:r>
+    </w:p>
+    <w:p>
+      <w:r>
+        <w:t>“Understood,” she said.</w:t>
+      </w:r>
+    </w:p>
+    <w:p>
+      <w:r>
+        <w:t>“Now, leave us.”</w:t>
+      </w:r>
+    </w:p>
+    <w:p>
+      <w:r>
+        <w:t>The tutor bowed, turned, and closed the doors to the Matron Mother's chambers behind her.</w:t>
+      </w:r>
+    </w:p>
+    <w:p>
+      <w:r>
+        <w:t>The Matron Mother's command had struck her. How far did the potential of that boy reach, and how much of it would be limited by this conspiracy? She had always despised the way the members of noble Houses treated their children. Nevertheless, that was the state of things in Menzoberranzan. She would oblige the Matron Mother's orders, but she would use every possible opportunity to instill her own beliefs in the young boy. In the experienced tutor's mind, some lessons were more useful than knowing how to wield blades. Lessons that no drow—least of all a female—would dare convey.</w:t>
+      </w:r>
+    </w:p>
+    <w:p>
+      <w:pPr>
+        <w:spacing w:before="240"/>
+      </w:pPr>
+    </w:p>
+    <w:p>
+      <w:pPr/>
+      <w:r>
+        <w:t>“You will watch him,” the Matron Mother said, turning to the sisters after Zilvrae left.</w:t>
+      </w:r>
+    </w:p>
+    <w:p>
+      <w:r>
+        <w:t>Dreydre's expression hardened.</w:t>
+      </w:r>
+    </w:p>
+    <w:p>
+      <w:r>
+        <w:t>“From a distance,” the Matron Mother continued. “You will observe. You will not provoke him. You will not frighten him. You will not hurt him merely to produce evidence.”</w:t>
+      </w:r>
+    </w:p>
+    <w:p>
+      <w:r>
+        <w:t>Greyanna's jaw tightened as though the Matron Mother's words had slapped her.</w:t>
+      </w:r>
+    </w:p>
+    <w:p>
+      <w:r>
+        <w:t>“If he reaches,” the Matron Mother continued, “you will suppress the manifestation.”</w:t>
+      </w:r>
+    </w:p>
+    <w:p>
+      <w:r>
+        <w:t>“Yes, Matron Mother,” the sisters said simultaneously.</w:t>
       </w:r>
     </w:p>
     <w:p>

--- a/characters/laynlindr-freth/backstory/book/Soulknife.docx
+++ b/characters/laynlindr-freth/backstory/book/Soulknife.docx
@@ -58,200 +58,6 @@
           <w:sz w:val="32"/>
         </w:rPr>
         <w:t>CONTENTS</w:t>
-      </w:r>
-    </w:p>
-    <w:p>
-      <w:r>
-        <w:br w:type="page"/>
-      </w:r>
-    </w:p>
-    <w:p>
-      <w:pPr>
-        <w:spacing w:before="1200"/>
-        <w:jc w:val="center"/>
-      </w:pPr>
-      <w:r>
-        <w:rPr>
-          <w:rFonts w:ascii="Garamond" w:hAnsi="Garamond"/>
-          <w:color w:val="404040"/>
-          <w:sz w:val="28"/>
-        </w:rPr>
-        <w:t>Chapter 1</w:t>
-      </w:r>
-    </w:p>
-    <w:p>
-      <w:pPr>
-        <w:pStyle w:val="Heading1"/>
-        <w:spacing w:before="1200"/>
-        <w:jc w:val="center"/>
-      </w:pPr>
-      <w:r>
-        <w:rPr>
-          <w:rFonts w:ascii="Garamond" w:hAnsi="Garamond"/>
-          <w:color w:val="404040"/>
-          <w:sz w:val="44"/>
-        </w:rPr>
-        <w:t>Menzoberranzan</w:t>
-      </w:r>
-    </w:p>
-    <w:p>
-      <w:pPr>
-        <w:spacing w:before="280"/>
-        <w:jc w:val="center"/>
-      </w:pPr>
-      <w:r>
-        <w:rPr>
-          <w:rFonts w:ascii="Garamond" w:hAnsi="Garamond"/>
-          <w:sz w:val="24"/>
-        </w:rPr>
-        <w:t>†  †</w:t>
-      </w:r>
-    </w:p>
-    <w:p>
-      <w:pPr/>
-    </w:p>
-    <w:p>
-      <w:r>
-        <w:t>The first time Layn was allowed out of the house, he was five, and he was not allowed to do anything in it except follow.</w:t>
-      </w:r>
-    </w:p>
-    <w:p>
-      <w:r>
-        <w:t>His nurse walked half a step ahead of him through the compound's gate, a basket on her hip, a message tube at her belt. She was old for a servant and silent for anyone, and in the years he had known her, Layn could count the words she had spent on him without losing his place. She did not look back to see whether he followed. She never had to.</w:t>
-      </w:r>
-    </w:p>
-    <w:p>
-      <w:r>
-        <w:t>They crossed the bridge into the city, and Layn forgot to be obedient for the length of one heartbeat.</w:t>
-      </w:r>
-    </w:p>
-    <w:p>
-      <w:r>
-        <w:t>There was no sky above Menzoberranzan. He had always known it the way one knows a wall one has never climbed, but knowing it from a doorway and seeing it from a bridge were different things. Stone rose above the city so far that his eyes slid off it before finding an end, and the columns that held the roof up were not pillars but mountains stood on end, and between them, far over his head, walked other bridges where other people were going about their days — upside down, it seemed to him, a second city hanging above the first, lit in cold blue and violet fire.</w:t>
-      </w:r>
-    </w:p>
-    <w:p>
-      <w:r>
-        <w:t>A city above a city. Nobody falling. Nobody even careful.</w:t>
-      </w:r>
-    </w:p>
-    <w:p>
-      <w:r>
-        <w:t>His nurse did not stop. He ran two steps to catch up.</w:t>
-      </w:r>
-    </w:p>
-    <w:p>
-      <w:r>
-        <w:t>The light of Menzoberranzan came from everywhere and defeated nothing. Faerie fire burned along the edges of towers and gates and house compounds, outlining the city so it could be read, and pale fungi clung to the deeper walls and glowed where nothing else would. But the dark between the lights kept its own weight, and Layn learned his first lesson within sight of his own house: a balcony could disappear behind a veil of shadow, and a bridge could appear to end where in truth it bent into blackness, and a doorway could stand open on a street for years while no passing eye noticed what lay beyond it.</w:t>
-      </w:r>
-    </w:p>
-    <w:p>
-      <w:r>
-        <w:t>His nurse noticed.</w:t>
-      </w:r>
-    </w:p>
-    <w:p>
-      <w:r>
-        <w:t>She stopped without breaking the rhythm of her walk, shifted the basket to her other hip, and looked at the front of a dark colonnade for the space of a breath. Layn followed her gaze and saw nothing at all. Then the nothing moved, apologized with both hands, and let them pass, and only when they were beyond it did Layn understand that the shape had been a person, a watcher, someone paid to stand in shadow — and that his nurse had seen him before Layn had even known there was a he.</w:t>
-      </w:r>
-    </w:p>
-    <w:p>
-      <w:r>
-        <w:t>She had not looked with her eyes. She had looked with the other thing, the thing all drow had: warmth, read like color in the dark. A body was a lamp to a drow, and a hidden body was a lamp behind a curtain, and the curtain was never thick enough. A hand resting on a weapon glowed.</w:t>
-      </w:r>
-    </w:p>
-    <w:p>
-      <w:r>
-        <w:t>The dark was not empty. His nurse had never thought it was. Neither, now, did Layn.</w:t>
-      </w:r>
-    </w:p>
-    <w:p>
-      <w:r>
-        <w:t>They went down into the Bazaar, into Duthcloim, and the city stopped being a picture and became a noise. Voices traded over one another in four languages and a half-dozen silences. The smells came in layers: cooked fungus and hot metal, tanning acids, sweet rot, and under all of it the iron-smell of the slave pens. Slaves carried crates through the press of bodies. Behind a stall, a duergar merchant and a drow argued over a shipment with the pleasant faces of people who would each have poisoned the other for less, while a goblin waited behind the duergar with the next load and watched the crowd the way his master did not.</w:t>
-      </w:r>
-    </w:p>
-    <w:p>
-      <w:r>
-        <w:t>Guards watched everything without seeming to watch anything. Layn tried to find one who was watching the wrong way, and failed, and understood that finding one was probably the test.</w:t>
-      </w:r>
-    </w:p>
-    <w:p>
-      <w:r>
-        <w:t>Everything in the Bazaar was for sale if one had the coin, or the connections, or knew which merchant could be asked. Layn had none of the three. He watched his nurse pay for herbs by setting the coins down without a word, watched the herb-seller count them without a word, and understood that the city had a whole language made of not speaking, and that his nurse was fluent, and that he was not.</w:t>
-      </w:r>
-    </w:p>
-    <w:p>
-      <w:r>
-        <w:t>She was fluent in the other language too.</w:t>
-      </w:r>
-    </w:p>
-    <w:p>
-      <w:r>
-        <w:t>A warrior coming up the street changed his posture before Layn had seen anything to change it for. Then the reason came: a priestess, walking with two guards, her robes marked with a house emblem that Layn knew from the walls of his own home. The crowd opened before her without being told. A merchant two stalls over looked at the emblem before he looked at her face, and priced his bow accordingly, lower. A servant across the way read the rank of a passing noble by her clothing, her weapons, and the way the people around her moved, and stepped back a half-second before the noble's path required it.</w:t>
-      </w:r>
-    </w:p>
-    <w:p>
-      <w:r>
-        <w:t>People knew how to make room. Nobody had ever taught them; they had learned as children, because everyone around them already knew. The city did not explain its power. It demonstrated it, all day, everywhere, in the path someone cleared or did not, in the doorway someone was not standing in.</w:t>
-      </w:r>
-    </w:p>
-    <w:p>
-      <w:r>
-        <w:t>They crossed out of Duthcloim into Narbondellyn, where the streets widened and the houses stopped defending themselves and began displaying instead — elegant estates, artisan shops, metals and stones worn where they would be seen, rank carved in the architecture for anyone fluent. Beyond, screened by enormous mushrooms and by distance, lay Qu'ellarz'orl, the heights where the great houses sat, where commoners did not wander and even Layn, who was not a commoner, had been allowed only to look.</w:t>
-      </w:r>
-    </w:p>
-    <w:p>
-      <w:r>
-        <w:t>At the center of it all rose Narbondel, the city's clock, a pillar of stone taller than any tower. He could not see its top from here, but he could see the band of warmth that was climbing it — the Archmage's fire, laid into the stone each morning, rising through the day while the whole city watched it the way surface folk watched a sun. His nurse glanced at it once, mid-street, to know the hour. When the warmth reached the top and died, the city would go dark, and the dark was the same dark that had been there all along. There was no night in Menzoberranzan. The day simply ended and the truth resumed.</w:t>
-      </w:r>
-    </w:p>
-    <w:p>
-      <w:r>
-        <w:t>Near the pillar's base, a beggar — Layn's nurse called such people by other words — had set out trays of dead things: beetles, lizards, a spider with legs like wire. Souvenirs for soft-minded traders. One of the dead spiders was as long as Layn's forearm, and Layn felt his own size the way he felt it nowhere else, under the carved bodies of the ones in the temple district, above the gates, in the emblems on every second banner. Spiders were the city's alphabet. Some were beautiful, some were grotesque, and a child learned early that there were things it was wiser to observe than to touch, even when they were only stone.</w:t>
-      </w:r>
-    </w:p>
-    <w:p>
-      <w:r>
-        <w:t xml:space="preserve">Once, on the walk back, his nurse took a longer road, and on that road stood a doorway whose lintel still bore the emblem of a house that no longer existed. The stone was old and the emblem had been cut deep, deliberately deep, by people who had wanted it to outlast the house. It had. Layn stopped to look, and his nurse let him, and he understood without anyone explaining it that the house had not merely fallen; it had been </w:t>
-      </w:r>
-      <w:r>
-        <w:rPr>
-          <w:i/>
-        </w:rPr>
-        <w:t>answered</w:t>
-      </w:r>
-      <w:r>
-        <w:t>, in a city that kept its grudges longer than its people. A drow lived centuries. Menzoberranzan lived longer. A murder from three generations back was still a name, still a weight in a doorway, still a reason a certain family traded at a certain stall and nowhere else.</w:t>
-      </w:r>
-    </w:p>
-    <w:p>
-      <w:r>
-        <w:t>The city remembered. Sometimes the living did not.</w:t>
-      </w:r>
-    </w:p>
-    <w:p>
-      <w:r>
-        <w:t>They were nearly home when he tried, once, the question he had carried all day.</w:t>
-      </w:r>
-    </w:p>
-    <w:p>
-      <w:r>
-        <w:t>“Why did you look at the colonnade?”</w:t>
-      </w:r>
-    </w:p>
-    <w:p>
-      <w:r>
-        <w:t>His nurse did not answer. Layn had not expected her to; he had wanted her to, and the distance between those two things was the whole size of his life so far. She turned through the compound gate, and Layn looked back once, the way he was not supposed to, at the second city hanging above the first, at the band of heat climbing the pillar, at the faerie fire reading the dark.</w:t>
-      </w:r>
-    </w:p>
-    <w:p>
-      <w:r>
-        <w:t>Everything in the city was caught in something. The streets in the houses, the houses in the ranks, the ranks in the spider's shape, the dark in the light's edges, and all of it, somewhere far above and behind, held in a web he could feel but not see.</w:t>
-      </w:r>
-    </w:p>
-    <w:p>
-      <w:r>
-        <w:t>He went in. The gate closed behind him, and the city went on being watched.</w:t>
       </w:r>
     </w:p>
     <w:p>

--- a/characters/laynlindr-freth/backstory/book/Soulknife.docx
+++ b/characters/laynlindr-freth/backstory/book/Soulknife.docx
@@ -117,17 +117,17 @@
     </w:p>
     <w:p>
       <w:r>
-        <w:t>Some houses clung to the cavern walls, while others rose from the floor in defensive spires. Paths crossed the roof overhead, where powerful magic held homes and galleries against the stone, and from below, the highest districts seemed to hang above the city like a second, inverted world.</w:t>
-      </w:r>
-    </w:p>
-    <w:p>
-      <w:r>
-        <w:t>At the cavern's center stood Narbondel, a huge natural pillar of stone that served as the city's clock. Each morning, the Archmage warmed the stone to life, and a band of heat climbed slowly up the pillar as the day passed, read from almost every street, bridge, and balcony by eyes that saw warmth as the surface folk saw color. When the heat reached its end and faded into cold, Menzoberranzan entered its long night. No bell announced the hour, and no sun crossed a horizon; the city simply watched the stone.</w:t>
-      </w:r>
-    </w:p>
-    <w:p>
-      <w:r>
-        <w:t>Blue, green, and violet faerie fire burned across the city, outlining towers, gates, and house compounds in cold radiance, while pale fungi clung to the deeper walls and added their own weak glow. In some districts, the streets were bright enough for traders to display their goods; in others, the light thinned until it became little more than a suggestion against the black.</w:t>
+        <w:t>Some Houses clung to the cavern walls, while others rose from the floor in defensive spires. Paths crossed the roof overhead, where powerful magic held homes and galleries against the stone, and from below, the highest districts seemed to hang above the city like a second, inverted world.</w:t>
+      </w:r>
+    </w:p>
+    <w:p>
+      <w:r>
+        <w:t>At the cavern’s center stood Narbondel, a huge natural pillar of stone that served as the city’s clock. Each morning, the Archmage warmed the stone to life, and a band of heat climbed slowly up the pillar as the day passed, read from almost every street, bridge, and balcony by eyes that saw warmth as the surface folk saw color. When the heat reached its end and faded into cold, Menzoberranzan entered its long night. No bell announced the hour, and no sun crossed a horizon; the city simply watched the stone.</w:t>
+      </w:r>
+    </w:p>
+    <w:p>
+      <w:r>
+        <w:t>Blue, green, and violet faerie fire burned across the city, outlining towers, gates, and House compounds in cold radiance, while pale fungi clung to the deeper walls and added their own weak glow. In some districts, the streets were bright enough for traders to display their goods; in others, the light thinned until it became little more than a suggestion against the black.</w:t>
       </w:r>
     </w:p>
     <w:p>
@@ -157,12 +157,12 @@
     </w:p>
     <w:p>
       <w:r>
-        <w:t>In Narbondellyn, the streets widened, giving way to elegant estates, fashionable shops, skilled artisans, and houses wealthy enough to make their status visible in stone and metal. It was a district where reputation could be displayed as easily as jewelry, and where a passing glance at a doorway might tell an experienced drow more about its owner than the house name ever would.</w:t>
-      </w:r>
-    </w:p>
-    <w:p>
-      <w:r>
-        <w:t>Beyond it stood Qu'ellarz'orl, screened from much of the city by enormous mushrooms and guarded by distance as much as by force. The greatest noble houses occupied its heights, while commoners and outsiders did not wander there by accident.</w:t>
+        <w:t>In Narbondellyn, the streets widened, giving way to elegant estates, fashionable shops, skilled artisans, and houses wealthy enough to make their status visible in stone and metal. It was a district where reputation could be displayed as easily as jewelry, and where a passing glance at a doorway might tell an experienced drow more about its owner than the House name ever would.</w:t>
+      </w:r>
+    </w:p>
+    <w:p>
+      <w:r>
+        <w:t>Beyond it stood Qu’ellarz’orl, screened from much of the city by enormous mushrooms and guarded by distance as much as by force. The greatest noble Houses occupied its heights, while commoners and outsiders did not wander there by accident.</w:t>
       </w:r>
     </w:p>
     <w:p>
@@ -172,12 +172,7 @@
     </w:p>
     <w:p>
       <w:r>
-        <w:t>The city was not silent. Footsteps crossed the bridges, merchants called from shadowed stalls, servants carried messages beneath the eyes of armed guards, and smiths struck heated metal. Somewhere deeper in the cavern, a slave shouted and was silenced. Noble processions moved through the traffic, and the crowd opened before them without needing to be told.</w:t>
-      </w:r>
-    </w:p>
-    <w:p>
-      <w:r>
-        <w:t>People knew how to make room. A merchant noticed a house emblem before he noticed the person wearing it; a servant recognized the rank of a passing noble by clothing, weapons, and the way those around her behaved; and a warrior saw a priestess approaching and changed his posture before she had reached him. Children learned these things without lessons because everyone around them already knew.</w:t>
+        <w:t>The city was not silent. Footsteps crossed the bridges, merchants called from shadowed stalls, servants carried messages beneath the eyes of armed guards, and smiths struck heated metal. Somewhere deeper in the cavern, a slave shouted and was silenced.</w:t>
       </w:r>
     </w:p>
     <w:p>
@@ -197,7 +192,7 @@
     </w:p>
     <w:p>
       <w:r>
-        <w:t>Every shadow could contain a threat, an opportunity, or nothing at all, and the drow had spent thousands of years learning the difference.</w:t>
+        <w:t>Every shadow could contain a threat, an opportunity, or nothing at all, and the drow had spent thousands of years learning the difference. The dark was where they lived, where they had buried themselves, and where they had learned how to kill.</w:t>
       </w:r>
     </w:p>
     <w:p>
@@ -227,7 +222,7 @@
     </w:p>
     <w:p>
       <w:r>
-        <w:t>A ruined doorway might still bear the insignia of a house that had fallen centuries ago. An old passage might have been widened because some dead Matron Mother had once needed her procession to pass through it, while a name spoken in one district might still carry the weight of a murder committed generations earlier.</w:t>
+        <w:t>A ruined doorway might still bear the insignia of a House that had fallen centuries ago. An old passage might have been widened because some dead Matron Mother had once needed her procession to pass through it, while a name spoken in one district might still carry the weight of a murder committed generations earlier.</w:t>
       </w:r>
     </w:p>
     <w:p>
@@ -237,7 +232,7 @@
     </w:p>
     <w:p>
       <w:r>
-        <w:t>In those long years, the drow also carried the old world's gifts into the dark and bent them to their own uses. As children grew, they learned the powers inherent to their kind: lights appearing at a gesture, darkness gathering where it was commanded, magic capable of revealing a hidden target or lifting a body from the ground.</w:t>
+        <w:t>In those long years, the drow also carried the old world’s gifts into the dark and bent them to their own uses. As children grew, they learned the powers inherent to their kind: lights appearing at a gesture, darkness gathering where it was commanded, magic capable of revealing a hidden target or lifting a body from the ground.</w:t>
       </w:r>
     </w:p>
     <w:p>
@@ -247,22 +242,12 @@
     </w:p>
     <w:p>
       <w:r>
-        <w:t>The city did not teach a drow child to marvel at such things; it taught the child to use them. A drow who could summon light learned that light could distract, a drow who could summon darkness learned that darkness could hide, and a drow who could make another body glow learned that being seen at the wrong moment could be as dangerous as being invisible.</w:t>
-      </w:r>
-    </w:p>
-    <w:p>
-      <w:r>
         <w:t>Magic was part of life long before it became a profession.</w:t>
       </w:r>
     </w:p>
     <w:p>
       <w:r>
-        <w:t>The dark was never empty to them. They saw further into it than any surface eye, and they read it like a language. It was where they lived, where they had buried themselves, and where they had learned how to kill.</w:t>
-      </w:r>
-    </w:p>
-    <w:p>
-      <w:r>
-        <w:t>Spiders filled the city's architecture: carved into pillars, worked into doorways, raised above temples, and woven into the emblems of many houses. Some were beautiful, some grotesque, and some were so large that a child could stand beneath their carved bodies and still feel small. They appeared on jewelry, weapons, walls, shrines, and banners, serving as warnings, symbols, and reminders.</w:t>
+        <w:t>Spiders filled the city’s architecture: carved into pillars, worked into doorways, raised above temples, and woven into the emblems of many Houses. Some were beautiful, some grotesque, and some were so large that a child could stand beneath their carved bodies and still feel small. They appeared on jewelry, weapons, walls, shrines, and banners, serving as warnings, symbols, and reminders.</w:t>
       </w:r>
     </w:p>
     <w:p>
@@ -272,12 +257,12 @@
     </w:p>
     <w:p>
       <w:r>
-        <w:t>Its towers belonged to houses. Its bridges carried traffic under the watch of whoever controlled the territory around them. Its markets belonged to merchants who understood which customers could be cheated and which customers could not. Its highest districts belonged to families whose names could change the way a room breathed.</w:t>
-      </w:r>
-    </w:p>
-    <w:p>
-      <w:r>
-        <w:t>Every path through Menzoberranzan passed through someone's power.</w:t>
+        <w:t>Its towers belonged to Houses. Its bridges carried traffic under the watch of whoever controlled the territory around them. Its markets belonged to merchants who understood which customers could be cheated and which customers could not. Its highest districts belonged to families whose names could change the way a room breathed.</w:t>
+      </w:r>
+    </w:p>
+    <w:p>
+      <w:r>
+        <w:t>Every path through Menzoberranzan passed through someone’s power.</w:t>
       </w:r>
     </w:p>
     <w:p>
@@ -352,12 +337,12 @@
     </w:p>
     <w:p>
       <w:r>
-        <w:t>The first soldier's thumb paused against the vessel's rim. “Then someone opened it between our stores.”</w:t>
-      </w:r>
-    </w:p>
-    <w:p>
-      <w:r>
-        <w:t>“Name the handler,” the second replied, his tone cool.</w:t>
+        <w:t>The first soldier’s thumb paused against the vessel’s rim. “Then someone opened it between our stores.”</w:t>
+      </w:r>
+    </w:p>
+    <w:p>
+      <w:r>
+        <w:t>“Name the handler,” the second replied.</w:t>
       </w:r>
     </w:p>
     <w:p>
@@ -372,7 +357,7 @@
     </w:p>
     <w:p>
       <w:r>
-        <w:t>They moved on, neither having raised his voice. There was no need. Each had tested the other's claim, neither willing to absorb the cost, and the matter had ended only when one decided the argument was no longer worth continuing. Courtesy had served its purpose without becoming trust.</w:t>
+        <w:t>They moved on, neither having raised his voice. There was no need. Each had tested the other’s claim, neither willing to absorb the cost, and the matter had ended only when one decided the argument was no longer worth continuing. Courtesy had served its purpose without becoming trust.</w:t>
       </w:r>
     </w:p>
     <w:p>
@@ -397,12 +382,7 @@
     </w:p>
     <w:p>
       <w:r>
-        <w:t>The first banner bore the insignia of Baenre.</w:t>
-      </w:r>
-    </w:p>
-    <w:p>
-      <w:r>
-        <w:t>The second carried the mark of Teken'duis.</w:t>
+        <w:t>The first banner bore the insignia of Baenre. The second carried the mark of Teken’duis.</w:t>
       </w:r>
     </w:p>
     <w:p>
@@ -412,12 +392,12 @@
     </w:p>
     <w:p>
       <w:r>
-        <w:t>A high priestess of Baenre walked beneath the first standard, surrounded by attendants and lesser priestesses. The Matron Mother of Baenre had not come; she had no need to attend a lesser House's punishment herself. A priestess of sufficient rank was enough to carry Baenre's authority, and her presence made the arrangement plain: the First House had been asked to stand as the hand of Lolth, while Teken'duis came to answer before it.</w:t>
-      </w:r>
-    </w:p>
-    <w:p>
-      <w:r>
-        <w:t>The Matron Mother of Teken'duis followed beneath her own banner, walking close behind the Baenre priestess. The difference between them was not measured only by the distance between their feet.</w:t>
+        <w:t>A high priestess of Baenre walked beneath the first standard, surrounded by attendants and lesser priestesses. The Matron Mother of Baenre had not come; she had no need to attend a lesser House’s punishment herself. A priestess of sufficient rank was enough to carry Baenre’s authority, and her presence made the arrangement plain: the First House had been asked to stand as the hand of Lolth, while Teken’duis came to answer before it.</w:t>
+      </w:r>
+    </w:p>
+    <w:p>
+      <w:r>
+        <w:t>The Matron Mother of Teken’duis followed beneath her own banner, walking close behind the Baenre priestess. The difference between them was not measured only by the distance between their feet.</w:t>
       </w:r>
     </w:p>
     <w:p>
@@ -427,7 +407,7 @@
     </w:p>
     <w:p>
       <w:r>
-        <w:t>Teken'duis followed.</w:t>
+        <w:t>Teken’duis followed.</w:t>
       </w:r>
     </w:p>
     <w:p>
@@ -442,12 +422,12 @@
     </w:p>
     <w:p>
       <w:r>
-        <w:t>The soldier with the armed spider kept his eyes on the procession. “The charge?”</w:t>
-      </w:r>
-    </w:p>
-    <w:p>
-      <w:r>
-        <w:t>The other soldier glanced once toward the Teken'duis banner. “Blasphemy.”</w:t>
+        <w:t>“The charge?” the soldier with the armed spider asked.</w:t>
+      </w:r>
+    </w:p>
+    <w:p>
+      <w:r>
+        <w:t>The other soldier glanced once toward the Teken’duis banner. “Blasphemy.”</w:t>
       </w:r>
     </w:p>
     <w:p>
@@ -457,12 +437,12 @@
     </w:p>
     <w:p>
       <w:r>
-        <w:t>The passage opened into a circular chamber cut from the rock, and the soldiers stopped near the entrance. From where they stood, the entire chamber was visible: a low stone altar upon a raised circular platform at its center, black candles burning around it, and behind the altar a great carving of Lolth, her beautiful female form descending into the body of a monstrous spider, her legs spreading across the wall. The banners of Baenre and Teken'duis stood on either side of the altar.</w:t>
-      </w:r>
-    </w:p>
-    <w:p>
-      <w:r>
-        <w:t>The Baenre high priestess took her position before it, while the Matron of Teken'duis knelt behind her and other priestesses formed a wide circle around the platform.</w:t>
+        <w:t>The passage opened into a circular chamber cut from the rock, and the soldiers stopped near the entrance. From where they stood, the entire chamber was visible: a low stone altar upon a raised circular platform at its center, black candles burning around it, and behind the altar a great carving of Lolth, her beautiful female form descending into the body of a monstrous spider, her legs spreading across the wall. The banners of Baenre and Teken’duis stood on either side of the altar.</w:t>
+      </w:r>
+    </w:p>
+    <w:p>
+      <w:r>
+        <w:t>The Baenre high priestess took her position before it, while the Matron of Teken’duis knelt behind her and other priestesses formed a wide circle around the platform.</w:t>
       </w:r>
     </w:p>
     <w:p>
@@ -472,7 +452,7 @@
     </w:p>
     <w:p>
       <w:r>
-        <w:t>He was a male drow of Teken'duis, dressed in formal House clothing, his wrists bound before him. His eyes were open, but he did not look at the soldiers or at the crowd; his movements were precise and obedient, as if every step had already been decided for him, while a priestess rested two fingers against the side of his neck and guided him forward.</w:t>
+        <w:t>He was a male drow of Teken’duis, dressed in formal House clothing, his wrists bound before him. His eyes were open, but he did not look at the soldiers or at the crowd; his movements were precise and obedient, as if every step had already been decided for him, while a priestess rested two fingers against the side of his neck and guided him forward.</w:t>
       </w:r>
     </w:p>
     <w:p>
@@ -482,7 +462,7 @@
     </w:p>
     <w:p>
       <w:r>
-        <w:t>A condemned male who shouted accusations through the streets, begged for his life, or named those who had arranged his fall could humiliate his House before the entire city, and Teken'duis would not permit that.</w:t>
+        <w:t>A condemned male who shouted accusations through the streets, begged for his life, or named those who had arranged his fall could humiliate his House before the entire city, and Teken’duis would not permit that.</w:t>
       </w:r>
     </w:p>
     <w:p>
@@ -497,7 +477,7 @@
     </w:p>
     <w:p>
       <w:r>
-        <w:t>The lesser priestesses repeated the final words together, their voices turning the prayer into a warning that belonged to everyone in the room. The Matron of Teken'duis lowered her head.</w:t>
+        <w:t>The lesser priestesses repeated the final words together, their voices turning the prayer into a warning that belonged to everyone in the room. The Matron of Teken’duis lowered her head.</w:t>
       </w:r>
     </w:p>
     <w:p>
@@ -517,7 +497,7 @@
     </w:p>
     <w:p>
       <w:r>
-        <w:t>Lolth's worship was not separate from the law of the city. Her priestesses were not merely keepers of shrines; they were the authorities through whom the goddess's order was enforced, and a drow accused of blasphemy could be placed beneath their judgment regardless of rank.</w:t>
+        <w:t>Lolth’s worship was not separate from the law of the city. Her priestesses were not merely keepers of shrines; they were the authorities through whom the goddess’s order was enforced, and a drow accused of blasphemy could be placed beneath their judgment regardless of rank.</w:t>
       </w:r>
     </w:p>
     <w:p>
@@ -527,7 +507,7 @@
     </w:p>
     <w:p>
       <w:r>
-        <w:t>Teken'duis had been careful for some time. Its offerings had diminished, its public displays of devotion had become less confident, and failures that might once have been attributed to bad judgment or an unlucky rival had begun to gather a more dangerous interpretation.</w:t>
+        <w:t>Teken’duis had been careful for some time. Its offerings had diminished, its public displays of devotion had become less confident, and failures that might once have been attributed to bad judgment or an unlucky rival had begun to gather a more dangerous interpretation.</w:t>
       </w:r>
     </w:p>
     <w:p>
@@ -547,7 +527,7 @@
     </w:p>
     <w:p>
       <w:r>
-        <w:t>In Menzoberranzan, success was never only success. A fortunate campaign could be called Lolth's blessing, a prosperous season could be offered as proof of devotion, and a rival's failure could be taken as evidence that the goddess preferred another House.</w:t>
+        <w:t>In Menzoberranzan, success was never only success. A fortunate campaign could be called Lolth’s blessing, a prosperous season could be offered as proof of devotion, and a rival’s failure could be taken as evidence that the goddess preferred another House.</w:t>
       </w:r>
     </w:p>
     <w:p>
@@ -562,12 +542,12 @@
     </w:p>
     <w:p>
       <w:r>
-        <w:t>That was why Houses competed so fiercely for rank, influence, and reputation. Wealth mattered, soldiers mattered, and knowledge mattered, but all of them were means to the same greater end: remaining in the goddess's favor.</w:t>
-      </w:r>
-    </w:p>
-    <w:p>
-      <w:r>
-        <w:t>Teken'duis had decided to make that calculation visible.</w:t>
+        <w:t>That was why Houses competed so fiercely for rank, influence, and reputation. Wealth mattered, soldiers mattered, and knowledge mattered, but all of them were means to the same greater end: remaining in the goddess’s favor.</w:t>
+      </w:r>
+    </w:p>
+    <w:p>
+      <w:r>
+        <w:t>Teken’duis had decided to make that calculation visible.</w:t>
       </w:r>
     </w:p>
     <w:p>
@@ -597,32 +577,22 @@
     </w:p>
     <w:p>
       <w:r>
-        <w:t>The laws of the city gave the Houses rules for their struggle, while Lolth's religion gave those rules their purpose. A House could scheme, compete, and destroy its enemies, but it still needed to preserve the appearance that its actions belonged within the order established by the Spider Queen.</w:t>
-      </w:r>
-    </w:p>
-    <w:p>
-      <w:r>
-        <w:t>Teken'duis was walking that narrow line.</w:t>
-      </w:r>
-    </w:p>
-    <w:p>
-      <w:r>
-        <w:t>The subject was brought onto the platform. The high priestess stood before him, the Matron remained kneeling, and the Baenre and Teken'duis banners rose behind them, making the hierarchy plain for everyone to see.</w:t>
-      </w:r>
-    </w:p>
-    <w:p>
-      <w:r>
-        <w:t>Baenre had sent a priestess because its authority did not require the presence of its Matron. The First House could lend Lolth's judgment to a lesser House without yielding its own importance. Teken'duis had brought its Matron because the condemned male belonged to it, and because the House itself needed to be seen making the offering.</w:t>
-      </w:r>
-    </w:p>
-    <w:p>
-      <w:r>
-        <w:t>The two soldiers watched from the entrance.</w:t>
-      </w:r>
-    </w:p>
-    <w:p>
-      <w:r>
-        <w:t>The high priestess touched two fingers to the subject's forehead, and the spell released.</w:t>
+        <w:t>The laws of the city gave the Houses rules for their struggle, while Lolth’s religion gave those rules their purpose. A House could scheme, compete, and destroy its enemies, but it still needed to preserve the appearance that its actions belonged within the order established by the Spider Queen.</w:t>
+      </w:r>
+    </w:p>
+    <w:p>
+      <w:r>
+        <w:t>Teken’duis was walking that narrow line.</w:t>
+      </w:r>
+    </w:p>
+    <w:p>
+      <w:r>
+        <w:t>The subject was brought onto the platform. The high priestess stood before him, the Matron remained kneeling, and the Baenre and Teken’duis banners rose behind them, making the hierarchy plain for everyone to see. The two soldiers watched from the entrance.</w:t>
+      </w:r>
+    </w:p>
+    <w:p>
+      <w:r>
+        <w:t>The high priestess touched two fingers to the subject’s forehead, and the spell released.</w:t>
       </w:r>
     </w:p>
     <w:p>
@@ -632,32 +602,22 @@
     </w:p>
     <w:p>
       <w:r>
-        <w:t>The Matron of Teken'duis watched him. Her face was rigid, not with pity and not at the thought of what would happen to him, but with an attention fixed on the high priestess and the altar beyond her. She was waiting to see whether Lolth would accept what Teken'duis had brought.</w:t>
-      </w:r>
-    </w:p>
-    <w:p>
-      <w:r>
-        <w:t>That was the true purpose of the ceremony.</w:t>
-      </w:r>
-    </w:p>
-    <w:p>
-      <w:r>
-        <w:t>The House did not offer the male because his death was necessary. It offered him because the House believed that losing him might be worth gaining the goddess's favor again.</w:t>
-      </w:r>
-    </w:p>
-    <w:p>
-      <w:r>
-        <w:t>If ten males had been certain to win back that favor, Teken'duis would have had little difficulty surrendering them. The difficulty was not compassion; it was proving that the sacrifices were punishments permitted by Lolth's law rather than killings committed simply because the House desired them.</w:t>
-      </w:r>
-    </w:p>
-    <w:p>
-      <w:r>
-        <w:t>That was the balance every ambitious House understood: enough cruelty to satisfy the goddess, and enough law to make the cruelty acceptable.</w:t>
-      </w:r>
-    </w:p>
-    <w:p>
-      <w:r>
-        <w:t>The priestesses began to sing, their voices rising around the platform in measured praise of Lolth's strength and judgment.</w:t>
+        <w:t>The Matron of Teken’duis watched him. Her face was rigid, not with pity and not at the thought of what would happen to him, but with an attention fixed on the high priestess and the altar beyond her. She was waiting to see whether Lolth would accept what Teken’duis had brought.</w:t>
+      </w:r>
+    </w:p>
+    <w:p>
+      <w:r>
+        <w:t>The House did not offer the male because his death was necessary. It offered him because the House believed that losing him might be worth gaining the goddess’s favor again.</w:t>
+      </w:r>
+    </w:p>
+    <w:p>
+      <w:r>
+        <w:t>Every ambitious House understood the balance: enough cruelty to satisfy the goddess, and enough law to make the cruelty acceptable.</w:t>
+      </w:r>
+    </w:p>
+    <w:p>
+      <w:r>
+        <w:t>The priestesses began to sing, their voices rising around the platform in measured praise of Lolth’s strength and judgment.</w:t>
       </w:r>
     </w:p>
     <w:p>
@@ -677,17 +637,12 @@
     </w:p>
     <w:p>
       <w:r>
-        <w:t>The high priestess lifted a ceremonial blade.</w:t>
-      </w:r>
-    </w:p>
-    <w:p>
-      <w:r>
-        <w:t>The Matron remained motionless.</w:t>
-      </w:r>
-    </w:p>
-    <w:p>
-      <w:r>
-        <w:t>The blade entered the male's chest beneath the House insignia. He convulsed, and his cry broke through the chamber before the priestesses drowned it beneath their voices.</w:t>
+        <w:t>The high priestess lifted a ceremonial blade. The Matron remained motionless.</w:t>
+      </w:r>
+    </w:p>
+    <w:p>
+      <w:r>
+        <w:t>The blade entered the male’s chest beneath the House insignia. He convulsed, and his cry broke through the chamber before the priestesses drowned it beneath their voices.</w:t>
       </w:r>
     </w:p>
     <w:p>
@@ -697,22 +652,17 @@
     </w:p>
     <w:p>
       <w:r>
-        <w:t>The Baenre priestess held him until his struggling ceased. The Matron of Teken'duis watched until his body became still, her face showing no triumph, only waiting.</w:t>
-      </w:r>
-    </w:p>
-    <w:p>
-      <w:r>
-        <w:t>Then the high priestess withdrew the blade.</w:t>
-      </w:r>
-    </w:p>
-    <w:p>
-      <w:r>
-        <w:t>The first part of the ritual was finished.</w:t>
-      </w:r>
-    </w:p>
-    <w:p>
-      <w:r>
-        <w:t>Priestesses of House Teken'duis gathered around the altar and began a longer prayer. Now the House would wait beneath Lolth's gaze.</w:t>
+        <w:t>The Baenre priestess held him until his struggling ceased. The Matron of Teken’duis watched until his body became still, her face showing no triumph, only waiting.</w:t>
+      </w:r>
+    </w:p>
+    <w:p>
+      <w:r>
+        <w:t>Then the high priestess withdrew the blade. The first part of the ritual was finished.</w:t>
+      </w:r>
+    </w:p>
+    <w:p>
+      <w:r>
+        <w:t>Priestesses of House Teken’duis gathered around the altar and began a longer prayer. Now the House would wait beneath Lolth’s gaze.</w:t>
       </w:r>
     </w:p>
     <w:p>
@@ -737,12 +687,7 @@
     </w:p>
     <w:p>
       <w:r>
-        <w:t>The soldier continued toward the House district.</w:t>
-      </w:r>
-    </w:p>
-    <w:p>
-      <w:r>
-        <w:t>Ahead, the dark towers of a drow House rose from the stone. Its galleries climbed the rock in severe lines, narrow balconies overlooked the streets below, and weapons marked the approaches. The two spiders, the unmistakable insignia of House Freth, the 19th of Menzoberranzan, faced one another above the entrance, watching the ever-moving city.</w:t>
+        <w:t>Ahead, the dark towers of a drow House rose from the stone. Its galleries climbed the rock in severe lines, narrow balconies overlooked the streets below, and weapons marked the approaches. The two spiders, the unmistakable insignia of House Freth, nineteenth House of Menzoberranzan, faced one another above the entrance, watching the ever-moving city.</w:t>
       </w:r>
     </w:p>
     <w:p>
@@ -757,7 +702,7 @@
     </w:p>
     <w:p>
       <w:r>
-        <w:t>Lolth did not need to stand in every street. Her priestesses carried her authority, her hierarchy determined who could command, who could punish, who must kneel, and who could be offered, and her Houses competed not merely against one another, but for the goddess's continued regard.</w:t>
+        <w:t>Lolth did not need to stand in every street. Her priestesses carried her authority, her hierarchy determined who could command, who could punish, who must kneel, and who could be offered, and her Houses competed not merely against one another, but for the goddess’s continued regard.</w:t>
       </w:r>
     </w:p>
     <w:p>
@@ -827,22 +772,22 @@
     </w:p>
     <w:p>
       <w:r>
-        <w:t>House Freth was one of the lower houses of Menzoberranzan, and it did not forget what that meant. A house was family and faction, fortress and store of knowledge, the name that opened a door—or closed one forever. A house that appeared weak invited enemies.</w:t>
-      </w:r>
-    </w:p>
-    <w:p>
-      <w:r>
-        <w:t>House Freth had carved its halls into a broad rise of dark stone. Sweeping arches opened onto narrow balconies. Weapons hung where visitors could see them. The house insignia appeared on warriors' chests and bracers, worked into metal, and set above doorways: two spiders facing one another.</w:t>
-      </w:r>
-    </w:p>
-    <w:p>
-      <w:r>
-        <w:t>Carved spiders occupied every place where a reminder of Lolth seemed appropriate. The goddess took one spider for her symbol. House Freth had taken two, facing one another, and no one within the house confused the one for the others.</w:t>
-      </w:r>
-    </w:p>
-    <w:p>
-      <w:r>
-        <w:t>The house was alive with movement.</w:t>
+        <w:t>House Freth was one of the lower Houses of Menzoberranzan, and it did not forget what that meant. A House was family and faction, fortress and store of knowledge, the name that opened a door—or closed one forever. A House that appeared weak invited enemies.</w:t>
+      </w:r>
+    </w:p>
+    <w:p>
+      <w:r>
+        <w:t>House Freth had carved its halls into a broad rise of dark stone. Sweeping arches opened onto narrow balconies. Weapons hung where visitors could see them. The House insignia appeared on warriors’ chests and bracers, worked into metal, and set above doorways: two spiders facing one another.</w:t>
+      </w:r>
+    </w:p>
+    <w:p>
+      <w:r>
+        <w:t>Carved spiders occupied every place where a reminder of Lolth seemed appropriate. The goddess took one spider for her symbol. House Freth had taken two, facing one another, and no one within the House confused the one with the two.</w:t>
+      </w:r>
+    </w:p>
+    <w:p>
+      <w:r>
+        <w:t>The House was alive with movement.</w:t>
       </w:r>
     </w:p>
     <w:p>
@@ -852,7 +797,7 @@
     </w:p>
     <w:p>
       <w:r>
-        <w:t>The house never truly slept.</w:t>
+        <w:t>The House never truly slept.</w:t>
       </w:r>
     </w:p>
     <w:p>
@@ -867,12 +812,7 @@
     </w:p>
     <w:p>
       <w:r>
-        <w:t>A male servant knelt in the middle of the hall.</w:t>
-      </w:r>
-    </w:p>
-    <w:p>
-      <w:r>
-        <w:t>The servant had made some mistake.</w:t>
+        <w:t>A human servant knelt in the middle of the hall. He had made some mistake.</w:t>
       </w:r>
     </w:p>
     <w:p>
@@ -902,12 +842,7 @@
     </w:p>
     <w:p>
       <w:r>
-        <w:t>For the briefest instant, his eyes rose.</w:t>
-      </w:r>
-    </w:p>
-    <w:p>
-      <w:r>
-        <w:t>He met the priestess’s gaze.</w:t>
+        <w:t>For the briefest instant, his eyes rose and met the priestess’s gaze.</w:t>
       </w:r>
     </w:p>
     <w:p>
@@ -927,12 +862,7 @@
     </w:p>
     <w:p>
       <w:r>
-        <w:t>The priestess lifted one hand.</w:t>
-      </w:r>
-    </w:p>
-    <w:p>
-      <w:r>
-        <w:t>A pulse of violet light passed through the servant’s body.</w:t>
+        <w:t>The priestess lifted one hand, and a pulse of violet light passed through the servant’s body.</w:t>
       </w:r>
     </w:p>
     <w:p>
@@ -942,12 +872,7 @@
     </w:p>
     <w:p>
       <w:r>
-        <w:t>The servant slumped onto the stone floor, already more liquid than flesh.</w:t>
-      </w:r>
-    </w:p>
-    <w:p>
-      <w:r>
-        <w:t>The priestess lowered her hand.</w:t>
+        <w:t>The servant slumped onto the stone floor, already more liquid than flesh. The priestess lowered her hand.</w:t>
       </w:r>
     </w:p>
     <w:p>
@@ -972,12 +897,7 @@
     </w:p>
     <w:p>
       <w:r>
-        <w:t>The priestess had not needed to explain the punishment.</w:t>
-      </w:r>
-    </w:p>
-    <w:p>
-      <w:r>
-        <w:t>The servant had looked where he should not have looked.</w:t>
+        <w:t>The priestess had not needed to explain the punishment. The servant had looked where he should not have looked.</w:t>
       </w:r>
     </w:p>
     <w:p>
@@ -1017,22 +937,12 @@
     </w:p>
     <w:p>
       <w:r>
-        <w:t>He stepped into the corridor.</w:t>
-      </w:r>
-    </w:p>
-    <w:p>
-      <w:r>
-        <w:t>Two servants approached from the opposite direction. They noticed him, moved aside, and lowered their eyes just enough to acknowledge the difference between them. One nearly dropped the folded garments he carried while hurrying to clear the passage.</w:t>
-      </w:r>
-    </w:p>
-    <w:p>
-      <w:r>
-        <w:t>The boy did not comment.</w:t>
-      </w:r>
-    </w:p>
-    <w:p>
-      <w:r>
-        <w:t>The boy understood the hierarchy without ever needing to recite it. He had learned it from the way people moved around one another. His blood gave him a place above the servants.</w:t>
+        <w:t>He stepped into the corridor. Two servants approached from the opposite direction. They noticed him, moved aside, and lowered their eyes just enough to acknowledge the difference between them. One nearly dropped the folded garments he carried while hurrying to clear the passage. The boy did not comment.</w:t>
+      </w:r>
+    </w:p>
+    <w:p>
+      <w:r>
+        <w:t>He understood the hierarchy without ever needing to recite it. He had learned it from the way people moved around one another. His blood gave him a place above the servants.</w:t>
       </w:r>
     </w:p>
     <w:p>
@@ -1042,12 +952,7 @@
     </w:p>
     <w:p>
       <w:r>
-        <w:t>He did not wonder why.</w:t>
-      </w:r>
-    </w:p>
-    <w:p>
-      <w:r>
-        <w:t>He simply knew.</w:t>
+        <w:t>He did not wonder why. He simply knew.</w:t>
       </w:r>
     </w:p>
     <w:p>
@@ -1057,17 +962,12 @@
     </w:p>
     <w:p>
       <w:r>
-        <w:t>The boy absorbed these lessons without resistance.</w:t>
-      </w:r>
-    </w:p>
-    <w:p>
-      <w:r>
-        <w:t>He had not yet learned to want anything else.</w:t>
-      </w:r>
-    </w:p>
-    <w:p>
-      <w:r>
-        <w:t>Somewhere beyond the halls, the city continued its endless life. Merchants argued over the price of shipments. Priestesses delivered commands. Noble houses exchanged polite words whose meaning mattered far more than their tone.</w:t>
+        <w:t>The boy absorbed these lessons without resistance. He had not yet learned to want anything else.</w:t>
+      </w:r>
+    </w:p>
+    <w:p>
+      <w:r>
+        <w:t>Somewhere beyond the halls, the city continued its endless life. Merchants argued over the price of shipments. Priestesses delivered commands. Noble Houses exchanged polite words whose meaning mattered far more than their tone.</w:t>
       </w:r>
     </w:p>
     <w:p>
@@ -1092,32 +992,17 @@
     </w:p>
     <w:p>
       <w:r>
-        <w:t>For now, the boy was only one more child within House Freth.</w:t>
-      </w:r>
-    </w:p>
-    <w:p>
-      <w:r>
-        <w:t>A male among thousands.</w:t>
-      </w:r>
-    </w:p>
-    <w:p>
-      <w:r>
-        <w:t>A small piece in a city built from larger pieces.</w:t>
-      </w:r>
-    </w:p>
-    <w:p>
-      <w:r>
-        <w:t>There was nothing remarkable about him.</w:t>
-      </w:r>
-    </w:p>
-    <w:p>
-      <w:r>
-        <w:t>Nothing that demanded the attention of a goddess.</w:t>
-      </w:r>
-    </w:p>
-    <w:p>
-      <w:r>
-        <w:t>And yet he had a name, the way everything in this house had a name that carried its use in front of it.</w:t>
+        <w:t>For now, the boy was only one more child within House Freth. One more male among thousands, a small piece in a city built from larger pieces.</w:t>
+      </w:r>
+    </w:p>
+    <w:p>
+      <w:r>
+        <w:t>There was nothing remarkable about him. Nothing that demanded the attention of a goddess.</w:t>
+      </w:r>
+    </w:p>
+    <w:p>
+      <w:r>
+        <w:t>And yet he had a name, though almost no one in the House would ever use it.</w:t>
       </w:r>
     </w:p>
     <w:p>
@@ -1177,7 +1062,7 @@
     </w:p>
     <w:p>
       <w:r>
-        <w:t>At ten years old, Layn had learned that a day in House Freth did not begin with sunlight, for there was no sunlight beneath Menzoberranzan; it began when the house changed its lights.</w:t>
+        <w:t>At ten years old, Layn had learned that a day in House Freth did not begin with sunlight, for there was no sunlight beneath Menzoberranzan; it began when the House changed its lights.</w:t>
       </w:r>
     </w:p>
     <w:p>
@@ -1202,7 +1087,7 @@
     </w:p>
     <w:p>
       <w:r>
-        <w:t>The corridor outside was empty except for a single female servant carrying a tray. She saw him and froze, pressing herself against the wall with her eyes down and the tray trembling in her hands. Layn read where the morning had gone without being told; she had not spoken at all, and few people in the house did.</w:t>
+        <w:t>The corridor outside was empty except for a single female servant carrying a tray. She saw him and froze, pressing herself against the wall with her eyes down and the tray trembling in her hands. Layn read where the morning had gone without being told; she had not spoken at all, and few people in the House did.</w:t>
       </w:r>
     </w:p>
     <w:p>
@@ -1217,17 +1102,17 @@
     </w:p>
     <w:p>
       <w:r>
-        <w:t>Layn took his usual place at the far end of the table, below the older males and behind the younger daughters, keeping his hands still while servants placed a cup of bitter rothé milk and a dish of spiced cave fungus before him.</w:t>
-      </w:r>
-    </w:p>
-    <w:p>
-      <w:r>
-        <w:t>His elder sister, Dreydre, sat three places closer to the head of the table. She had lived a century—young, still, by the measure of the drow—and already carried herself as though the house had begun making room for her future. Her posture was perfect, her voice quiet, and she never had to repeat an order.</w:t>
-      </w:r>
-    </w:p>
-    <w:p>
-      <w:r>
-        <w:t>Greyanna sat beside her. At sixty, she was younger still, yet her manners were already as flawless as her sister’s; her smiles arrived at exactly the right moments—someone else’s embarrassment, a small injury, a lesson landing on its target—and her eyes rested on such things a heartbeat longer than courtesy required.</w:t>
+        <w:t>Layn took his usual place at the far end of the table, below the older males, keeping his hands still while servants placed a cup of bitter rothé milk and a dish of spiced cave fungus before him.</w:t>
+      </w:r>
+    </w:p>
+    <w:p>
+      <w:r>
+        <w:t>His elder sister, Dreydre, sat three places closer to the head of the table. She had lived nearly a century and a half—young, still, by the measure of the drow—and already carried herself as though the House had begun making room for her future. Her posture was perfect, her voice quiet, and she never had to repeat an order.</w:t>
+      </w:r>
+    </w:p>
+    <w:p>
+      <w:r>
+        <w:t>Greyanna sat beside her. Past eighty, she was younger still, yet her manners were already as flawless as her sister’s; her smiles arrived at exactly the right moments—someone else’s embarrassment, a small injury, a lesson landing on its target—and her eyes rested on such things a heartbeat longer than courtesy required.</w:t>
       </w:r>
     </w:p>
     <w:p>
@@ -1242,7 +1127,7 @@
     </w:p>
     <w:p>
       <w:r>
-        <w:t>The Matron Mother crossed the hall surrounded by two armed females of her guard. Her robes were the dark red of dried blood, embroidered with House Freth’s paired spiders facing one another. She did not hurry; the household adjusted itself to her pace.</w:t>
+        <w:t>The Matron Mother crossed the hall surrounded by two armed females of her guard. Her robes were the dark red of dried blood, embroidered with House Freth’s paired spiders facing one another. A circlet of eight black metal legs curved about her brow, and where they met, two small spiders faced one another above her eyes. She did not hurry; the household adjusted itself to her pace.</w:t>
       </w:r>
     </w:p>
     <w:p>
@@ -1267,7 +1152,7 @@
     </w:p>
     <w:p>
       <w:r>
-        <w:t>The Matron Mother’s eyes remained on her. “And you will not let your sister speak for you.”</w:t>
+        <w:t>“And you will not let your sister speak for you.”</w:t>
       </w:r>
     </w:p>
     <w:p>
@@ -1302,7 +1187,7 @@
     </w:p>
     <w:p>
       <w:r>
-        <w:t>It was how a family was arranged. The house stood at the top, his mother carried the house, the daughters carried the name, and the males carried what was left. He had never thought to question the shape of it any more than he questioned the stone it was carved from. Being passed over was not a wound. It was a place, the way a stone in a wall is a place, and he had been born into his.</w:t>
+        <w:t>It was how a family was arranged. The House stood at the top, his mother carried the House, the daughters carried the name, and the males carried what was left. He had never thought to question the shape of it any more than he questioned the stone it was carved from. Being passed over was not a wound. It was a place, the way a stone in a wall is a place, and he had been born into his.</w:t>
       </w:r>
     </w:p>
     <w:p>
@@ -1313,57 +1198,52 @@
     <w:p>
       <w:pPr/>
       <w:r>
-        <w:t>The first lesson began after the meal, as it always did. House Freth educated its children inside the house until their twentieth year; the daughters were taught the relationships between noble families, the moods of priestesses, and which alliances strengthened a bloodline, while the males learned enough of those matters to avoid interfering with them. The alliances lasted as long as they were useful.</w:t>
-      </w:r>
-    </w:p>
-    <w:p>
-      <w:r>
-        <w:t>Mistress Zilvrae taught Layn in the house’s library, above the training galleries.</w:t>
-      </w:r>
-    </w:p>
-    <w:p>
-      <w:r>
-        <w:t>She was a narrow-faced female with white hair braided tightly against her scalp. She had been born a daughter of a lesser house that House Freth had destroyed and absorbed. When a house fell, its surviving nobles were sometimes taken in rather than killed, and she had outlived her own name by serving the house that had ended it. Her rank was real, her house was gone, and that was why even the older daughters treated her corrections as something to be endured rather than challenged. Her lessons were called instruction, but her true subject was obedience.</w:t>
-      </w:r>
-    </w:p>
-    <w:p>
-      <w:r>
-        <w:t>The lesson was not private. Dreydre sat at the far table with the house’s correspondence, while Greyanna sat in the window seat, turning a silver pin between her fingers.</w:t>
-      </w:r>
-    </w:p>
-    <w:p>
-      <w:r>
-        <w:t>Zilvrae set five emblems on the black table, in a line—five houses of Menzoberranzan, arranged in the order of their power. The city kept a rank of houses, fifty of them counting the lesser ones, and House Freth stood nineteenth on it.</w:t>
-      </w:r>
-    </w:p>
-    <w:p>
-      <w:r>
-        <w:t>Zilvrae tapped the first emblem with one finger and watched Layn's eyes settle on it. “This is the order. Look.”</w:t>
-      </w:r>
-    </w:p>
-    <w:p>
-      <w:r>
-        <w:t>Layn studied the symbols: a silver blade, a broken chain, a spider above a crescent moon, and a crown surrounded by nine points, all of them familiar from the household records he had been allowed to read.</w:t>
-      </w:r>
-    </w:p>
-    <w:p>
-      <w:r>
-        <w:t>She swept the emblems up, shuffled them, and set them out again. Without looking away from him, she said, “Now you.”</w:t>
-      </w:r>
-    </w:p>
-    <w:p>
-      <w:r>
-        <w:t>He set them in the order of their houses’ power.</w:t>
-      </w:r>
-    </w:p>
-    <w:p>
-      <w:r>
-        <w:t>The order was wrong: the broken chain lay where the silver blade belonged and vice versa.</w:t>
-      </w:r>
-    </w:p>
-    <w:p>
-      <w:r>
-        <w:t>Zilvrae touched the misplaced emblem with the end of one finger. “You looked,” she said, her voice patient but unsparing. “You did not see.”</w:t>
+        <w:t>The first lesson began after the meal, as it always did. House Freth educated its children inside the House until their twentieth year; the daughters were taught the relationships between noble families, the moods of priestesses, and which alliances strengthened a bloodline, while the males learned enough of those matters to avoid interfering with them. The alliances lasted as long as they were useful.</w:t>
+      </w:r>
+    </w:p>
+    <w:p>
+      <w:r>
+        <w:t>Mistress Zilvrae taught Layn in the House’s library, above the training galleries.</w:t>
+      </w:r>
+    </w:p>
+    <w:p>
+      <w:r>
+        <w:t>She was a narrow-faced female with white hair braided tightly against her scalp. She had been born a daughter of a lesser House that another House had destroyed. She had survived the night her House fell; the House that destroyed it had not survived much longer. What remained of her had been given to House Freth, and she had outlived her own name by serving the House that took her in. Her rank was real, her House was gone, and that was why even the Matron Mother’s daughters treated her corrections as something to be endured rather than challenged. Her lessons were called instruction, and the House believed their subject was obedience.</w:t>
+      </w:r>
+    </w:p>
+    <w:p>
+      <w:r>
+        <w:t>The lesson was not private. Dreydre sat at the far table with the House’s correspondence, while Greyanna sat in the window seat, turning a silver pin between her fingers.</w:t>
+      </w:r>
+    </w:p>
+    <w:p>
+      <w:r>
+        <w:t>Zilvrae set five emblems on the black table, in a line—five Houses of Menzoberranzan, arranged in the order of their power. The city kept a rank of Houses, fifty of them counting the lesser ones, and House Freth stood nineteenth on it.</w:t>
+      </w:r>
+    </w:p>
+    <w:p>
+      <w:r>
+        <w:t>Zilvrae tapped the first emblem. “This is the order. Look.”</w:t>
+      </w:r>
+    </w:p>
+    <w:p>
+      <w:r>
+        <w:t>Layn studied the symbols: a silver blade, a broken chain, a spider above a crescent moon, a crown surrounded by nine points, and a hand closed around a flame, all of them familiar from the household records he had been allowed to read.</w:t>
+      </w:r>
+    </w:p>
+    <w:p>
+      <w:r>
+        <w:t>She swept the emblems up, shuffled them, and set them out again. “Now you.”</w:t>
+      </w:r>
+    </w:p>
+    <w:p>
+      <w:r>
+        <w:t>He set them in the order of their Houses’ power. The order was wrong: the broken chain lay where the silver blade belonged and vice versa.</w:t>
+      </w:r>
+    </w:p>
+    <w:p>
+      <w:r>
+        <w:t>Zilvrae touched the misplaced emblem with the end of one finger. “You looked. You did not see.”</w:t>
       </w:r>
     </w:p>
     <w:p>
@@ -1378,22 +1258,17 @@
     </w:p>
     <w:p>
       <w:r>
-        <w:t>She gathered the emblems without further explanation. “Again.”</w:t>
-      </w:r>
-    </w:p>
-    <w:p>
-      <w:r>
-        <w:t>He set the five without a mistake.</w:t>
-      </w:r>
-    </w:p>
-    <w:p>
-      <w:r>
-        <w:t>She shuffled them and added five more.</w:t>
-      </w:r>
-    </w:p>
-    <w:p>
-      <w:r>
-        <w:t>The pin in Greyanna’s fingers stopped moving. She was unsure whether she would have managed to outmatch her brother, were they to compete at that exercise at his age, and the muscle beside her mouth tightened.</w:t>
+        <w:t>She shuffled them without further explanation. “Again.”</w:t>
+      </w:r>
+    </w:p>
+    <w:p>
+      <w:r>
+        <w:t>He set the five without a mistake. She shuffled them and added five more.</w:t>
+      </w:r>
+    </w:p>
+    <w:p>
+      <w:r>
+        <w:t>The pin in Greyanna’s fingers stopped moving, and the muscle beside her mouth tightened.</w:t>
       </w:r>
     </w:p>
     <w:p>
@@ -1403,12 +1278,12 @@
     </w:p>
     <w:p>
       <w:r>
-        <w:t>Zilvrae shuffled the ten and added ten more, then ten more: twenty, thirty. The order waited behind his eyes until his hands needed it, and Layn set them in order every time, flawless each time.</w:t>
-      </w:r>
-    </w:p>
-    <w:p>
-      <w:r>
-        <w:t>When the thirty stood ranked on the black table, Zilvrae looked down at them, and despite herself something like approval escaped her, barely a whisper, almost an admission she had not meant to make aloud.</w:t>
+        <w:t>Zilvrae shuffled the ten and added ten more, then ten more: twenty, thirty. The order waited behind his eyes until his hands needed it, and Layn set them in order every time.</w:t>
+      </w:r>
+    </w:p>
+    <w:p>
+      <w:r>
+        <w:t>When the thirty stood ranked on the black table, Zilvrae looked down at them, and something escaped her, barely a whisper.</w:t>
       </w:r>
     </w:p>
     <w:p>
@@ -1423,12 +1298,12 @@
     </w:p>
     <w:p>
       <w:r>
-        <w:t>Her expression closed again, the concession already withdrawn. “You remember what you have been shown. That is not the same as understanding it.”</w:t>
-      </w:r>
-    </w:p>
-    <w:p>
-      <w:r>
-        <w:t>When the drill ended, she gathered the emblems and began the day’s house lessons: how the rank had held in the city so far, what each house was known for, and House Freth’s own craft, its substances. Venoms and alchemical preparations drew out what a creature already carried and did not care what they cost the vessel. Layn stood without shifting his weight and did not speak before he was spoken to; when he was correct, she said nothing. Her silence was her only verdict.</w:t>
+        <w:t>Her expression closed again. “You remember what you have been shown. That is not the same as understanding it.”</w:t>
+      </w:r>
+    </w:p>
+    <w:p>
+      <w:r>
+        <w:t>When the drill ended, she gathered the emblems and began the day’s House lessons: how the rank had held in the city so far, what each House was known for, and House Freth’s own craft, its substances. Venoms and alchemical preparations drew out what a creature already carried and did not care what they cost the vessel. Layn stood without shifting his weight and did not speak before he was spoken to; when he was correct, she said nothing. Her silence was her only verdict.</w:t>
       </w:r>
     </w:p>
     <w:p>
@@ -1449,7 +1324,7 @@
     <w:p>
       <w:pPr/>
       <w:r>
-        <w:t>Greyanna found him in the passage outside the records room. She planted herself in the middle of it and looked down at him, studying him for a moment before smiling as though she had found an opening.</w:t>
+        <w:t>Greyanna found him in the passage outside the library. She planted herself in the middle of it and smiled as though she had found an opening.</w:t>
       </w:r>
     </w:p>
     <w:p>
@@ -1469,17 +1344,7 @@
     </w:p>
     <w:p>
       <w:r>
-        <w:t>Layn knew there was no right answer.</w:t>
-      </w:r>
-    </w:p>
-    <w:p>
-      <w:r>
-        <w:t>Greyanna let the silence stretch before adding, “My pin is gone.”</w:t>
-      </w:r>
-    </w:p>
-    <w:p>
-      <w:r>
-        <w:t>The young male could not hide his confusion.</w:t>
+        <w:t>Layn knew there was no right answer. Greyanna let the silence stretch. “My pin is gone.”</w:t>
       </w:r>
     </w:p>
     <w:p>
@@ -1489,7 +1354,7 @@
     </w:p>
     <w:p>
       <w:r>
-        <w:t>Greyanna stepped closer, watching his face instead of his hands. “You were in the records room. You came out with your sleeves closed.”</w:t>
+        <w:t>Greyanna stepped closer, watching his face instead of his hands. “You were in the library. You came out with your sleeves closed.”</w:t>
       </w:r>
     </w:p>
     <w:p>
@@ -1499,17 +1364,12 @@
     </w:p>
     <w:p>
       <w:r>
-        <w:t>Greyanna smiled and did not look at his hands.</w:t>
-      </w:r>
-    </w:p>
-    <w:p>
-      <w:r>
         <w:t>“Mistress Zilvrae was with me,” Layn said.</w:t>
       </w:r>
     </w:p>
     <w:p>
       <w:r>
-        <w:t>Greyanna's voice remained level, almost mild. “So you would have me believe your tutor stole it?”</w:t>
+        <w:t>“So you would have me believe your tutor stole it?” Her voice was almost mild.</w:t>
       </w:r>
     </w:p>
     <w:p>
@@ -1549,42 +1409,32 @@
     </w:p>
     <w:p>
       <w:r>
-        <w:t>Dreydre stood behind her, half-hidden by the archway. For a moment, her expression held something Layn could not name. It was not anger. It was not surprise. It looked almost like fear.</w:t>
-      </w:r>
-    </w:p>
-    <w:p>
-      <w:r>
-        <w:t>Then it was gone.</w:t>
-      </w:r>
-    </w:p>
-    <w:p>
-      <w:r>
-        <w:t>Greyanna's surprise vanished behind a smile. She drew the pin free and held it between them. “I put it there myself. To see what you would say.”</w:t>
-      </w:r>
-    </w:p>
-    <w:p>
-      <w:r>
-        <w:t>Layn watched her carefully. “Then you already knew what I would say.”</w:t>
-      </w:r>
-    </w:p>
-    <w:p>
-      <w:r>
-        <w:t>Greyanna stepped close enough that Layn could smell the bitter oil in her hair. “Do not become clever with me, boy.” Her voice was quiet, but the warning in it was unmistakable.</w:t>
-      </w:r>
-    </w:p>
-    <w:p>
-      <w:r>
-        <w:t>Dreydre lifted one finger.</w:t>
-      </w:r>
-    </w:p>
-    <w:p>
-      <w:r>
-        <w:t>Greyanna fell silent.</w:t>
-      </w:r>
-    </w:p>
-    <w:p>
-      <w:r>
-        <w:t>The older sister took the pin from Greyanna’s fingers and turned it once in the lamplight.</w:t>
+        <w:t>Dreydre stood behind her, half-hidden by the archway. For a moment, her expression held something Layn could not name. It was not anger. It was not surprise. It looked almost like fear. Then it was gone.</w:t>
+      </w:r>
+    </w:p>
+    <w:p>
+      <w:r>
+        <w:t>Greyanna’s surprise vanished behind a smile. She turned the pin between her fingers. “I put it there myself. To see what you would say.”</w:t>
+      </w:r>
+    </w:p>
+    <w:p>
+      <w:r>
+        <w:t>“Then you already knew what I would say.”</w:t>
+      </w:r>
+    </w:p>
+    <w:p>
+      <w:r>
+        <w:t>Greyanna stepped close enough that Layn could smell the bitter oil in her hair. “Do not become clever with me, boy.”</w:t>
+      </w:r>
+    </w:p>
+    <w:p>
+      <w:r>
+        <w:t>Dreydre lifted one finger, and Greyanna fell silent.</w:t>
+      </w:r>
+    </w:p>
+    <w:p>
+      <w:r>
+        <w:t>The older sister took the pin from Greyanna’s fingers.</w:t>
       </w:r>
     </w:p>
     <w:p>
@@ -1599,7 +1449,7 @@
     </w:p>
     <w:p>
       <w:r>
-        <w:t>Her eyes narrowed slightly. “Then know where it is now.”</w:t>
+        <w:t>“Then know where it is now.”</w:t>
       </w:r>
     </w:p>
     <w:p>
@@ -1624,7 +1474,7 @@
     </w:p>
     <w:p>
       <w:r>
-        <w:t>Layn's answer came without hesitation. “Right.”</w:t>
+        <w:t>Layn’s answer came without hesitation. “Right.”</w:t>
       </w:r>
     </w:p>
     <w:p>
@@ -1649,12 +1499,7 @@
     </w:p>
     <w:p>
       <w:r>
-        <w:t>Neither sister spoke.</w:t>
-      </w:r>
-    </w:p>
-    <w:p>
-      <w:r>
-        <w:t>The pressure behind Layn’s eyes faded. He looked from the pin to Dreydre’s face.</w:t>
+        <w:t>Neither sister spoke. The pressure behind Layn’s eyes faded. He looked from the pin to Dreydre’s face.</w:t>
       </w:r>
     </w:p>
     <w:p>
@@ -1679,17 +1524,17 @@
     </w:p>
     <w:p>
       <w:r>
-        <w:t>Dreydre's fingers tightened around the pin. “You will not mention this.”</w:t>
-      </w:r>
-    </w:p>
-    <w:p>
-      <w:r>
-        <w:t>Layn watched her face. “Mention what?”</w:t>
-      </w:r>
-    </w:p>
-    <w:p>
-      <w:r>
-        <w:t>Her gaze hardened. “Our little game.”</w:t>
+        <w:t>“You will not mention this.”</w:t>
+      </w:r>
+    </w:p>
+    <w:p>
+      <w:r>
+        <w:t>“Mention what?”</w:t>
+      </w:r>
+    </w:p>
+    <w:p>
+      <w:r>
+        <w:t>“Our little game.”</w:t>
       </w:r>
     </w:p>
     <w:p>
@@ -1699,7 +1544,7 @@
     </w:p>
     <w:p>
       <w:r>
-        <w:t>“That is exactly why there is no reason to mention it,” Dreydre replied.</w:t>
+        <w:t>“That is exactly why there is no reason to mention it.”</w:t>
       </w:r>
     </w:p>
     <w:p>
@@ -1714,12 +1559,12 @@
     </w:p>
     <w:p>
       <w:r>
-        <w:t>Dreydre waited until Layn was beyond the archway before looking at Greyanna. “Tonight.”</w:t>
-      </w:r>
-    </w:p>
-    <w:p>
-      <w:r>
-        <w:t>Greyanna's earlier confidence was gone. She nodded.</w:t>
+        <w:t>When he was gone, Dreydre looked at Greyanna. “Tonight.”</w:t>
+      </w:r>
+    </w:p>
+    <w:p>
+      <w:r>
+        <w:t>Greyanna’s earlier confidence was gone. She nodded.</w:t>
       </w:r>
     </w:p>
     <w:p>
@@ -1774,17 +1619,17 @@
     </w:p>
     <w:p>
       <w:r>
-        <w:t>The order had come down years ago with no reason attached: the boy was to be given room—no marks, no cruelty—and watched. If the gift showed itself, it was to be suppressed before it could speak. Their mother did not explain her commands, and the house did not ask for explanations.</w:t>
-      </w:r>
-    </w:p>
-    <w:p>
-      <w:r>
-        <w:t>Obedience had rankled. There was cruelty in the house that would have been theirs to take, and the order had taken it from them. So they had done what the order asked. They had watched, tested, and learned little until tonight.</w:t>
-      </w:r>
-    </w:p>
-    <w:p>
-      <w:r>
-        <w:t>The years had left them a ledger, and this day had added to it. That morning, the boy had stood through four hours of instruction without once shifting his weight, and his answers had come as though the questions had been asked of him before. He had set thirty houses in order without hesitation, at an age when his instructor could not have done it. No one had shown him the watched stairs; he avoided them anyway. One evening, a servant reported that a lamp had cracked above a corridor after the young drow had passed beneath it. The servant was accused in the boy’s stead and did not live to see another dusk.</w:t>
+        <w:t>The order had come down years ago: the boy was to be given room—no marks, no cruelty—and watched. If the gift showed itself, it was to be suppressed before it could speak. What the gift might be, and why their mother feared it, the sisters no longer said aloud, not even to each other.</w:t>
+      </w:r>
+    </w:p>
+    <w:p>
+      <w:r>
+        <w:t>Obedience had rankled. There was cruelty in the House that would have been theirs to take, and the order had taken it from them. So they had done what the order asked. They had watched, tested, and learned little until tonight.</w:t>
+      </w:r>
+    </w:p>
+    <w:p>
+      <w:r>
+        <w:t>The years had left them a ledger, and this day had added to it. That morning, the boy had stood through four hours of instruction without once shifting his weight, and his answers had come as though the questions had been asked of him before. He had set thirty Houses in order without hesitation, at an age when his instructor could not have done it. No one had shown him the watched stairs; he avoided them anyway. One evening, a servant reported that a lamp had cracked above a corridor after the young drow had passed beneath it. The servant was accused in the boy’s stead and did not live to see another dusk.</w:t>
       </w:r>
     </w:p>
     <w:p>
@@ -1815,37 +1660,27 @@
     <w:p>
       <w:pPr/>
       <w:r>
-        <w:t>Layn walked back through the house knowing which stairs were watched, which servants repeated everything they heard, and which doors could be opened without making a sound. He had never been told any of it; the knowledge was simply where the house was, and he assumed the others knew their own ways as well.</w:t>
-      </w:r>
-    </w:p>
-    <w:p>
-      <w:r>
-        <w:t>He had learned only that the quickest route through the house was rarely the safest and that being overlooked could be more useful than being noticed.</w:t>
-      </w:r>
-    </w:p>
-    <w:p>
-      <w:r>
-        <w:t>No one praised him for these discoveries.</w:t>
-      </w:r>
-    </w:p>
-    <w:p>
-      <w:r>
-        <w:t>No one needed to.</w:t>
-      </w:r>
-    </w:p>
-    <w:p>
-      <w:r>
-        <w:t>When the house lamps dimmed toward the end of the household’s cycle, Layn returned to his room.</w:t>
-      </w:r>
-    </w:p>
-    <w:p>
-      <w:r>
-        <w:t>The door was open.</w:t>
-      </w:r>
-    </w:p>
-    <w:p>
-      <w:r>
-        <w:t>He stopped before entering.</w:t>
+        <w:t>Layn walked back through the House knowing which stairs were watched, which servants repeated everything they heard, and which doors could be opened without making a sound. He had never been told any of it; the knowledge was simply where the House was, and he assumed the others knew their own ways as well.</w:t>
+      </w:r>
+    </w:p>
+    <w:p>
+      <w:r>
+        <w:t>He had learned only that the quickest route through the House was rarely the safest and that being overlooked could be more useful than being noticed.</w:t>
+      </w:r>
+    </w:p>
+    <w:p>
+      <w:r>
+        <w:t>No one praised him for these discoveries. No one needed to.</w:t>
+      </w:r>
+    </w:p>
+    <w:p>
+      <w:r>
+        <w:t>When the House lamps dimmed toward the end of the household’s cycle, Layn returned to his room.</w:t>
+      </w:r>
+    </w:p>
+    <w:p>
+      <w:r>
+        <w:t>The door was open. He stopped before entering.</w:t>
       </w:r>
     </w:p>
     <w:p>
@@ -1860,12 +1695,7 @@
     </w:p>
     <w:p>
       <w:r>
-        <w:t>Dreydre stood beside the bed.</w:t>
-      </w:r>
-    </w:p>
-    <w:p>
-      <w:r>
-        <w:t>Greyanna sat on the windowsill, though there was no window beyond the dark opening—only a deep shaft crossed by a narrow bridge.</w:t>
+        <w:t>Dreydre stood beside the bed. Greyanna sat on the windowsill, though there was no window beyond the dark opening—only a deep shaft crossed by a narrow bridge.</w:t>
       </w:r>
     </w:p>
     <w:p>
@@ -1890,7 +1720,7 @@
     </w:p>
     <w:p>
       <w:r>
-        <w:t>Greyanna glanced at the spiders, then back at him. “They are sacred animals of Lolth.”</w:t>
+        <w:t>Greyanna glanced at the spiders. “They are sacred animals of Lolth.”</w:t>
       </w:r>
     </w:p>
     <w:p>
@@ -1915,27 +1745,22 @@
     </w:p>
     <w:p>
       <w:r>
-        <w:t>Greyanna's smile sharpened. “You would question what is sacred?”</w:t>
-      </w:r>
-    </w:p>
-    <w:p>
-      <w:r>
-        <w:t>Layn's eyes stayed on the bed. “I only want them out.”</w:t>
-      </w:r>
-    </w:p>
-    <w:p>
-      <w:r>
-        <w:t>Greyanna leaned against the wall and watched him calculate the alternatives. “Drive them away, then. Put them in the corridor. Let them wander into the servants' quarters. Let them crawl into someone else's bed.”</w:t>
-      </w:r>
-    </w:p>
-    <w:p>
-      <w:r>
-        <w:t>She let the suggestion hang for a moment, then smiled wider.</w:t>
-      </w:r>
-    </w:p>
-    <w:p>
-      <w:r>
-        <w:t>“When the house suffers for your blasphemy, we will tell the Matron Mother who caused it.”</w:t>
+        <w:t>Greyanna’s smile sharpened. “You would question what is sacred?”</w:t>
+      </w:r>
+    </w:p>
+    <w:p>
+      <w:r>
+        <w:t>“I only want them out.”</w:t>
+      </w:r>
+    </w:p>
+    <w:p>
+      <w:r>
+        <w:t>Greyanna leaned against the wall. “Drive them away, then. Put them in the corridor. Let them wander into the servants’ quarters. Let them crawl into someone else’s bed.”</w:t>
+      </w:r>
+    </w:p>
+    <w:p>
+      <w:r>
+        <w:t>She let the suggestion hang for a moment, then smiled wider. “When the House suffers for your blasphemy, we will tell the Matron Mother who caused it.”</w:t>
       </w:r>
     </w:p>
     <w:p>
@@ -1950,17 +1775,12 @@
     </w:p>
     <w:p>
       <w:r>
-        <w:t>Dreydre’s expression hardened.</w:t>
-      </w:r>
-    </w:p>
-    <w:p>
-      <w:r>
-        <w:t>“The Matron Mother does not concern herself with a male child's bedding,” Dreydre said, her composure returning.</w:t>
-      </w:r>
-    </w:p>
-    <w:p>
-      <w:r>
-        <w:t>Layn studied her face. “Then why would she care if I moved them?”</w:t>
+        <w:t>Dreydre’s expression hardened, then smoothed. “The Matron Mother does not concern herself with a male child’s bedding.”</w:t>
+      </w:r>
+    </w:p>
+    <w:p>
+      <w:r>
+        <w:t>“Then why would she care if I moved them?”</w:t>
       </w:r>
     </w:p>
     <w:p>
@@ -1970,22 +1790,17 @@
     </w:p>
     <w:p>
       <w:r>
-        <w:t>Layn looked at his sisters. Neither of them looked toward the upper galleries where the Matron Mother’s chambers lay.</w:t>
-      </w:r>
-    </w:p>
-    <w:p>
-      <w:r>
-        <w:t>He understood only that he was being watched.</w:t>
-      </w:r>
-    </w:p>
-    <w:p>
-      <w:r>
-        <w:t>Dreydre opened the door wider and pointed toward the bed. “Lie down.”</w:t>
-      </w:r>
-    </w:p>
-    <w:p>
-      <w:r>
-        <w:t>Layn's voice tightened. “I do not want to.”</w:t>
+        <w:t>Layn looked at his sisters. Neither of them looked toward the upper galleries where the Matron Mother’s chambers lay. He understood only that he was being watched.</w:t>
+      </w:r>
+    </w:p>
+    <w:p>
+      <w:r>
+        <w:t>Dreydre pointed toward the bed. “Lie down.”</w:t>
+      </w:r>
+    </w:p>
+    <w:p>
+      <w:r>
+        <w:t>Layn’s voice tightened. “I do not want to.”</w:t>
       </w:r>
     </w:p>
     <w:p>
@@ -2055,12 +1870,7 @@
     </w:p>
     <w:p>
       <w:r>
-        <w:t>Dreydre saw it.</w:t>
-      </w:r>
-    </w:p>
-    <w:p>
-      <w:r>
-        <w:t>Layn knew she saw it because her breathing changed.</w:t>
+        <w:t>Dreydre saw it. Layn knew she saw it because her breathing changed.</w:t>
       </w:r>
     </w:p>
     <w:p>
@@ -2085,7 +1895,7 @@
     </w:p>
     <w:p>
       <w:r>
-        <w:t>He lay beneath the sacred animals of Lolth and listened to the house move around him.</w:t>
+        <w:t>He lay beneath the sacred animals of Lolth and listened to the House move around him.</w:t>
       </w:r>
     </w:p>
     <w:p>
@@ -2155,7 +1965,7 @@
     </w:p>
     <w:p>
       <w:r>
-        <w:t>There were no other boys in House Freth for Layn to measure himself against. Noble houses did not produce children in such numbers. A child might be absent from one household for years before another was born, and Layn was the only young drow of his age under House Freth's roof.</w:t>
+        <w:t>There were no other boys in House Freth for Layn to measure himself against. Noble Houses did not produce children in such numbers. A child might be absent from one household for years before another was born, and Layn was the only young drow of his age under House Freth’s roof.</w:t>
       </w:r>
     </w:p>
     <w:p>
@@ -2180,12 +1990,7 @@
     </w:p>
     <w:p>
       <w:r>
-        <w:t>Layn reset his feet. Zilvrae watched the tension in his left shoulder. “Relax it.”</w:t>
-      </w:r>
-    </w:p>
-    <w:p>
-      <w:r>
-        <w:t>He loosened the shoulder.</w:t>
+        <w:t>Layn reset his feet. Zilvrae watched the tension in his left shoulder. “Relax it.” He loosened the shoulder.</w:t>
       </w:r>
     </w:p>
     <w:p>
@@ -2195,17 +2000,17 @@
     </w:p>
     <w:p>
       <w:r>
-        <w:t>“You are watching the weapon,” Zilvrae said, and tapped his wrist with the staff.</w:t>
-      </w:r>
-    </w:p>
-    <w:p>
-      <w:r>
-        <w:t>Layn's eyes stayed on her hand. “I am watching your hand.”</w:t>
-      </w:r>
-    </w:p>
-    <w:p>
-      <w:r>
-        <w:t>She stopped and lowered the staff, studying him rather than the weapon. “Then you are watching the wrong hand.”</w:t>
+        <w:t>“You are watching the weapon.”</w:t>
+      </w:r>
+    </w:p>
+    <w:p>
+      <w:r>
+        <w:t>“I am watching your hand.”</w:t>
+      </w:r>
+    </w:p>
+    <w:p>
+      <w:r>
+        <w:t>She lowered the staff. “Then you are watching the wrong hand.”</w:t>
       </w:r>
     </w:p>
     <w:p>
@@ -2235,7 +2040,7 @@
     </w:p>
     <w:p>
       <w:r>
-        <w:t>She struck his shoulder again, but this time the contact was lighter. “Better.”</w:t>
+        <w:t>She struck his shoulder, but this time the contact was lighter. “Better.”</w:t>
       </w:r>
     </w:p>
     <w:p>
@@ -2260,7 +2065,7 @@
     </w:p>
     <w:p>
       <w:r>
-        <w:t>The distinction mattered less to Zilvrae than it did to him. She had been assigned a boy to educate, and she took the assignment seriously. His future was not hers to choose. For several years the house would give him the foundations every young drow was expected to possess; at twenty, a young drow would be expected to leave that foundation behind and enter the academy appropriate to the path chosen for him, whether the way of the blade or the way of spellcraft.</w:t>
+        <w:t>The distinction mattered less to Zilvrae than it did to him. She had been assigned a boy to educate, and she took the assignment seriously. His future was not hers to choose. For several years the House would give him the foundations every young drow was expected to possess; at twenty, a young drow would be expected to leave that foundation behind and enter the academy appropriate to the path chosen for him, whether the way of the blade or the way of spellcraft.</w:t>
       </w:r>
     </w:p>
     <w:p>
@@ -2281,7 +2086,7 @@
     </w:p>
     <w:p>
       <w:r>
-        <w:t>There was no sense within House Freth that one kind of education mattered less than another. A noble drow was expected to understand the abilities that belonged naturally to drow blood, just as he was expected to understand a weapon and the structure of the house that owned his place within the city.</w:t>
+        <w:t>There was no sense within House Freth that one kind of education mattered less than another. A noble drow was expected to understand the abilities that belonged naturally to drow blood, just as he was expected to understand a weapon and the structure of the House that owned his place within the city.</w:t>
       </w:r>
     </w:p>
     <w:p>
@@ -2306,12 +2111,12 @@
     </w:p>
     <w:p>
       <w:r>
-        <w:t>Its purpose became clear the first time Zilvrae used it on a training dummy hidden beyond the gallery's pillars. The glowing outline made the shape impossible to mistake, and when she attacked it the next instant, there was no uncertainty about where the target's body began or ended. Against something that depended on invisibility or concealment, the value was obvious.</w:t>
-      </w:r>
-    </w:p>
-    <w:p>
-      <w:r>
-        <w:t>The working itself was less obvious. Layn could create the fire before he could control its boundaries; it sometimes spread wider than intended or settled a finger's breadth away from where he had meant it to cling. Zilvrae corrected him again and again.</w:t>
+        <w:t>Its purpose became clear the first time Zilvrae used it on a training dummy hidden beyond the gallery’s pillars. The glowing outline made the shape impossible to mistake, and when she attacked it the next instant, there was no uncertainty about where the target’s body began or ended. Against something that depended on invisibility or concealment, the value was obvious.</w:t>
+      </w:r>
+    </w:p>
+    <w:p>
+      <w:r>
+        <w:t>The working itself was less obvious. Layn could create the fire before he could control its boundaries; it sometimes spread wider than intended or settled a finger’s breadth away from where he had meant it to cling. Zilvrae corrected him again and again.</w:t>
       </w:r>
     </w:p>
     <w:p>
@@ -2382,17 +2187,17 @@
     <w:p>
       <w:pPr/>
       <w:r>
-        <w:t>At the evenings, they studied.</w:t>
-      </w:r>
-    </w:p>
-    <w:p>
-      <w:r>
-        <w:t>One evening, after the day's first two lessons were finished, Zilvrae placed an open book before him.</w:t>
-      </w:r>
-    </w:p>
-    <w:p>
-      <w:r>
-        <w:t>Her finger rested on the first line. “Menzoberranzan contains fifty noble houses.”</w:t>
+        <w:t>In the evenings, they studied.</w:t>
+      </w:r>
+    </w:p>
+    <w:p>
+      <w:r>
+        <w:t>One evening, after the day’s first two lessons were finished, Zilvrae placed an open book before him.</w:t>
+      </w:r>
+    </w:p>
+    <w:p>
+      <w:r>
+        <w:t>Her finger rested on the first line. “Menzoberranzan contains fifty noble Houses.”</w:t>
       </w:r>
     </w:p>
     <w:p>
@@ -2402,22 +2207,12 @@
     </w:p>
     <w:p>
       <w:r>
-        <w:t>She moved her finger down the page. “House Freth is nineteenth.”</w:t>
-      </w:r>
-    </w:p>
-    <w:p>
-      <w:r>
-        <w:t>She watched him for a reaction before continuing. “You will eventually understand what that means. Not merely that nineteenth is above some houses and beneath others, but what rank permits, what it demands, and what obligations follow from it.”</w:t>
-      </w:r>
-    </w:p>
-    <w:p>
-      <w:r>
-        <w:t>She spoke without drama, which was what made the lesson difficult to ignore.</w:t>
-      </w:r>
-    </w:p>
-    <w:p>
-      <w:r>
-        <w:t>She explained how authority moved within a house, how rank determined access and expectation, and how power could be legal without being equal. A noble male could command those beneath his station and still remain subordinate to almost every female above him. He could possess authority and still have very little freedom.</w:t>
+        <w:t>She moved her finger down the page. “House Freth is nineteenth. You will eventually understand what that means. Not merely that nineteenth is above some Houses and beneath others, but what rank permits, what it demands, and what obligations follow from it.”</w:t>
+      </w:r>
+    </w:p>
+    <w:p>
+      <w:r>
+        <w:t>She explained how authority moved within a House, how rank determined access and expectation, and how power could be legal without being equal. A noble male could command those beneath his station and still remain subordinate to almost every female above him. He could possess authority and still have very little freedom.</w:t>
       </w:r>
     </w:p>
     <w:p>
@@ -2427,17 +2222,17 @@
     </w:p>
     <w:p>
       <w:r>
-        <w:t>Zilvrae tapped the page once. “You are a noble male of House Freth. You have value. That does not mean the house will give you the same authority it gives a daughter. It means you are expected to understand where your authority begins and where it ends.”</w:t>
-      </w:r>
-    </w:p>
-    <w:p>
-      <w:r>
-        <w:t>Layn looked down at the cover of the book, which displayed a female figure holding a scroll in one hand and a scepter in the other. “And if I don't?”</w:t>
-      </w:r>
-    </w:p>
-    <w:p>
-      <w:r>
-        <w:t>Zilvrae held his gaze. “Eventually someone will teach you by making you pay for the mistake.”</w:t>
+        <w:t>Zilvrae tapped the page once. “You are a noble male of House Freth. You have value. That does not mean the House will give you the same authority it gives a daughter. It means you are expected to understand where your authority begins and where it ends.”</w:t>
+      </w:r>
+    </w:p>
+    <w:p>
+      <w:r>
+        <w:t>Layn looked down at the cover of the book, which displayed a female figure holding a scroll in one hand and a scepter in the other. “And if I don’t?”</w:t>
+      </w:r>
+    </w:p>
+    <w:p>
+      <w:r>
+        <w:t>“Eventually someone will teach you by making you pay for the mistake.”</w:t>
       </w:r>
     </w:p>
     <w:p>
@@ -2447,12 +2242,7 @@
     </w:p>
     <w:p>
       <w:r>
-        <w:t>There was nothing warm in the offer. That made it more valuable.</w:t>
-      </w:r>
-    </w:p>
-    <w:p>
-      <w:r>
-        <w:t>Zilvrae moved the book a few inches aside and kept her gaze on him. “There is a common mistake young males make. They confuse survival with submission.”</w:t>
+        <w:t>Zilvrae moved the book a few inches aside. “There is a common mistake young males make. They confuse survival with submission.”</w:t>
       </w:r>
     </w:p>
     <w:p>
@@ -2462,52 +2252,32 @@
     </w:p>
     <w:p>
       <w:r>
-        <w:t>Zilvrae kept her eyes on him. “Submission is what happens when someone else controls you. Survival is what happens when you understand enough to keep yourself alive.”</w:t>
-      </w:r>
-    </w:p>
-    <w:p>
-      <w:r>
-        <w:t>She watched him absorb the distinction. “Do not mistake a law for a kindness merely because you happen to benefit from obeying it. Neither for cruelty because it opposes your beliefs. Laws are as strict and defined, as colourless and shapeless.”</w:t>
-      </w:r>
-    </w:p>
-    <w:p>
-      <w:r>
-        <w:t>Layn looked confused. If he happened to offend one of her sisters, he thought, the only colourless and shapeless thing would be his corpse lying on the floor.</w:t>
-      </w:r>
-    </w:p>
-    <w:p>
-      <w:r>
-        <w:t>She waited a moment, then continued. “You may often believe that your position is low and powerless. Remember this: power and expectation are two sides of the same coin. The higher one rises, the more there is expected of them—and the more there is to threaten.”</w:t>
-      </w:r>
-    </w:p>
-    <w:p>
-      <w:r>
-        <w:t>She let the silence hold for a moment. “But threat is a fine whetstone for a drow blade.”</w:t>
-      </w:r>
-    </w:p>
-    <w:p>
-      <w:r>
-        <w:t>Her gaze remained on him. “A blade does not become less deadly because the hand holding it is considered lesser.”</w:t>
-      </w:r>
-    </w:p>
-    <w:p>
-      <w:r>
-        <w:t>She turned back to him. “Strong houses emerge from conscientious drow. Arrogant drow build houses that fall.”</w:t>
-      </w:r>
-    </w:p>
-    <w:p>
-      <w:r>
-        <w:t>She tapped the cover.</w:t>
-      </w:r>
-    </w:p>
-    <w:p>
-      <w:r>
-        <w:t>Layn touched the cover with one finger. “Is this what happened in your house, too?”</w:t>
-      </w:r>
-    </w:p>
-    <w:p>
-      <w:r>
-        <w:t>Zilvrae's fingers rested on the hard cover. “Fallen houses are rarely discussed.”</w:t>
+        <w:t>“Submission is what happens when someone else controls you. Survival is what happens when you understand enough to keep yourself alive.”</w:t>
+      </w:r>
+    </w:p>
+    <w:p>
+      <w:r>
+        <w:t>She let him absorb the distinction. “Do not mistake a law for a kindness merely because you benefit from obeying it, nor for a cruelty because it stands against you. Laws are neither kind nor cruel. They have no color and no shape of their own.”</w:t>
+      </w:r>
+    </w:p>
+    <w:p>
+      <w:r>
+        <w:t>Layn looked confused. If he happened to offend one of his sisters, he thought, the only shapeless thing would be what was left of him on the floor.</w:t>
+      </w:r>
+    </w:p>
+    <w:p>
+      <w:r>
+        <w:t>“You may often believe that your position is low and powerless. Remember this: power and expectation are two sides of the same coin. The higher one rises, the more there is expected of them—and the more there is to threaten.”</w:t>
+      </w:r>
+    </w:p>
+    <w:p>
+      <w:r>
+        <w:t>She let the silence hold for a moment. “But threat is a fine whetstone for a drow blade. A blade does not become less deadly because the hand holding it is considered lesser. Strong Houses emerge from conscientious drow. Arrogant drow build Houses that fall.”</w:t>
+      </w:r>
+    </w:p>
+    <w:p>
+      <w:r>
+        <w:t>She tapped the cover, and her finger traced the scroll held by the female figure. “Houses turn against one another. It is not rare.”</w:t>
       </w:r>
     </w:p>
     <w:p>
@@ -2517,12 +2287,42 @@
     </w:p>
     <w:p>
       <w:r>
-        <w:t>Zilvrae turned the page. “Because there is little advantage in remembering them.”</w:t>
-      </w:r>
-    </w:p>
-    <w:p>
-      <w:r>
-        <w:t>Zilvrae's finger traced the scroll held by the female figure. “Houses turn against one another. It is not rare.”</w:t>
+        <w:t>Her finger moved to the figure’s scepter. “Power. Rank. Grievances. Opportunity.” She said each word without emphasis. “Sometimes the reason matters. Sometimes it does not. Victory has a way of making the victor’s reasons seem sufficient.”</w:t>
+      </w:r>
+    </w:p>
+    <w:p>
+      <w:r>
+        <w:t>She turned the page. “Two years ago, House DeVir stood far above us in the rank. In a single night, it ceased to exist. House Do’Urden rose because of it.”</w:t>
+      </w:r>
+    </w:p>
+    <w:p>
+      <w:r>
+        <w:t>Layn waited for the rest. “Who destroyed it?”</w:t>
+      </w:r>
+    </w:p>
+    <w:p>
+      <w:r>
+        <w:t>“No one.” She let him hear how the answer sounded. “No noble of House DeVir lived to name an attacker. An attack that leaves no one to accuse is not a crime. It is only a change in the rank.” She rested her hand on the book. “That is why the city does not tell the story.”</w:t>
+      </w:r>
+    </w:p>
+    <w:p>
+      <w:r>
+        <w:t>Layn considered it. “And if someone had lived?”</w:t>
+      </w:r>
+    </w:p>
+    <w:p>
+      <w:r>
+        <w:t>“Then the attack would have failed. The Council would have destroyed the House that failed, and whatever remained of House DeVir would have been given to another House to keep.”</w:t>
+      </w:r>
+    </w:p>
+    <w:p>
+      <w:r>
+        <w:t>Layn touched the cover with one finger. “Is that what happened to your House?”</w:t>
+      </w:r>
+    </w:p>
+    <w:p>
+      <w:r>
+        <w:t>Zilvrae’s fingers rested on the hard cover. “Fallen Houses are rarely discussed.”</w:t>
       </w:r>
     </w:p>
     <w:p>
@@ -2532,57 +2332,17 @@
     </w:p>
     <w:p>
       <w:r>
-        <w:t>Her finger moved to the figure's scepter. “Power. Rank. Grievances. Opportunity.”</w:t>
-      </w:r>
-    </w:p>
-    <w:p>
-      <w:r>
-        <w:t>She said each word without emphasis.</w:t>
-      </w:r>
-    </w:p>
-    <w:p>
-      <w:r>
-        <w:t>“Sometimes the reason matters. Sometimes it does not. Victory has a way of making the victor's reasons seem sufficient.”</w:t>
-      </w:r>
-    </w:p>
-    <w:p>
-      <w:r>
-        <w:t>Layn glanced at the cover, which now looked more familiar.</w:t>
-      </w:r>
-    </w:p>
-    <w:p>
-      <w:r>
-        <w:t>“The last major change occurred when you were very young,” Zilvrae said. “House Do'Urden rose because a house higher in rank ceased to exist.”</w:t>
-      </w:r>
-    </w:p>
-    <w:p>
-      <w:r>
-        <w:t>She rested her hand on the book.</w:t>
-      </w:r>
-    </w:p>
-    <w:p>
-      <w:r>
-        <w:t>“But that is not a story the city tells.”</w:t>
-      </w:r>
-    </w:p>
-    <w:p>
-      <w:r>
-        <w:t>“What was your house name?” Layn insisted.</w:t>
-      </w:r>
-    </w:p>
-    <w:p>
-      <w:r>
-        <w:t>Instead of reprimanding him, she opened the book and placed it in front of him again.</w:t>
-      </w:r>
-    </w:p>
-    <w:p>
-      <w:r>
-        <w:t>Her expression did not change.</w:t>
-      </w:r>
-    </w:p>
-    <w:p>
-      <w:r>
-        <w:t>“My name is Zilvrae Freth.”</w:t>
+        <w:t>“Because there is little advantage in remembering them.”</w:t>
+      </w:r>
+    </w:p>
+    <w:p>
+      <w:r>
+        <w:t>“What was your House name?” Layn insisted.</w:t>
+      </w:r>
+    </w:p>
+    <w:p>
+      <w:r>
+        <w:t>Instead of reprimanding him, she placed the book in front of him again. “My name is Zilvrae Freth.”</w:t>
       </w:r>
     </w:p>
     <w:p>
@@ -2592,12 +2352,7 @@
     </w:p>
     <w:p>
       <w:r>
-        <w:t>“There is no other name you need to know.”</w:t>
-      </w:r>
-    </w:p>
-    <w:p>
-      <w:r>
-        <w:t>“Now, read.”</w:t>
+        <w:t>“There is no other name you need to know. Now, read.”</w:t>
       </w:r>
     </w:p>
     <w:p>
@@ -2662,22 +2417,12 @@
     </w:p>
     <w:p>
       <w:r>
-        <w:t>The physical visits disappeared, but the fear did not.</w:t>
-      </w:r>
-    </w:p>
-    <w:p>
-      <w:r>
-        <w:t>Layn would lie down and remember the last night in which two spiders had crawled across his bedding. He would inspect the corners before sleeping. He would check beneath the blanket even when he knew there was nothing beneath it.</w:t>
-      </w:r>
-    </w:p>
-    <w:p>
-      <w:r>
-        <w:t>Some nights he would wake convinced he had felt movement beside his leg.</w:t>
-      </w:r>
-    </w:p>
-    <w:p>
-      <w:r>
-        <w:t>Some mornings he would remember a dream in which two spiders waited at the foot of his bed and spend several seconds before dawn deciding whether the room was real; once he woke certain that the carved spider above his doorway had turned to look at him, and he remained still, watching it until his breathing slowed and the carving became only stone again.</w:t>
+        <w:t>The physical visits disappeared, but the fear did not. Layn would lie down and remember the last night in which two spiders had crawled across his bedding. He would inspect the corners before sleeping. He would check beneath the blanket even when he knew there was nothing beneath it. Some nights he would wake convinced he had felt movement beside his leg.</w:t>
+      </w:r>
+    </w:p>
+    <w:p>
+      <w:r>
+        <w:t>Some mornings he would remember a dream in which two spiders waited at the foot of his bed and spend several seconds, before the lamps changed, deciding whether the room was real; once he woke certain that the carved spider above his doorway had turned to look at him, and he remained still, watching it until his breathing slowed and the carving became only stone again.</w:t>
       </w:r>
     </w:p>
     <w:p>
@@ -2726,37 +2471,17 @@
     </w:p>
     <w:p>
       <w:r>
-        <w:t>The strange pressure behind his eyes became less frequent, the certainty of movement weaker, and the moments in which something seemed to answer him brief and indistinct. Whatever had once reached outward had become smaller, quieter, harder to summon.</w:t>
-      </w:r>
-    </w:p>
-    <w:p>
-      <w:r>
-        <w:t>Sometimes he noticed it, sometimes he thought he noticed it, but more often there was simply nothing.</w:t>
-      </w:r>
-    </w:p>
-    <w:p>
-      <w:r>
-        <w:t>Layn stopped trying to call for it.</w:t>
-      </w:r>
-    </w:p>
-    <w:p>
-      <w:r>
-        <w:t>He focused on what he could learn by ordinary means.</w:t>
-      </w:r>
-    </w:p>
-    <w:p>
-      <w:r>
-        <w:t>The house had given him enough work without mysteries.</w:t>
-      </w:r>
-    </w:p>
-    <w:p>
-      <w:r>
-        <w:t>The sisters remained watchful.</w:t>
-      </w:r>
-    </w:p>
-    <w:p>
-      <w:r>
-        <w:t>The house remained itself.</w:t>
+        <w:t>The strange pressure behind his eyes became less frequent, the certainty of movement weaker, and the moments in which something seemed to answer him brief and indistinct. Whatever had once reached outward had become smaller, quieter, harder to summon. Sometimes he noticed it, sometimes he thought he noticed it, but more often there was simply nothing.</w:t>
+      </w:r>
+    </w:p>
+    <w:p>
+      <w:r>
+        <w:t>Layn stopped trying to call for it. He focused on what he could learn by ordinary means; the House had given him enough work without mysteries.</w:t>
+      </w:r>
+    </w:p>
+    <w:p>
+      <w:r>
+        <w:t>The sisters remained watchful. The House remained itself.</w:t>
       </w:r>
     </w:p>
     <w:p>
@@ -2772,12 +2497,7 @@
     <w:p>
       <w:pPr/>
       <w:r>
-        <w:t>One day she placed several practice weapons on the floor between them.</w:t>
-      </w:r>
-    </w:p>
-    <w:p>
-      <w:r>
-        <w:t>Zilvrae stepped back from the weapons and gestured toward the rack. “Choose.”</w:t>
+        <w:t>One day Zilvrae laid several practice weapons on the floor between them and stepped back. “Choose.”</w:t>
       </w:r>
     </w:p>
     <w:p>
@@ -2792,37 +2512,22 @@
     </w:p>
     <w:p>
       <w:r>
-        <w:t>Zilvrae watched him turn one over, test its balance, then change his grip.</w:t>
-      </w:r>
-    </w:p>
-    <w:p>
-      <w:r>
-        <w:t>Zilvrae watched his hands settle around the daggers. “Why?”</w:t>
-      </w:r>
-    </w:p>
-    <w:p>
-      <w:r>
-        <w:t>Layn tested the weight of the first blade and answered without embarrassment. “I'm not good with long or heavy weapons.”</w:t>
-      </w:r>
-    </w:p>
-    <w:p>
-      <w:r>
-        <w:t>He glanced toward the practice targets. “These are easier to handle.”</w:t>
-      </w:r>
-    </w:p>
-    <w:p>
-      <w:r>
-        <w:t>He rolled the second dagger between his fingers, considering what else it gave him. “And I can throw them.”</w:t>
-      </w:r>
-    </w:p>
-    <w:p>
-      <w:r>
-        <w:t>Zilvrae's eyes moved to the target rack. “Then learn to throw them properly.”</w:t>
-      </w:r>
-    </w:p>
-    <w:p>
-      <w:r>
-        <w:t>Layn nodded, accepting the correction without argument.</w:t>
+        <w:t>“Why?”</w:t>
+      </w:r>
+    </w:p>
+    <w:p>
+      <w:r>
+        <w:t>Layn answered without embarrassment. “I’m not good with long or heavy weapons. These are easier to handle.” He rolled the second dagger between his fingers, considering what else it gave him. “And I can throw them.”</w:t>
+      </w:r>
+    </w:p>
+    <w:p>
+      <w:r>
+        <w:t>“Then learn to throw them properly.”</w:t>
+      </w:r>
+    </w:p>
+    <w:p>
+      <w:r>
+        <w:t>Layn nodded.</w:t>
       </w:r>
     </w:p>
     <w:p>
@@ -2832,27 +2537,17 @@
     </w:p>
     <w:p>
       <w:r>
-        <w:t>Layn turned one of the daggers over, studying the practice blade before looking back at Zilvrae.</w:t>
-      </w:r>
-    </w:p>
-    <w:p>
-      <w:r>
-        <w:t>Layn looked at her empty hands, then at the weapon rack. “What's your favorite weapon?”</w:t>
-      </w:r>
-    </w:p>
-    <w:p>
-      <w:r>
-        <w:t>Zilvrae stood in the center of the gallery with empty hands, but that did not make it ordinary.</w:t>
-      </w:r>
-    </w:p>
-    <w:p>
-      <w:r>
-        <w:t>Her fingers closed around nothing, and for a moment the air inside her grasp seemed tighter than the air around it. A narrow line appeared between her fingers, thin as a reflection. It lengthened smoothly, acquiring substance without ever looking assembled, until a dark, faintly lustrous shaft emerged beneath the gallery's violet lamps, perfectly straight, smooth as polished wood yet without grain, knot, or flaw. The ends formed last, one after another, until there was nothing left to define; then there was a beautiful quarterstaff in her hands, not ornate but exact in its simplicity. Zilvrae had no interest in ornament. Its beauty came from the absence of anything unnecessary. The balance was exact. The weight seemed to exist in precisely the places a skilled hand would want it. It looked less like a manufactured weapon than an idea of a weapon made solid.</w:t>
-      </w:r>
-    </w:p>
-    <w:p>
-      <w:r>
-        <w:t>Layn watched her lift it.</w:t>
+        <w:t>Layn looked at her empty hands, then at the weapon rack. “What’s your favorite weapon?”</w:t>
+      </w:r>
+    </w:p>
+    <w:p>
+      <w:r>
+        <w:t>Zilvrae stood in the center of the gallery with empty hands. They did not stay empty.</w:t>
+      </w:r>
+    </w:p>
+    <w:p>
+      <w:r>
+        <w:t>Her fingers closed around nothing, and for a moment the air inside her grasp seemed tighter than the air around it. A narrow line appeared between her fingers, thin as a reflection. It lengthened smoothly, acquiring substance without ever looking assembled, until a dark, faintly lustrous shaft emerged beneath the gallery’s violet lamps, perfectly straight, smooth as polished wood yet without grain, knot, or flaw. The ends formed last, one after another, until there was nothing left to define; then there was a beautiful quarterstaff in her hands, not ornate but exact in its simplicity. Zilvrae had no interest in ornament. Its beauty came from the absence of anything unnecessary. The balance was exact. The weight seemed to exist in precisely the places a skilled hand would want it. It looked less like a manufactured weapon than an idea of a weapon made solid.</w:t>
       </w:r>
     </w:p>
     <w:p>
@@ -2862,27 +2557,22 @@
     </w:p>
     <w:p>
       <w:r>
-        <w:t>Layn watched the weapon as though he might find the answer in its construction. “What makes that different from a real weapon?”</w:t>
-      </w:r>
-    </w:p>
-    <w:p>
-      <w:r>
-        <w:t>Zilvrae's mouth tightened almost imperceptibly. “Nothing you need to concern yourself with.”</w:t>
-      </w:r>
-    </w:p>
-    <w:p>
-      <w:r>
-        <w:t>She lowered the quarterstaff slightly. “It has weight. It has reach. It breaks things when I tell it to.”</w:t>
-      </w:r>
-    </w:p>
-    <w:p>
-      <w:r>
-        <w:t>Layn looked at it again. “How long does it stay?” he asked, still watching the impossible blade.</w:t>
-      </w:r>
-    </w:p>
-    <w:p>
-      <w:r>
-        <w:t>“As long as I hold it,” Zilvrae replied.</w:t>
+        <w:t>“What makes that different from a real weapon?”</w:t>
+      </w:r>
+    </w:p>
+    <w:p>
+      <w:r>
+        <w:t>Zilvrae’s mouth tightened almost imperceptibly. “Nothing you need to concern yourself with. It has weight. It has reach. It breaks things when I tell it to.”</w:t>
+      </w:r>
+    </w:p>
+    <w:p>
+      <w:r>
+        <w:t>“How long does it stay?”</w:t>
+      </w:r>
+    </w:p>
+    <w:p>
+      <w:r>
+        <w:t>“As long as I hold it.”</w:t>
       </w:r>
     </w:p>
     <w:p>
@@ -2892,17 +2582,17 @@
     </w:p>
     <w:p>
       <w:r>
-        <w:t>Layn blinked, then studied the staff for another moment. “Can you make any weapon?”</w:t>
-      </w:r>
-    </w:p>
-    <w:p>
-      <w:r>
-        <w:t>“Most,” Zilvrae said.</w:t>
-      </w:r>
-    </w:p>
-    <w:p>
-      <w:r>
-        <w:t>He considered that answer, then glanced toward the targets. “Can you throw them?”</w:t>
+        <w:t>Layn blinked. “Can you make any weapon?”</w:t>
+      </w:r>
+    </w:p>
+    <w:p>
+      <w:r>
+        <w:t>“Most.”</w:t>
+      </w:r>
+    </w:p>
+    <w:p>
+      <w:r>
+        <w:t>He glanced toward the targets. “Can you throw them?”</w:t>
       </w:r>
     </w:p>
     <w:p>
@@ -2922,12 +2612,12 @@
     </w:p>
     <w:p>
       <w:r>
-        <w:t>His body decided before his mind did, and he ducked as the spear vanished a few inches beyond Zilvrae's hand.</w:t>
-      </w:r>
-    </w:p>
-    <w:p>
-      <w:r>
-        <w:t>Layn's momentum carried the rest of him onward. His foot caught the edge of a low practice stand. He pitched forward, struck the stone with his palms, and ended sprawled face-down with the back of his tunic high enough to expose far more dignity than he possessed.</w:t>
+        <w:t>His body decided before his mind did, and he ducked as the spear vanished a few inches beyond Zilvrae’s hand.</w:t>
+      </w:r>
+    </w:p>
+    <w:p>
+      <w:r>
+        <w:t>Layn’s momentum carried the rest of him onward. His foot caught the edge of a low practice stand. He pitched forward, struck the stone with his palms, and ended sprawled face-down with the back of his tunic high enough to expose far more dignity than he possessed.</w:t>
       </w:r>
     </w:p>
     <w:p>
@@ -2937,17 +2627,7 @@
     </w:p>
     <w:p>
       <w:r>
-        <w:t>Layn pushed himself upright, red-faced.</w:t>
-      </w:r>
-    </w:p>
-    <w:p>
-      <w:r>
-        <w:t>Zilvrae had already formed the quarterstaff again. “And now—again.”</w:t>
-      </w:r>
-    </w:p>
-    <w:p>
-      <w:r>
-        <w:t>He got to his feet.</w:t>
+        <w:t>Layn pushed himself upright, red-faced. Zilvrae had already formed the quarterstaff again. “And now—again.”</w:t>
       </w:r>
     </w:p>
     <w:p>
@@ -2974,17 +2654,12 @@
     </w:p>
     <w:p>
       <w:r>
-        <w:t>One morning, in an empty corridor, Zilvrae watched him study the length of the passage before speaking. “Fighting can make you powerful. It can make you feared. It can even make you admired.”</w:t>
-      </w:r>
-    </w:p>
-    <w:p>
-      <w:r>
-        <w:t>She let the thought settle before adding, “It can also get you killed.”</w:t>
-      </w:r>
-    </w:p>
-    <w:p>
-      <w:r>
-        <w:t>She stopped beneath one of the violet lamps and moved deliberately out of the center of the corridor. “Concealment offers something less impressive.”</w:t>
+        <w:t>One morning, in an empty corridor, Zilvrae spoke before he had finished studying the passage. “Fighting can make you powerful. It can make you feared. It can even make you admired.” She let the thought settle. “It can also get you killed.”</w:t>
+      </w:r>
+    </w:p>
+    <w:p>
+      <w:r>
+        <w:t>She stopped beneath one of the violet lamps. “Concealment offers something less impressive.”</w:t>
       </w:r>
     </w:p>
     <w:p>
@@ -2994,47 +2669,22 @@
     </w:p>
     <w:p>
       <w:r>
-        <w:t>“Survival,” Zilvrae said.</w:t>
-      </w:r>
-    </w:p>
-    <w:p>
-      <w:r>
-        <w:t>She stepped away from the center of the corridor.</w:t>
-      </w:r>
-    </w:p>
-    <w:p>
-      <w:r>
-        <w:t>At first he could see her perfectly.</w:t>
-      </w:r>
-    </w:p>
-    <w:p>
-      <w:r>
-        <w:t>Then servants passed.</w:t>
-      </w:r>
-    </w:p>
-    <w:p>
-      <w:r>
-        <w:t>They moved around the place where she stood without looking directly at her.</w:t>
-      </w:r>
-    </w:p>
-    <w:p>
-      <w:r>
-        <w:t>A priestess crossed the adjoining passage.</w:t>
-      </w:r>
-    </w:p>
-    <w:p>
-      <w:r>
-        <w:t>Her eyes slid past Zilvrae.</w:t>
-      </w:r>
-    </w:p>
-    <w:p>
-      <w:r>
-        <w:t>Layn frowned.</w:t>
-      </w:r>
-    </w:p>
-    <w:p>
-      <w:r>
-        <w:t>He knew exactly where she was. He was looking straight at her.</w:t>
+        <w:t>“Survival.”</w:t>
+      </w:r>
+    </w:p>
+    <w:p>
+      <w:r>
+        <w:t>She stepped out of the center of the corridor. At first he could see her perfectly.</w:t>
+      </w:r>
+    </w:p>
+    <w:p>
+      <w:r>
+        <w:t>Then servants passed. They moved around the place where she stood without looking directly at her. A priestess crossed the adjoining passage, and her eyes slid past Zilvrae.</w:t>
+      </w:r>
+    </w:p>
+    <w:p>
+      <w:r>
+        <w:t>Layn frowned. He knew exactly where she was. He was looking straight at her.</w:t>
       </w:r>
     </w:p>
     <w:p>
@@ -3044,57 +2694,17 @@
     </w:p>
     <w:p>
       <w:r>
-        <w:t>Zilvrae had not vanished.</w:t>
-      </w:r>
-    </w:p>
-    <w:p>
-      <w:r>
-        <w:t>She had simply become irrelevant to the attention passing through the corridor.</w:t>
-      </w:r>
-    </w:p>
-    <w:p>
-      <w:r>
-        <w:t>A servant stopped and turned toward Layn.</w:t>
-      </w:r>
-    </w:p>
-    <w:p>
-      <w:r>
-        <w:t>Instinctively, he looked away from Zilvrae.</w:t>
-      </w:r>
-    </w:p>
-    <w:p>
-      <w:r>
-        <w:t>When he looked back, she was gone.</w:t>
-      </w:r>
-    </w:p>
-    <w:p>
-      <w:r>
-        <w:t>He checked the corridor.</w:t>
-      </w:r>
-    </w:p>
-    <w:p>
-      <w:r>
-        <w:t>Nothing.</w:t>
-      </w:r>
-    </w:p>
-    <w:p>
-      <w:r>
-        <w:t>The doorway.</w:t>
-      </w:r>
-    </w:p>
-    <w:p>
-      <w:r>
-        <w:t>Nothing.</w:t>
-      </w:r>
-    </w:p>
-    <w:p>
-      <w:r>
-        <w:t>The pillar behind him.</w:t>
-      </w:r>
-    </w:p>
-    <w:p>
-      <w:r>
-        <w:t>Nothing.</w:t>
+        <w:t>Zilvrae had not vanished. She had simply become irrelevant to the attention passing through the corridor.</w:t>
+      </w:r>
+    </w:p>
+    <w:p>
+      <w:r>
+        <w:t>A servant stopped and turned toward Layn. Instinctively, Layn looked away from Zilvrae. When he looked back, she was gone.</w:t>
+      </w:r>
+    </w:p>
+    <w:p>
+      <w:r>
+        <w:t>He checked the corridor. Nothing. The doorway. Nothing. The pillar behind him. Nothing.</w:t>
       </w:r>
     </w:p>
     <w:p>
@@ -3114,47 +2724,22 @@
     </w:p>
     <w:p>
       <w:r>
-        <w:t>The trick had not been invisibility.</w:t>
-      </w:r>
-    </w:p>
-    <w:p>
-      <w:r>
-        <w:t>It had been attention.</w:t>
-      </w:r>
-    </w:p>
-    <w:p>
-      <w:r>
         <w:t>“Again,” she said.</w:t>
       </w:r>
     </w:p>
     <w:p>
       <w:r>
-        <w:t>This time Layn understood before she explained.</w:t>
-      </w:r>
-    </w:p>
-    <w:p>
-      <w:r>
-        <w:t>He looked around the corridor.</w:t>
-      </w:r>
-    </w:p>
-    <w:p>
-      <w:r>
-        <w:t>Then he smiled despite himself.</w:t>
-      </w:r>
-    </w:p>
-    <w:p>
-      <w:r>
-        <w:t>“Again.”</w:t>
-      </w:r>
-    </w:p>
-    <w:p>
-      <w:r>
-        <w:t>Zilvrae's expression barely changed.</w:t>
-      </w:r>
-    </w:p>
-    <w:p>
-      <w:r>
-        <w:t>“Good.”</w:t>
+        <w:t>This time Layn understood before she explained. He looked around the corridor and smiled despite himself.</w:t>
+      </w:r>
+    </w:p>
+    <w:p>
+      <w:r>
+        <w:t>“Again,” Layn said.</w:t>
+      </w:r>
+    </w:p>
+    <w:p>
+      <w:r>
+        <w:t>Zilvrae’s expression barely changed. “Good.”</w:t>
       </w:r>
     </w:p>
     <w:p>
@@ -3164,52 +2749,27 @@
     </w:p>
     <w:p>
       <w:r>
-        <w:t>She taught him where the eye naturally rested and where it tended to slide away, how to stand without presenting a shape that demanded attention, how to cross a room during the instant when someone else's attention was already occupied, how to move without letting the stone announce his weight.</w:t>
-      </w:r>
-    </w:p>
-    <w:p>
-      <w:r>
-        <w:t>He learned the difference between hiding and being overlooked.</w:t>
-      </w:r>
-    </w:p>
-    <w:p>
-      <w:r>
-        <w:t>The first required a place to hide. The second required understanding the person who might be looking.</w:t>
-      </w:r>
-    </w:p>
-    <w:p>
-      <w:r>
-        <w:t>He practiced both.</w:t>
-      </w:r>
-    </w:p>
-    <w:p>
-      <w:r>
-        <w:t>At first he was terrible.</w:t>
-      </w:r>
-    </w:p>
-    <w:p>
-      <w:r>
-        <w:t>Then merely bad.</w:t>
-      </w:r>
-    </w:p>
-    <w:p>
-      <w:r>
-        <w:t>Then tolerable.</w:t>
-      </w:r>
-    </w:p>
-    <w:p>
-      <w:r>
-        <w:t>Years later, someone could walk past him at arm's length and fail to notice him if they had no reason to expect him there.</w:t>
-      </w:r>
-    </w:p>
-    <w:p>
-      <w:r>
-        <w:t>The progress was not dramatic.</w:t>
-      </w:r>
-    </w:p>
-    <w:p>
-      <w:r>
-        <w:t>It was earned one correction at a time.</w:t>
+        <w:t>She taught him where the eye naturally rested and where it tended to slide away, how to stand without presenting a shape that demanded attention, how to cross a room during the instant when someone else’s attention was already occupied, how to move without letting the stone announce his weight.</w:t>
+      </w:r>
+    </w:p>
+    <w:p>
+      <w:r>
+        <w:t>He learned the difference between hiding and being overlooked. The first required a place to hide. The second required understanding the person who might be looking.</w:t>
+      </w:r>
+    </w:p>
+    <w:p>
+      <w:r>
+        <w:t>He practiced both. At first he was terrible. Then merely bad. Then tolerable.</w:t>
+      </w:r>
+    </w:p>
+    <w:p>
+      <w:r>
+        <w:t>Years later, someone could walk past him at arm’s length and fail to notice him if they had no reason to expect him there.</w:t>
+      </w:r>
+    </w:p>
+    <w:p>
+      <w:r>
+        <w:t>The progress was not dramatic. It was earned one correction at a time.</w:t>
       </w:r>
     </w:p>
     <w:p>
@@ -3269,42 +2829,17 @@
     </w:p>
     <w:p>
       <w:r>
-        <w:t>He had been avoiding his sisters.</w:t>
-      </w:r>
-    </w:p>
-    <w:p>
-      <w:r>
-        <w:t>He saw them at the far end of a corridor and turned before either noticed him. By then he had learned to choose the edges of passages automatically. He slipped into the darker side of the hall, became part of the stone, and waited.</w:t>
-      </w:r>
-    </w:p>
-    <w:p>
-      <w:r>
-        <w:t>A priestess approached from the opposite direction.</w:t>
-      </w:r>
-    </w:p>
-    <w:p>
-      <w:r>
-        <w:t>Layn did not move.</w:t>
-      </w:r>
-    </w:p>
-    <w:p>
-      <w:r>
-        <w:t>She stopped at a heavy iron door.</w:t>
-      </w:r>
-    </w:p>
-    <w:p>
-      <w:r>
-        <w:t>The woman glanced down the passage, saw nothing worth noticing, and pulled it open.</w:t>
-      </w:r>
-    </w:p>
-    <w:p>
-      <w:r>
-        <w:t>Layn remained still.</w:t>
-      </w:r>
-    </w:p>
-    <w:p>
-      <w:r>
-        <w:t>She stepped through and immediately broke into a run.</w:t>
+        <w:t>He had been avoiding his sisters. He saw them at the far end of a corridor and turned before either noticed him. By then he had learned to choose the edges of passages automatically. He slipped into the darker side of the hall, became part of the stone, and waited.</w:t>
+      </w:r>
+    </w:p>
+    <w:p>
+      <w:r>
+        <w:t>A priestess approached from the opposite direction. Layn did not move.</w:t>
+      </w:r>
+    </w:p>
+    <w:p>
+      <w:r>
+        <w:t>She stopped at a heavy iron door, glanced down the passage, saw nothing worth noticing, and pulled it open. She stepped through and broke into a run, as though something below could not wait for her.</w:t>
       </w:r>
     </w:p>
     <w:p>
@@ -3314,87 +2849,37 @@
     </w:p>
     <w:p>
       <w:r>
-        <w:t>The door began to swing shut.</w:t>
-      </w:r>
-    </w:p>
-    <w:p>
-      <w:r>
-        <w:t>Layn caught it.</w:t>
-      </w:r>
-    </w:p>
-    <w:p>
-      <w:r>
-        <w:t>He waited several breaths.</w:t>
-      </w:r>
-    </w:p>
-    <w:p>
-      <w:r>
-        <w:t>Then he looked inside.</w:t>
-      </w:r>
-    </w:p>
-    <w:p>
-      <w:r>
-        <w:t>He had never seen that part of House Freth.</w:t>
-      </w:r>
-    </w:p>
-    <w:p>
-      <w:r>
-        <w:t>The laboratories lay deep beneath the inhabited halls. The stone there was darker and damp in places, marked by old stains cleaned so often that the effort had left its own pattern. Metal tables stood beneath harsh violet lamps. Glass vessels lined the walls. Cages occupied several corners. Other tables held instruments constructed from metal, crystal, bone, and materials Layn could not name.</w:t>
-      </w:r>
-    </w:p>
-    <w:p>
-      <w:r>
-        <w:t>Priestesses moved from station to station.</w:t>
-      </w:r>
-    </w:p>
-    <w:p>
-      <w:r>
-        <w:t>Nobody spoke loudly.</w:t>
-      </w:r>
-    </w:p>
-    <w:p>
-      <w:r>
-        <w:t>Nobody wasted movement.</w:t>
-      </w:r>
-    </w:p>
-    <w:p>
-      <w:r>
-        <w:t>The room smelled of heated glass, bitter herbs, metal, old blood, and something chemical that burned faintly at the back of his throat.</w:t>
-      </w:r>
-    </w:p>
-    <w:p>
-      <w:r>
-        <w:t>He should have left.</w:t>
-      </w:r>
-    </w:p>
-    <w:p>
-      <w:r>
-        <w:t>Instead he remained beside the door.</w:t>
-      </w:r>
-    </w:p>
-    <w:p>
-      <w:r>
-        <w:t>A tiny creature, small enough to fit in one priestess's hand, was placed inside a glass enclosure.</w:t>
-      </w:r>
-    </w:p>
-    <w:p>
-      <w:r>
-        <w:t>Another priestess arrived carrying a dark vessel and measured out a precise amount. Nothing happened until the creature convulsed.</w:t>
-      </w:r>
-    </w:p>
-    <w:p>
-      <w:r>
-        <w:t>Its body expanded with a violence that made Layn's stomach tighten; its limbs lengthened, its torso thickened, and flesh pushed outward with impossible speed until the tiny animal became a swollen, distorted thing battering the enclosure hard enough to make the metal frame shudder.</w:t>
-      </w:r>
-    </w:p>
-    <w:p>
-      <w:r>
-        <w:t>The priestesses reacted immediately: one raised a barrier, another shouted an instruction, and two more moved into position as the creature struck again.</w:t>
-      </w:r>
-    </w:p>
-    <w:p>
-      <w:r>
-        <w:t>The glass fractured, but the containment field held, barely.</w:t>
+        <w:t>The door began to swing shut. Layn caught it, waited several breaths, and looked inside.</w:t>
+      </w:r>
+    </w:p>
+    <w:p>
+      <w:r>
+        <w:t>He had never seen that part of House Freth. The laboratories lay deep beneath the inhabited halls. The stone there was darker and damp in places, marked by old stains cleaned so often that the effort had left its own pattern. Metal tables stood beneath harsh violet lamps. Glass vessels lined the walls. Cages occupied several corners. Other tables held instruments constructed from metal, crystal, bone, and materials Layn could not name.</w:t>
+      </w:r>
+    </w:p>
+    <w:p>
+      <w:r>
+        <w:t>Priestesses moved from station to station. Nobody spoke loudly. Nobody wasted movement. The room smelled of heated glass, bitter herbs, metal, old blood, and something chemical that burned faintly at the back of his throat.</w:t>
+      </w:r>
+    </w:p>
+    <w:p>
+      <w:r>
+        <w:t>He should have left. Instead he remained beside the door.</w:t>
+      </w:r>
+    </w:p>
+    <w:p>
+      <w:r>
+        <w:t>A tiny creature, small enough to fit in one priestess’s hand, was placed inside a glass enclosure. Another priestess arrived carrying a dark vessel and measured out a precise amount. Nothing happened until the creature convulsed.</w:t>
+      </w:r>
+    </w:p>
+    <w:p>
+      <w:r>
+        <w:t>Its body expanded with a violence that made Layn’s stomach tighten; its limbs lengthened, its torso thickened, and flesh pushed outward with impossible speed until the tiny animal became a swollen, distorted thing battering the enclosure hard enough to make the metal frame shudder.</w:t>
+      </w:r>
+    </w:p>
+    <w:p>
+      <w:r>
+        <w:t>The priestesses reacted immediately: one raised a barrier, another shouted an instruction, and two more moved into position as the creature struck again. The glass fractured, but the containment field held, barely.</w:t>
       </w:r>
     </w:p>
     <w:p>
@@ -3404,22 +2889,12 @@
     </w:p>
     <w:p>
       <w:r>
-        <w:t>The monster screamed, and then the transformation began to fail.</w:t>
-      </w:r>
-    </w:p>
-    <w:p>
-      <w:r>
-        <w:t>Its body shrank, its limbs twisting inward as the enormous shape convulsed once, then again, until the enclosure filled with a wet, violent sound and the creature collapsed into itself.</w:t>
-      </w:r>
-    </w:p>
-    <w:p>
-      <w:r>
-        <w:t>Silence followed.</w:t>
-      </w:r>
-    </w:p>
-    <w:p>
-      <w:r>
-        <w:t>No one hurried to mourn it; one priestess began repairing the damaged apparatus, another gathered the remains, and a third picked up a writing instrument and began recording what had happened.</w:t>
+        <w:t>The monster screamed, and then the transformation began to fail. Its body shrank, its limbs twisting inward as the enormous shape convulsed once, then again, until the enclosure filled with a wet, violent sound and the creature collapsed into itself.</w:t>
+      </w:r>
+    </w:p>
+    <w:p>
+      <w:r>
+        <w:t>Silence followed. No one hurried to mourn it; one priestess began repairing the damaged apparatus, another gathered the remains, and a third picked up a writing instrument and began recording what had happened.</w:t>
       </w:r>
     </w:p>
     <w:p>
@@ -3435,22 +2910,12 @@
     <w:p>
       <w:pPr/>
       <w:r>
-        <w:t>Weeks later, during the theory portion of the day, Layn asked a question he had been carrying since the laboratory.</w:t>
-      </w:r>
-    </w:p>
-    <w:p>
-      <w:r>
-        <w:t>Layn kept his eyes on the page. “Can a substance amplify something that is already present?”</w:t>
-      </w:r>
-    </w:p>
-    <w:p>
-      <w:r>
-        <w:t>Zilvrae's pen stopped.</w:t>
-      </w:r>
-    </w:p>
-    <w:p>
-      <w:r>
-        <w:t>She looked at him over the edge of the page. “Why?”</w:t>
+        <w:t>Weeks later, during the theory portion of the day, Layn asked a question he had been carrying since the laboratory. He kept his eyes on the page. “Can a substance amplify something that is already present?”</w:t>
+      </w:r>
+    </w:p>
+    <w:p>
+      <w:r>
+        <w:t>Zilvrae’s pen stopped. “Why?”</w:t>
       </w:r>
     </w:p>
     <w:p>
@@ -3460,42 +2925,22 @@
     </w:p>
     <w:p>
       <w:r>
-        <w:t>Her eyes narrowed slightly. “That is rarely a sufficient reason.”</w:t>
-      </w:r>
-    </w:p>
-    <w:p>
-      <w:r>
-        <w:t>He expected the question to be dismissed. Instead she rose, crossed the room, and returned with a recently written House Freth volume.</w:t>
-      </w:r>
-    </w:p>
-    <w:p>
-      <w:r>
-        <w:t>She set the book before him. “I have no expertise in such things. But the house keeps records.”</w:t>
-      </w:r>
-    </w:p>
-    <w:p>
-      <w:r>
-        <w:t>She opened the book.</w:t>
-      </w:r>
-    </w:p>
-    <w:p>
-      <w:r>
-        <w:t>The illustrations were worse than Layn expected.</w:t>
-      </w:r>
-    </w:p>
-    <w:p>
-      <w:r>
-        <w:t>They showed bodies enlarged beyond ordinary proportion, limbs changed into unfamiliar shapes, mouths opened too widely, muscles swollen until anatomy became difficult to recognize. Some drawings were clinical and precise. Others looked almost like diagrams made from nightmares.</w:t>
-      </w:r>
-    </w:p>
-    <w:p>
-      <w:r>
-        <w:t>Layn turned to the written page.</w:t>
-      </w:r>
-    </w:p>
-    <w:p>
-      <w:r>
-        <w:t>The text was remarkably calm.</w:t>
+        <w:t>“That is rarely a sufficient reason.”</w:t>
+      </w:r>
+    </w:p>
+    <w:p>
+      <w:r>
+        <w:t>He expected the question to be dismissed. Instead she rose, crossed the room, and returned with a recently written House Freth volume. She set it before him. “I have no expertise in such things. But the House keeps records.”</w:t>
+      </w:r>
+    </w:p>
+    <w:p>
+      <w:r>
+        <w:t>The illustrations were worse than Layn expected. They showed bodies enlarged beyond ordinary proportion, limbs changed into unfamiliar shapes, mouths opened too widely, muscles swollen until anatomy became difficult to recognize. Some drawings were clinical and precise. Others looked almost like diagrams made from nightmares.</w:t>
+      </w:r>
+    </w:p>
+    <w:p>
+      <w:r>
+        <w:t>The text beside them was remarkably calm.</w:t>
       </w:r>
     </w:p>
     <w:p>
@@ -3511,11 +2956,6 @@
       </w:r>
     </w:p>
     <w:p>
-      <w:r>
-        <w:t>He read the next line.</w:t>
-      </w:r>
-    </w:p>
-    <w:p>
       <w:pPr>
         <w:spacing w:before="120" w:after="120"/>
         <w:ind w:left="504"/>
@@ -3528,11 +2968,6 @@
       </w:r>
     </w:p>
     <w:p>
-      <w:r>
-        <w:t>Layn's eyes moved downward.</w:t>
-      </w:r>
-    </w:p>
-    <w:p>
       <w:pPr>
         <w:spacing w:before="120" w:after="120"/>
         <w:ind w:left="504"/>
@@ -3545,16 +2980,6 @@
       </w:r>
     </w:p>
     <w:p>
-      <w:r>
-        <w:t>He paused.</w:t>
-      </w:r>
-    </w:p>
-    <w:p>
-      <w:r>
-        <w:t>Below it, another line continued the entry.</w:t>
-      </w:r>
-    </w:p>
-    <w:p>
       <w:pPr>
         <w:spacing w:before="120" w:after="120"/>
         <w:ind w:left="504"/>
@@ -3568,17 +2993,7 @@
     </w:p>
     <w:p>
       <w:r>
-        <w:t>Layn looked back at the illustrations.</w:t>
-      </w:r>
-    </w:p>
-    <w:p>
-      <w:r>
-        <w:t>The drawings suddenly made more sense.</w:t>
-      </w:r>
-    </w:p>
-    <w:p>
-      <w:r>
-        <w:t>He continued reading.</w:t>
+        <w:t>Layn looked back at the illustrations. They suddenly made more sense.</w:t>
       </w:r>
     </w:p>
     <w:p>
@@ -3595,12 +3010,7 @@
     </w:p>
     <w:p>
       <w:r>
-        <w:t>He turned the page.</w:t>
-      </w:r>
-    </w:p>
-    <w:p>
-      <w:r>
-        <w:t>The writing continued in the same detached hand.</w:t>
+        <w:t>He turned the page. The writing continued in the same detached hand.</w:t>
       </w:r>
     </w:p>
     <w:p>
@@ -3612,7 +3022,7 @@
         <w:rPr>
           <w:i/>
         </w:rPr>
-        <w:t>“The white preparation produces the opposite effect. It interferes with the subject's ability to channel the relevant capability for a comparable interval. Physical endurance remains after the interruption.”</w:t>
+        <w:t>“The white preparation produces the opposite effect. It interferes with the subject’s ability to channel the relevant capability for a comparable interval. Physical endurance remains after the interruption.”</w:t>
       </w:r>
     </w:p>
     <w:p>
@@ -3622,12 +3032,12 @@
     </w:p>
     <w:p>
       <w:r>
-        <w:t>Layn looked from the page to the illustrations, then from one entry to the other. “So one raises what is already there.”</w:t>
-      </w:r>
-    </w:p>
-    <w:p>
-      <w:r>
-        <w:t>Zilvrae watched his face. “For a brief time.”</w:t>
+        <w:t>Layn looked from one entry to the other. “So one raises what is already there.”</w:t>
+      </w:r>
+    </w:p>
+    <w:p>
+      <w:r>
+        <w:t>“For a brief time.”</w:t>
       </w:r>
     </w:p>
     <w:p>
@@ -3637,27 +3047,27 @@
     </w:p>
     <w:p>
       <w:r>
-        <w:t>Zilvrae nodded. “Yes.”</w:t>
-      </w:r>
-    </w:p>
-    <w:p>
-      <w:r>
-        <w:t>“It doesn't create anything?”</w:t>
-      </w:r>
-    </w:p>
-    <w:p>
-      <w:r>
-        <w:t>Zilvrae shook her head once. “No.”</w:t>
-      </w:r>
-    </w:p>
-    <w:p>
-      <w:r>
-        <w:t>Layn returned to the black preparation entry. “Then the weaker the subject…”</w:t>
-      </w:r>
-    </w:p>
-    <w:p>
-      <w:r>
-        <w:t>Zilvrae held his gaze. “The longer you may observe the result.”</w:t>
+        <w:t>“Yes.”</w:t>
+      </w:r>
+    </w:p>
+    <w:p>
+      <w:r>
+        <w:t>“It doesn’t create anything?”</w:t>
+      </w:r>
+    </w:p>
+    <w:p>
+      <w:r>
+        <w:t>Zilvrae shook her head once.</w:t>
+      </w:r>
+    </w:p>
+    <w:p>
+      <w:r>
+        <w:t>Layn returned to the black preparation. “Then the weaker the subject…”</w:t>
+      </w:r>
+    </w:p>
+    <w:p>
+      <w:r>
+        <w:t>“The longer you may observe the result.”</w:t>
       </w:r>
     </w:p>
     <w:p>
@@ -3667,17 +3077,12 @@
     </w:p>
     <w:p>
       <w:r>
-        <w:t>Zilvrae closed the book. “That is enough.” He opened his mouth, but she set the volume aside. “We continue.” He nodded and she returned to the lesson.</w:t>
-      </w:r>
-    </w:p>
-    <w:p>
-      <w:r>
-        <w:t>He did not tell her that he had seen the black preparation used.</w:t>
-      </w:r>
-    </w:p>
-    <w:p>
-      <w:r>
-        <w:t>She did not ask.</w:t>
+        <w:t>Zilvrae closed the book. “That is enough.” He opened his mouth, but she had already set the volume aside. “We continue.”</w:t>
+      </w:r>
+    </w:p>
+    <w:p>
+      <w:r>
+        <w:t>He did not tell her that he had seen the black preparation used. She did not ask.</w:t>
       </w:r>
     </w:p>
     <w:p>
@@ -3693,32 +3098,17 @@
     </w:p>
     <w:p>
       <w:r>
-        <w:t>Some evenings, when the final lamp in his room had burned low, Layn would sit on the edge of his bed and consider how strange that distinction was.</w:t>
-      </w:r>
-    </w:p>
-    <w:p>
-      <w:r>
-        <w:t>The house had begun by teaching him what not to touch; now it was teaching him how to survive touching everything else.</w:t>
-      </w:r>
-    </w:p>
-    <w:p>
-      <w:r>
-        <w:t>He checked the room and the bedding before lying down, then listened. Nothing.</w:t>
-      </w:r>
-    </w:p>
-    <w:p>
-      <w:r>
-        <w:t>The quiet did not reassure him, not completely.</w:t>
-      </w:r>
-    </w:p>
-    <w:p>
-      <w:r>
-        <w:t>He had learned too young that silence could simply mean that something had not started yet.</w:t>
-      </w:r>
-    </w:p>
-    <w:p>
-      <w:r>
-        <w:t>Still, he learned to lie down and to sleep, at least sometimes. He didn't remember when the last spider incident had been; only the nightmares remained.</w:t>
+        <w:t>Some evenings, when the final lamp in his room had burned low, Layn would sit on the edge of his bed and consider how strange that distinction was. The House had begun by teaching him what not to touch; now it was teaching him how to survive touching everything else.</w:t>
+      </w:r>
+    </w:p>
+    <w:p>
+      <w:r>
+        <w:t>He checked the room and the bedding before lying down, then listened. Nothing. The quiet did not reassure him, not completely; he had learned too young that silence could simply mean that something had not started yet.</w:t>
+      </w:r>
+    </w:p>
+    <w:p>
+      <w:r>
+        <w:t>Still, he learned to lie down and to sleep, at least sometimes. He didn’t remember when the last spider incident had been; only the nightmares remained.</w:t>
       </w:r>
     </w:p>
     <w:p>
@@ -3729,7 +3119,7 @@
     <w:p>
       <w:pPr/>
       <w:r>
-        <w:t>A few years earlier, the conversation that changed the method took place without him.</w:t>
+        <w:t>Years before, while the spiders still came, the conversation that changed the method took place without him.</w:t>
       </w:r>
     </w:p>
     <w:p>
@@ -3739,7 +3129,7 @@
     </w:p>
     <w:p>
       <w:r>
-        <w:t>Greyanna watched Zilvrae carefully. “He is becoming quieter.”</w:t>
+        <w:t>“He is becoming quieter,” Greyanna said.</w:t>
       </w:r>
     </w:p>
     <w:p>
@@ -3749,7 +3139,7 @@
     </w:p>
     <w:p>
       <w:r>
-        <w:t>Greyanna's eyes narrowed. “The manifestations are weaker.”</w:t>
+        <w:t>“The manifestations are weaker,” Greyanna pressed.</w:t>
       </w:r>
     </w:p>
     <w:p>
@@ -3764,7 +3154,7 @@
     </w:p>
     <w:p>
       <w:r>
-        <w:t>“And now he doesn't,” Zilvrae said.</w:t>
+        <w:t>“And now he doesn’t,” Zilvrae said.</w:t>
       </w:r>
     </w:p>
     <w:p>
@@ -3774,27 +3164,27 @@
     </w:p>
     <w:p>
       <w:r>
-        <w:t>“I am more concerned about his training progression,” Zilvrae continued. “He is not resting properly.”</w:t>
-      </w:r>
-    </w:p>
-    <w:p>
-      <w:r>
-        <w:t>Dreydre's mouth curved. “If a few spiders are enough to keep him awake, perhaps he deserves the exhaustion.”</w:t>
-      </w:r>
-    </w:p>
-    <w:p>
-      <w:r>
-        <w:t>Zilvrae's expression did not change as her gaze remained on Dreydre. “It has slowed him from completing his training.”</w:t>
-      </w:r>
-    </w:p>
-    <w:p>
-      <w:r>
-        <w:t>“That has never stopped him from completing his lessons,” Dreydre replied.</w:t>
-      </w:r>
-    </w:p>
-    <w:p>
-      <w:r>
-        <w:t>Zilvrae kept her gaze on the sisters. “It has slowed him.”</w:t>
+        <w:t>“I am more concerned about his training,” Zilvrae continued. “He is not resting properly.”</w:t>
+      </w:r>
+    </w:p>
+    <w:p>
+      <w:r>
+        <w:t>Dreydre’s mouth curved. “If a few spiders are enough to keep him awake, perhaps he deserves the exhaustion.”</w:t>
+      </w:r>
+    </w:p>
+    <w:p>
+      <w:r>
+        <w:t>“It is slowing his training.”</w:t>
+      </w:r>
+    </w:p>
+    <w:p>
+      <w:r>
+        <w:t>Dreydre did not look at her. “It has never stopped him completing a lesson.”</w:t>
+      </w:r>
+    </w:p>
+    <w:p>
+      <w:r>
+        <w:t>“It has slowed him.”</w:t>
       </w:r>
     </w:p>
     <w:p>
@@ -3804,17 +3194,17 @@
     </w:p>
     <w:p>
       <w:r>
-        <w:t>Zilvrae did not move. “I have not said that it doesn't.”</w:t>
-      </w:r>
-    </w:p>
-    <w:p>
-      <w:r>
-        <w:t>“Then why are you arguing with us?”</w:t>
-      </w:r>
-    </w:p>
-    <w:p>
-      <w:r>
-        <w:t>Zilvrae remained calm. “I am arguing for the continued development of my student.”</w:t>
+        <w:t>“I have not said that it doesn’t.”</w:t>
+      </w:r>
+    </w:p>
+    <w:p>
+      <w:r>
+        <w:t>“Then why are you arguing with us?” Greyanna’s voice sharpened on the last word.</w:t>
+      </w:r>
+    </w:p>
+    <w:p>
+      <w:r>
+        <w:t>“I am arguing for the continued development of my student.”</w:t>
       </w:r>
     </w:p>
     <w:p>
@@ -3824,27 +3214,17 @@
     </w:p>
     <w:p>
       <w:r>
-        <w:t>Zilvrae folded her hands behind her back. “A frightened boy will freeze when frightened. That is useful.”</w:t>
-      </w:r>
-    </w:p>
-    <w:p>
-      <w:r>
-        <w:t>She let the silence become uncomfortable. “But a disciplined boy can freeze when he chooses to.”</w:t>
-      </w:r>
-    </w:p>
-    <w:p>
-      <w:r>
-        <w:t>Dreydre's expression hardened. “You want us to stop.”</w:t>
-      </w:r>
-    </w:p>
-    <w:p>
-      <w:r>
-        <w:t>“No.” The answer caught them both.</w:t>
-      </w:r>
-    </w:p>
-    <w:p>
-      <w:r>
-        <w:t>Zilvrae kept her hands behind her back. “I want you to understand that I do not want a weak student.”</w:t>
+        <w:t>Zilvrae folded her hands behind her back. “A frightened boy will freeze when frightened. That is useful. But a disciplined boy can freeze when he chooses to.”</w:t>
+      </w:r>
+    </w:p>
+    <w:p>
+      <w:r>
+        <w:t>Dreydre’s expression hardened. “You want us to stop.”</w:t>
+      </w:r>
+    </w:p>
+    <w:p>
+      <w:r>
+        <w:t>“No.” The answer caught them both. “I want you to understand that I do not want a weak student.”</w:t>
       </w:r>
     </w:p>
     <w:p>
@@ -3854,32 +3234,7 @@
     </w:p>
     <w:p>
       <w:r>
-        <w:t>Greyanna opened her mouth, but Zilvrae spoke first.</w:t>
-      </w:r>
-    </w:p>
-    <w:p>
-      <w:r>
-        <w:t>“You have achieved the immediate result. He no longer reaches for what frightened him. There are no visible manifestations now. Good.”</w:t>
-      </w:r>
-    </w:p>
-    <w:p>
-      <w:r>
-        <w:t>She looked directly at them.</w:t>
-      </w:r>
-    </w:p>
-    <w:p>
-      <w:r>
-        <w:t>Zilvrae held Dreydre's gaze. “But fear is a poor long-term teacher.”</w:t>
-      </w:r>
-    </w:p>
-    <w:p>
-      <w:r>
-        <w:t>Dreydre said nothing.</w:t>
-      </w:r>
-    </w:p>
-    <w:p>
-      <w:r>
-        <w:t>After a moment, Zilvrae asked, “How long do you intend to continue putting spiders in a boy's bed?”</w:t>
+        <w:t>Greyanna opened her mouth, but Zilvrae spoke first. “You have achieved the immediate result. He no longer reaches for what frightened him. There are no visible manifestations now. Good.” She held Dreydre’s gaze. “But fear is a poor long-term teacher. How long do you intend to continue putting spiders in a boy’s bed?”</w:t>
       </w:r>
     </w:p>
     <w:p>
@@ -3889,37 +3244,17 @@
     </w:p>
     <w:p>
       <w:r>
-        <w:t>“He will stop being a boy.”</w:t>
-      </w:r>
-    </w:p>
-    <w:p>
-      <w:r>
-        <w:t>Her voice remained level.</w:t>
-      </w:r>
-    </w:p>
-    <w:p>
-      <w:r>
-        <w:t>“You cannot frighten childhood out of him forever,” Zilvrae continued. “Eventually the same fear you use to control him will be carried into adulthood, where it will become exhaustion, distraction, poor judgment.”</w:t>
-      </w:r>
-    </w:p>
-    <w:p>
-      <w:r>
-        <w:t>Greyanna's expression tightened. “Discipline is not the same as fear.”</w:t>
-      </w:r>
-    </w:p>
-    <w:p>
-      <w:r>
-        <w:t>Zilvrae did not hesitate. “No. That is precisely my point.”</w:t>
-      </w:r>
-    </w:p>
-    <w:p>
-      <w:r>
-        <w:t>She stepped toward the table. “One can live with discipline.”</w:t>
-      </w:r>
-    </w:p>
-    <w:p>
-      <w:r>
-        <w:t>Her eyes moved between them. “One cannot live indefinitely in expectation of pain without the expectation changing the person.”</w:t>
+        <w:t>“He will stop being a boy. You cannot frighten childhood out of him forever. Eventually the fear you use to control him will be carried into adulthood, where it will become exhaustion, distraction, poor judgment.”</w:t>
+      </w:r>
+    </w:p>
+    <w:p>
+      <w:r>
+        <w:t>Greyanna’s mouth tightened. “Discipline is not the same as fear.”</w:t>
+      </w:r>
+    </w:p>
+    <w:p>
+      <w:r>
+        <w:t>“No. That is precisely my point. One can live with discipline. One cannot live indefinitely in expectation of pain without the expectation changing the person.”</w:t>
       </w:r>
     </w:p>
     <w:p>
@@ -3929,22 +3264,17 @@
     </w:p>
     <w:p>
       <w:r>
-        <w:t>The door opened with a faint squeak.</w:t>
-      </w:r>
-    </w:p>
-    <w:p>
-      <w:r>
-        <w:t>The Matron Mother entered.</w:t>
-      </w:r>
-    </w:p>
-    <w:p>
-      <w:r>
-        <w:t>The sisters straightened immediately, Zilvrae bowed her head, and the Matron Mother said nothing as she listened.</w:t>
-      </w:r>
-    </w:p>
-    <w:p>
-      <w:r>
-        <w:t>Zilvrae addressed the Matron Mother without lowering her eyes. “The boy's progress is slowing. He completes every task, but his rest is poor. The fear is no longer necessary to maintain his restraint. I can teach him to control himself.”</w:t>
+        <w:t>The door opened with a faint squeak, and the Matron Mother entered.</w:t>
+      </w:r>
+    </w:p>
+    <w:p>
+      <w:r>
+        <w:t>The sisters straightened immediately. Zilvrae bowed her head. The Matron Mother said nothing, and listened.</w:t>
+      </w:r>
+    </w:p>
+    <w:p>
+      <w:r>
+        <w:t>Zilvrae raised her eyes to address her. “The boy’s progress is slowing. He completes every task, but his rest is poor. The fear is no longer necessary to maintain his restraint. I can teach him to control himself.”</w:t>
       </w:r>
     </w:p>
     <w:p>
@@ -3954,17 +3284,12 @@
     </w:p>
     <w:p>
       <w:r>
-        <w:t>Zilvrae met the Matron Mother's gaze. “In the long term.”</w:t>
-      </w:r>
-    </w:p>
-    <w:p>
-      <w:r>
-        <w:t>A silence followed as the Matron Mother looked at Dreydre, then Greyanna.</w:t>
-      </w:r>
-    </w:p>
-    <w:p>
-      <w:r>
-        <w:t>Neither challenged Zilvrae.</w:t>
+        <w:t>“In the long term.”</w:t>
+      </w:r>
+    </w:p>
+    <w:p>
+      <w:r>
+        <w:t>A silence followed as the Matron Mother looked at Dreydre, then Greyanna. Neither challenged Zilvrae.</w:t>
       </w:r>
     </w:p>
     <w:p>
@@ -4024,17 +3349,12 @@
     </w:p>
     <w:p>
       <w:r>
-        <w:t>By nineteen, the last day of his instruction arrived without ceremony.</w:t>
-      </w:r>
-    </w:p>
-    <w:p>
-      <w:r>
-        <w:t>The room was empty when Zilvrae entered.</w:t>
-      </w:r>
-    </w:p>
-    <w:p>
-      <w:r>
-        <w:t>Another drow from the household came with her, carrying a slate and speaking in the distracted tone of someone discussing a problem too small to deserve anyone's full attention.</w:t>
+        <w:t>By twenty, the last day of his instruction arrived without ceremony.</w:t>
+      </w:r>
+    </w:p>
+    <w:p>
+      <w:r>
+        <w:t>The room was empty when Zilvrae entered. Another drow from the household came with her, carrying a slate and speaking in the distracted tone of someone discussing a problem too small to deserve anyone’s full attention.</w:t>
       </w:r>
     </w:p>
     <w:p>
@@ -4059,12 +3379,12 @@
     </w:p>
     <w:p>
       <w:r>
-        <w:t>They discussed a broken inventory marker, missing lamp oil, and the condition of the practice weapons. It was ordinary House Freth business, the sort of conversation that could happen in any room where the house's daily affairs were handled.</w:t>
-      </w:r>
-    </w:p>
-    <w:p>
-      <w:r>
-        <w:t>The other drow left, the door closed, and the room was empty while Zilvrae waited.</w:t>
+        <w:t>They discussed a broken inventory marker, missing lamp oil, and the condition of the practice weapons. It was ordinary House Freth business, the sort of conversation that could happen in any room where the House’s daily affairs were handled.</w:t>
+      </w:r>
+    </w:p>
+    <w:p>
+      <w:r>
+        <w:t>The other drow left, the door closed, and Zilvrae waited.</w:t>
       </w:r>
     </w:p>
     <w:p>
@@ -4074,12 +3394,7 @@
     </w:p>
     <w:p>
       <w:r>
-        <w:t>Nothing happened until Layn stepped away from the wall beside the weapons rack.</w:t>
-      </w:r>
-    </w:p>
-    <w:p>
-      <w:r>
-        <w:t>He had been visible the entire time.</w:t>
+        <w:t>Layn stepped away from the wall beside the weapons rack. He had been visible the entire time.</w:t>
       </w:r>
     </w:p>
     <w:p>
@@ -4089,7 +3404,7 @@
     </w:p>
     <w:p>
       <w:r>
-        <w:t>Zilvrae regarded him. Her eyes remained on his hiding place. “Acceptable.”</w:t>
+        <w:t>Zilvrae’s eyes remained on his hiding place. “Acceptable.”</w:t>
       </w:r>
     </w:p>
     <w:p>
@@ -4099,12 +3414,7 @@
     </w:p>
     <w:p>
       <w:r>
-        <w:t>Her expression remained unchanged. “That was not praise.”</w:t>
-      </w:r>
-    </w:p>
-    <w:p>
-      <w:r>
-        <w:t>Layn allowed himself the smallest smile.</w:t>
+        <w:t>“That was not praise.”</w:t>
       </w:r>
     </w:p>
     <w:p>
@@ -4124,17 +3434,12 @@
     </w:p>
     <w:p>
       <w:r>
-        <w:t>A narrow line formed between her fingers, lengthened, thickened, and became the sword.</w:t>
-      </w:r>
-    </w:p>
-    <w:p>
-      <w:r>
-        <w:t>He had seen the weapon appear more times than he could count, yet he still watched it.</w:t>
-      </w:r>
-    </w:p>
-    <w:p>
-      <w:r>
-        <w:t>Layn looked at the manifested sword. “Last time?” he asked, already knowing the answer.</w:t>
+        <w:t>A narrow line formed between her fingers, lengthened, thickened, and became the quarterstaff. He had seen it appear more times than he could count, and he still watched.</w:t>
+      </w:r>
+    </w:p>
+    <w:p>
+      <w:r>
+        <w:t>“Last time?” he asked, already knowing the answer.</w:t>
       </w:r>
     </w:p>
     <w:p>
@@ -4174,22 +3479,7 @@
     </w:p>
     <w:p>
       <w:r>
-        <w:t>She slipped aside, the blade striking stone, and Layn did not chase it.</w:t>
-      </w:r>
-    </w:p>
-    <w:p>
-      <w:r>
-        <w:t>His remaining hand drew the second dagger.</w:t>
-      </w:r>
-    </w:p>
-    <w:p>
-      <w:r>
-        <w:t>He attacked again.</w:t>
-      </w:r>
-    </w:p>
-    <w:p>
-      <w:r>
-        <w:t>The second throw came low, but Zilvrae knocked it away with the quarterstaff, leaving Layn unarmed.</w:t>
+        <w:t>She slipped aside, the blade striking stone, and Layn did not chase it. He attacked again and, when she gave him the angle, threw the dagger he had left. It came low, but Zilvrae knocked it away with the quarterstaff, leaving Layn unarmed.</w:t>
       </w:r>
     </w:p>
     <w:p>
@@ -4209,12 +3499,7 @@
     </w:p>
     <w:p>
       <w:r>
-        <w:t>Zilvrae stopped, then broke the darkness with a dispelling gesture.</w:t>
-      </w:r>
-    </w:p>
-    <w:p>
-      <w:r>
-        <w:t>By then, Layn had found both daggers by touch and returned them to his hands.</w:t>
+        <w:t>Zilvrae stopped, then broke the darkness with a dispelling gesture. By then, Layn had found both daggers by touch and returned them to his hands.</w:t>
       </w:r>
     </w:p>
     <w:p>
@@ -4224,22 +3509,7 @@
     </w:p>
     <w:p>
       <w:r>
-        <w:t>Zilvrae looked toward the places where a fighter might naturally hide: behind the pillars, beneath the arches, near the weapon racks.</w:t>
-      </w:r>
-    </w:p>
-    <w:p>
-      <w:r>
-        <w:t>Nothing. Then a shadow crossed from the opposite side.</w:t>
-      </w:r>
-    </w:p>
-    <w:p>
-      <w:r>
-        <w:t>Zilvrae watched for half a heartbeat, and then she saw the error.</w:t>
-      </w:r>
-    </w:p>
-    <w:p>
-      <w:r>
-        <w:t>The shadow did not change with the shape of a body. For anyone less experienced, it would have looked like the moving shadow of a hiding threat.</w:t>
+        <w:t>Zilvrae looked toward the places where a fighter might naturally hide: behind the pillars, beneath the arches, near the weapon racks. Nothing.</w:t>
       </w:r>
     </w:p>
     <w:p>
@@ -4249,12 +3519,12 @@
     </w:p>
     <w:p>
       <w:r>
-        <w:t>They drifted across the gallery, crossing and separating, each one controlled with enough precision to suggest bodies moving at different distances.</w:t>
-      </w:r>
-    </w:p>
-    <w:p>
-      <w:r>
-        <w:t>One bright patch swept across the far wall.</w:t>
+        <w:t>They drifted across the gallery, crossing and separating, each one controlled with enough precision to suggest bodies moving at different distances. One bright patch swept across the far wall, and a shadow crossed it from the opposite side.</w:t>
+      </w:r>
+    </w:p>
+    <w:p>
+      <w:r>
+        <w:t>Zilvrae watched it for half a heartbeat, then dismissed it. The shadow did not change with the shape of a body. For anyone less experienced, it would have looked like a hiding threat on the move.</w:t>
       </w:r>
     </w:p>
     <w:p>
@@ -4274,22 +3544,12 @@
     </w:p>
     <w:p>
       <w:r>
-        <w:t>Zilvrae ignored the false motion below.</w:t>
-      </w:r>
-    </w:p>
-    <w:p>
-      <w:r>
-        <w:t>Her eyes searched the room.</w:t>
-      </w:r>
-    </w:p>
-    <w:p>
-      <w:r>
-        <w:t>Layn waited.</w:t>
-      </w:r>
-    </w:p>
-    <w:p>
-      <w:r>
-        <w:t>He had spent years learning where attention landed, how long it remained, and when it was safe to move.</w:t>
+        <w:t>Zilvrae ignored the false motion below. Her eyes searched the room.</w:t>
+      </w:r>
+    </w:p>
+    <w:p>
+      <w:r>
+        <w:t>Layn waited. He had spent years learning where attention landed, how long it remained, and when it was safe to move.</w:t>
       </w:r>
     </w:p>
     <w:p>
@@ -4299,12 +3559,7 @@
     </w:p>
     <w:p>
       <w:r>
-        <w:t>Layn released the spell.</w:t>
-      </w:r>
-    </w:p>
-    <w:p>
-      <w:r>
-        <w:t>The fall was immediate.</w:t>
+        <w:t>Layn released the spell, and the fall was immediate.</w:t>
       </w:r>
     </w:p>
     <w:p>
@@ -4314,22 +3569,12 @@
     </w:p>
     <w:p>
       <w:r>
-        <w:t>Zilvrae heard the whistle of the blade at the last possible second and quickly twisted aside.</w:t>
-      </w:r>
-    </w:p>
-    <w:p>
-      <w:r>
-        <w:t>The blade struck the quarterstaff with a hard metallic crack.</w:t>
-      </w:r>
-    </w:p>
-    <w:p>
-      <w:r>
-        <w:t>The impact turned Layn sideways.</w:t>
-      </w:r>
-    </w:p>
-    <w:p>
-      <w:r>
-        <w:t>He landed, rolled, and came up with his second dagger already in hand.</w:t>
+        <w:t>At the last possible second, Zilvrae twisted aside.</w:t>
+      </w:r>
+    </w:p>
+    <w:p>
+      <w:r>
+        <w:t>The blade struck the quarterstaff with a hard metallic crack, and the impact turned Layn sideways. He landed, rolled, and came up with both daggers still in hand.</w:t>
       </w:r>
     </w:p>
     <w:p>
@@ -4344,37 +3589,12 @@
     </w:p>
     <w:p>
       <w:r>
-        <w:t>She closed it.</w:t>
-      </w:r>
-    </w:p>
-    <w:p>
-      <w:r>
-        <w:t>He changed direction.</w:t>
-      </w:r>
-    </w:p>
-    <w:p>
-      <w:r>
-        <w:t>She was waiting.</w:t>
-      </w:r>
-    </w:p>
-    <w:p>
-      <w:r>
-        <w:t>Layn recognized the magical structure around the quarterstaff as he moved past it. He could feel the faint distinction between ordinary wood and a thing that existed only because Zilvrae continued to hold it in the world.</w:t>
-      </w:r>
-    </w:p>
-    <w:p>
-      <w:r>
-        <w:t>He understood it.</w:t>
-      </w:r>
-    </w:p>
-    <w:p>
-      <w:r>
-        <w:t>He did not need to dismantle it.</w:t>
-      </w:r>
-    </w:p>
-    <w:p>
-      <w:r>
-        <w:t>The thought lasted less than a heartbeat.</w:t>
+        <w:t>She closed it. He changed direction. She was waiting.</w:t>
+      </w:r>
+    </w:p>
+    <w:p>
+      <w:r>
+        <w:t>Layn recognized the magical structure around the quarterstaff as he moved past it. He could feel the faint distinction between ordinary wood and a thing that existed only because Zilvrae continued to hold it in the world. He understood it. He did not need to dismantle it. The thought lasted less than a heartbeat.</w:t>
       </w:r>
     </w:p>
     <w:p>
@@ -4384,7 +3604,7 @@
     </w:p>
     <w:p>
       <w:r>
-        <w:t>Pale flames spread across Layn's body, clinging to his outline and making every edge of him visible. There was nowhere to hide inside the glow.</w:t>
+        <w:t>Pale flames spread across Layn’s body, clinging to his outline and making every edge of him visible. There was nowhere to hide inside the glow.</w:t>
       </w:r>
     </w:p>
     <w:p>
@@ -4403,27 +3623,17 @@
         <w:footnoteReference w:id="2"/>
       </w:r>
       <w:r>
-        <w:t xml:space="preserve"> he shouted from the bottom of his lungs. He had found it more effective to yell out the command to break a spell mid-fight, even though Zilvrae never approved of it.</w:t>
-      </w:r>
-    </w:p>
-    <w:p>
-      <w:r>
-        <w:t>All Layn cared about that moment was that it worked. The pale fire vanished, and at the same instant he moved.</w:t>
-      </w:r>
-    </w:p>
-    <w:p>
-      <w:r>
-        <w:t>He crossed the gallery, turned past her shoulder, and came in low.</w:t>
-      </w:r>
-    </w:p>
-    <w:p>
-      <w:r>
-        <w:t>For a heartbeat, he thought he had found the opening.</w:t>
-      </w:r>
-    </w:p>
-    <w:p>
-      <w:r>
-        <w:t>He drove forward.</w:t>
+        <w:t xml:space="preserve"> he shouted at the top of his lungs. He had found it more effective to yell out the command to break a spell mid-fight, even though Zilvrae never approved of it.</w:t>
+      </w:r>
+    </w:p>
+    <w:p>
+      <w:r>
+        <w:t>All Layn cared about in that moment was that it worked. The pale fire vanished, and at the same instant he moved.</w:t>
+      </w:r>
+    </w:p>
+    <w:p>
+      <w:r>
+        <w:t>He crossed the gallery, turned past her shoulder, and came in low. For a heartbeat, he thought he had found the opening. He drove forward.</w:t>
       </w:r>
     </w:p>
     <w:p>
@@ -4433,22 +3643,12 @@
     </w:p>
     <w:p>
       <w:r>
-        <w:t>At the instant Layn's defensive dagger came up to intercept the strike, the quarterstaff vanished.</w:t>
-      </w:r>
-    </w:p>
-    <w:p>
-      <w:r>
-        <w:t>Layn's dagger cut through empty air.</w:t>
-      </w:r>
-    </w:p>
-    <w:p>
-      <w:r>
-        <w:t>Then the quarterstaff reappeared on the other side of his guard, between the dagger and his jaw.</w:t>
-      </w:r>
-    </w:p>
-    <w:p>
-      <w:r>
-        <w:t>The movement was so fast that, for an instant, it seemed to Layn that the quarterstaff had passed straight through his blade.</w:t>
+        <w:t>At the instant Layn’s defensive dagger came up to intercept the strike, the quarterstaff vanished. Layn’s dagger cut through empty air.</w:t>
+      </w:r>
+    </w:p>
+    <w:p>
+      <w:r>
+        <w:t>Then the quarterstaff reappeared on the other side of his guard, between the dagger and his jaw. The movement was so fast that, for an instant, it seemed to Layn that the quarterstaff had passed straight through his blade.</w:t>
       </w:r>
     </w:p>
     <w:p>
@@ -4463,7 +3663,7 @@
     </w:p>
     <w:p>
       <w:r>
-        <w:t>Layn's mind raced. For ten years he had watched Zilvrae use the quarterstaff in almost every way a weapon could be used, and he had thought he knew every movement she could make with it; he had never anticipated that one.</w:t>
+        <w:t>Layn’s mind raced. For ten years he had watched Zilvrae use the quarterstaff in almost every way a weapon could be used, and he had thought he knew every movement she could make with it; he had never anticipated that one.</w:t>
       </w:r>
     </w:p>
     <w:p>
@@ -4473,17 +3673,12 @@
     </w:p>
     <w:p>
       <w:r>
-        <w:t>Layn's chest was rising and falling hard now while Zilvrae's breathing remained even. Layn made mistakes, Zilvrae punished them, he adapted, and she found another.</w:t>
-      </w:r>
-    </w:p>
-    <w:p>
-      <w:r>
-        <w:t>They remained there for a moment.</w:t>
-      </w:r>
-    </w:p>
-    <w:p>
-      <w:r>
-        <w:t>Zilvrae lowered the weapon and released him.</w:t>
+        <w:t>Layn’s chest was rising and falling hard now while Zilvrae’s breathing remained even. Layn made mistakes, Zilvrae punished them, he adapted, and she found another.</w:t>
+      </w:r>
+    </w:p>
+    <w:p>
+      <w:r>
+        <w:t>They remained there for a moment. Then Zilvrae lowered the weapon and released him.</w:t>
       </w:r>
     </w:p>
     <w:p>
@@ -4493,22 +3688,17 @@
     </w:p>
     <w:p>
       <w:r>
-        <w:t>Zilvrae lowered the quarterstaff. “The combat work is sufficient.”</w:t>
-      </w:r>
-    </w:p>
-    <w:p>
-      <w:r>
-        <w:t>Layn relaxed his stance.</w:t>
-      </w:r>
-    </w:p>
-    <w:p>
-      <w:r>
-        <w:t>Layn looked at her, rubbing the ache from his jaw. “Sufficient?”</w:t>
-      </w:r>
-    </w:p>
-    <w:p>
-      <w:r>
-        <w:t>“You are not a great fighter,” Zilvrae said.</w:t>
+        <w:t>“The combat work is sufficient.”</w:t>
+      </w:r>
+    </w:p>
+    <w:p>
+      <w:r>
+        <w:t>“Sufficient?”</w:t>
+      </w:r>
+    </w:p>
+    <w:p>
+      <w:r>
+        <w:t>“You are not a great fighter.”</w:t>
       </w:r>
     </w:p>
     <w:p>
@@ -4528,12 +3718,7 @@
     </w:p>
     <w:p>
       <w:r>
-        <w:t>She paused, allowing the final distinction to settle.</w:t>
-      </w:r>
-    </w:p>
-    <w:p>
-      <w:r>
-        <w:t>“And you know when to move.”</w:t>
+        <w:t>She paused. “And you know when to move.”</w:t>
       </w:r>
     </w:p>
     <w:p>
@@ -4543,12 +3728,7 @@
     </w:p>
     <w:p>
       <w:r>
-        <w:t>She looked toward the place where he had first emerged at the beginning of the lesson.</w:t>
-      </w:r>
-    </w:p>
-    <w:p>
-      <w:r>
-        <w:t>Zilvrae lowered the sword. “The training is complete.”</w:t>
+        <w:t>She looked toward the place where he had first emerged at the beginning of the lesson, then opened her hands, and the quarterstaff was gone. “The training is complete.”</w:t>
       </w:r>
     </w:p>
     <w:p>
@@ -4563,27 +3743,27 @@
     </w:p>
     <w:p>
       <w:r>
-        <w:t>Layn turned to find Greyanna standing in the doorway. “The hearing is tonight.”</w:t>
-      </w:r>
-    </w:p>
-    <w:p>
-      <w:r>
-        <w:t>Layn looked at her, trying to read the answer before he asked for it. “Are you going to be there?”</w:t>
-      </w:r>
-    </w:p>
-    <w:p>
-      <w:r>
-        <w:t>Greyanna's eyes moved briefly toward Zilvrae. “No. My work is finished. From here, you are in the hands of your family.”</w:t>
-      </w:r>
-    </w:p>
-    <w:p>
-      <w:r>
-        <w:t>Greyanna's eyes moved past him to Zilvrae. The glance lingered for a moment, measuring and superior, before returning to Layn.</w:t>
-      </w:r>
-    </w:p>
-    <w:p>
-      <w:r>
-        <w:t>Zilvrae's expression softened by the smallest degree. “You are going to be decent.”</w:t>
+        <w:t>Layn turned to find Greyanna standing in the doorway. “The Hearing is tonight.”</w:t>
+      </w:r>
+    </w:p>
+    <w:p>
+      <w:r>
+        <w:t>Layn looked past her to Zilvrae, trying to read the answer before he asked for it. “Are you going to be there?”</w:t>
+      </w:r>
+    </w:p>
+    <w:p>
+      <w:r>
+        <w:t>“No,” Zilvrae said. “My work is finished. From here, you are in the hands of your family.”</w:t>
+      </w:r>
+    </w:p>
+    <w:p>
+      <w:r>
+        <w:t>Greyanna’s eyes moved to Zilvrae and lingered there for a moment, measuring and superior.</w:t>
+      </w:r>
+    </w:p>
+    <w:p>
+      <w:r>
+        <w:t>Zilvrae’s expression softened by the smallest degree. “You are going to be decent.”</w:t>
       </w:r>
     </w:p>
     <w:p>
@@ -4602,6 +3782,12 @@
       </w:r>
     </w:p>
     <w:p>
+      <w:pPr>
+        <w:spacing w:before="240"/>
+      </w:pPr>
+    </w:p>
+    <w:p>
+      <w:pPr/>
       <w:r>
         <w:t>The door closed behind them, and Zilvrae remained still in a room that suddenly seemed larger.</w:t>
       </w:r>
@@ -4613,12 +3799,7 @@
     </w:p>
     <w:p>
       <w:r>
-        <w:t>Zilvrae turned toward the weapon racks.</w:t>
-      </w:r>
-    </w:p>
-    <w:p>
-      <w:r>
-        <w:t>She began putting the room in order. These daggers would not be used again tomorrow; only the marks in the floor would remain.</w:t>
+        <w:t>Zilvrae turned toward the weapon racks and began putting the room in order. These daggers would not be used again tomorrow; only the marks in the floor would remain.</w:t>
       </w:r>
     </w:p>
     <w:p>
@@ -4688,7 +3869,7 @@
     </w:p>
     <w:p>
       <w:r>
-        <w:t>The chamber was larger than it had ever seemed from the outer gallery — a vault of black stone, warm with the breath of braziers below the dais. The spider-wrought floor watched his every step. The priestesses on the platform held themselves still, and their silence made rank into architecture.</w:t>
+        <w:t>The chamber was larger than it had ever seemed from the outer gallery—a vault of black stone, warm with the breath of braziers below the dais. The spider-wrought floor watched his every step. The priestesses on the platform held themselves still, and their silence made rank into architecture.</w:t>
       </w:r>
     </w:p>
     <w:p>
@@ -4698,7 +3879,7 @@
     </w:p>
     <w:p>
       <w:r>
-        <w:t>The Matron Mother was already seated on the raised platform at the far end, with Dreydre and Greyanna standing below the dais and two guard females watching the doors.</w:t>
+        <w:t>The Matron Mother was already seated on the raised platform at the far end, the circlet of black legs catching the brazier light at her brow, with Dreydre and Greyanna standing below the dais and two guard females watching the doors.</w:t>
       </w:r>
     </w:p>
     <w:p>
@@ -4713,7 +3894,7 @@
     </w:p>
     <w:p>
       <w:r>
-        <w:t>a good memory, adequate discipline, judgment less reliable when he believed he had found a pattern. The daughters spoke of his training, of his obedience, of the ten years of it. Greyanna noted that he learned slower than he should.</w:t>
+        <w:t>A good memory. Adequate discipline. Judgment less reliable when he believed he had found a pattern. The daughters spoke of his training, of his obedience, of the ten years of it. Greyanna noted that he learned slower than he should.</w:t>
       </w:r>
     </w:p>
     <w:p>
@@ -4728,7 +3909,7 @@
     </w:p>
     <w:p>
       <w:r>
-        <w:t>In time the discussion reached the question that had hung over the house for years.</w:t>
+        <w:t>In time the discussion reached the question that had hung over the House for years.</w:t>
       </w:r>
     </w:p>
     <w:p>
@@ -4738,12 +3919,17 @@
     </w:p>
     <w:p>
       <w:r>
-        <w:t>Manifested what? The question made no sense to Layn. He searched the last ten years in his memory — the training, the lessons, the things he had been taught to do. There was nothing he could name as a manifestation.</w:t>
-      </w:r>
-    </w:p>
-    <w:p>
-      <w:r>
-        <w:t>Dreydre kept her eyes lowered. “There have been moments.” The Matron Mother let the answer hang for a breath before asking, “Moments?”</w:t>
+        <w:t>Manifested what? The question made no sense to Layn. He searched the last ten years in his memory—the training, the lessons, the things he had been taught to do. There was nothing he could name as a manifestation.</w:t>
+      </w:r>
+    </w:p>
+    <w:p>
+      <w:r>
+        <w:t>Dreydre kept her eyes lowered. “There have been moments.”</w:t>
+      </w:r>
+    </w:p>
+    <w:p>
+      <w:r>
+        <w:t>The Matron Mother let the answer hang for a breath before asking, “Moments?”</w:t>
       </w:r>
     </w:p>
     <w:p>
@@ -4753,12 +3939,12 @@
     </w:p>
     <w:p>
       <w:r>
-        <w:t>She was not gathering information the way Zilvrae gathered it, one fact at a time. Each answer was being laid somewhere, and on the throne above them a conclusion was being assembled.</w:t>
-      </w:r>
-    </w:p>
-    <w:p>
-      <w:r>
-        <w:t>Somewhere behind Layn’s shoulder, while the chamber talked over him, the Matron Mother nodded once to a priestess standing at the platform’s edge, and she hurried out through the hall’s doors.</w:t>
+        <w:t>The Matron Mother was not gathering information the way Zilvrae gathered it, one fact at a time. Each answer was being laid somewhere, and on the throne above them a conclusion was being assembled.</w:t>
+      </w:r>
+    </w:p>
+    <w:p>
+      <w:r>
+        <w:t>While the chamber talked over him, the Matron Mother nodded once to a priestess standing at the platform’s edge. The priestess hurried past him, and behind him the hall’s doors opened and closed.</w:t>
       </w:r>
     </w:p>
     <w:p>
@@ -4773,7 +3959,7 @@
     </w:p>
     <w:p>
       <w:r>
-        <w:t>Her gaze remained on him. “Show me.” Her first words to him were a command.</w:t>
+        <w:t>“Show me.” Her first words to him were a command.</w:t>
       </w:r>
     </w:p>
     <w:p>
@@ -4788,17 +3974,17 @@
     </w:p>
     <w:p>
       <w:r>
-        <w:t>Behind the priestess, at the chamber’s edge, two more priestesses had already begun to chant, their hands turning through the first signs of a longer working. Dreydre recognized the ritual. Greyanna did too. Along with the two vessels, it told them everything their mother intended: their heart rates quickened. Neither daughter had known the hearing would come to this.</w:t>
-      </w:r>
-    </w:p>
-    <w:p>
-      <w:r>
-        <w:t>The black vessel smoked though nothing burned; the smoke did not rise, but crawled along the glass like something slow and alive, while the air above the stopper bent the way air bends above a forge. The smell reached Layn a breath later — hot iron, old wounds, and underneath them a sweetness that was worse than either. He knew it from the experiment he had witnessed in the dungeons, where he had seen the black preparation take hold of a living creature before the effect burned itself out.</w:t>
-      </w:r>
-    </w:p>
-    <w:p>
-      <w:r>
-        <w:t>He recognized both elixirs from those basement experiments, and their appearance from Zilvrae's lessons. Still, he did not understand until the priestess crossed the floor toward him with one arm extended, the black vessel in her hand.</w:t>
+        <w:t>Behind the priestess, at the chamber’s edge, two more priestesses had already begun to chant, their hands turning through the first signs of a longer working. Layn did not know the ritual. His sisters did; he could see it in how still they had become.</w:t>
+      </w:r>
+    </w:p>
+    <w:p>
+      <w:r>
+        <w:t>The black vessel smoked though nothing burned; the smoke did not rise, but crawled along the glass like something slow and alive, while the air above the stopper bent the way air bends above a forge. The smell reached Layn a breath later—hot iron, old wounds, and underneath them a sweetness that was worse than either. He knew it from the experiment he had witnessed in the laboratories, where he had seen the black preparation take hold of a living creature before the effect burned itself out.</w:t>
+      </w:r>
+    </w:p>
+    <w:p>
+      <w:r>
+        <w:t>The white one he knew only from the pages of the House’s records. Still, he did not understand until the priestess crossed the floor toward him with one arm extended, the black vessel in her hand.</w:t>
       </w:r>
     </w:p>
     <w:p>
@@ -4808,22 +3994,22 @@
     </w:p>
     <w:p>
       <w:r>
-        <w:t>He did not want it. It was the nearest he had come to refusing anything in nineteen years.</w:t>
-      </w:r>
-    </w:p>
-    <w:p>
-      <w:r>
-        <w:t>Dreydre's hand tightened around the edge of her sleeve. “Mother…” Her voice almost failed her. “No. Mother—are you certain?”</w:t>
-      </w:r>
-    </w:p>
-    <w:p>
-      <w:r>
-        <w:t>The Matron Mother turned her eyes on her daughters, and Dreydre's next word died before it was spoken.</w:t>
-      </w:r>
-    </w:p>
-    <w:p>
-      <w:r>
-        <w:t>The corner of the Matron Mother's mouth lifted with the quiet pleasure of someone who already knew the answer; there was no haste in the expression.</w:t>
+        <w:t>He did not want it. It was the nearest he had come to refusing anything since the night of the spiders.</w:t>
+      </w:r>
+    </w:p>
+    <w:p>
+      <w:r>
+        <w:t>Dreydre’s hand tightened around the edge of her sleeve. “Mother…” Her voice almost failed her. “No. Mother—are you certain?”</w:t>
+      </w:r>
+    </w:p>
+    <w:p>
+      <w:r>
+        <w:t>The Matron Mother turned her eyes on her daughters, and Dreydre’s next word died before it was spoken.</w:t>
+      </w:r>
+    </w:p>
+    <w:p>
+      <w:r>
+        <w:t>The corner of the Matron Mother’s mouth lifted with the quiet pleasure of someone who already knew the answer; there was no haste in the expression.</w:t>
       </w:r>
     </w:p>
     <w:p>
@@ -4833,11 +4019,6 @@
     </w:p>
     <w:p>
       <w:r>
-        <w:t>Her words were drowning in cruelty. There was amusement in them too. The vessel sat between the sisters and the throne, and she had placed it there herself.</w:t>
-      </w:r>
-    </w:p>
-    <w:p>
-      <w:r>
         <w:t>Then she looked back at Layn. Her lips never moved, but the command struck inside his skull, louder than a scream.</w:t>
       </w:r>
     </w:p>
@@ -4848,7 +4029,7 @@
     </w:p>
     <w:p>
       <w:r>
-        <w:t>It did not ask. It arrived inside him the way the order to breathe arrives, and his will bent around it and broke. His hand rose. His fingers closed on the stopper. Somewhere far away, the part of him that was still Layn watched his own body obey, and hated it, and could do nothing — could not even tremble on purpose.</w:t>
+        <w:t>It did not ask. It arrived inside him the way the order to breathe arrives, and his will bent around it and broke. His hand rose. His fingers closed on the stopper. Somewhere far away, the part of him that was still Layn watched his own body obey, and hated it, and could do nothing—could not even tremble on purpose.</w:t>
       </w:r>
     </w:p>
     <w:p>
@@ -4863,12 +4044,18 @@
     </w:p>
     <w:p>
       <w:r>
-        <w:t>His temples pumped. His vision blurred and began to darken at the edges, and his hearing ran away into echoes — and in the darkening, the room came closer than his eyes had ever brought it. He perceived them without looking: the three presences in the chamber, and not their robes or their faces but their essences, each one a shape his mind could read like a page. He felt that he could speak to them if he wished, without moving his lips or his tongue. His body felt weightless. Every part of it answered him the way a limb answers. He felt that he could take the matter of the chamber apart and remake it — form blades out of virtually nothing, thin enough to cut steel; raise shields out of dust that would turn a battering ram.</w:t>
-      </w:r>
-    </w:p>
-    <w:p>
-      <w:r>
-        <w:t>Was this the absolute power? A voice echoed faintly from somewhere very far away.</w:t>
+        <w:t>His temples pumped. His vision blurred and began to darken at the edges, and his hearing ran away into echoes—and in the darkening, the room came closer than his eyes had ever brought it. He perceived them without looking: the three presences that mattered, and not their robes or their faces but their essences, each one a shape his mind could read like a page. He felt that he could speak to them if he wished, without moving his lips or his tongue. His body felt weightless. Every part of it answered him the way a limb answers. He felt that he could take the matter of the chamber apart and remake it—form blades out of virtually nothing, thin enough to cut steel; raise shields out of dust that would turn a battering ram.</w:t>
+      </w:r>
+    </w:p>
+    <w:p>
+      <w:r>
+        <w:rPr>
+          <w:i/>
+        </w:rPr>
+        <w:t>Is this who I am?</w:t>
+      </w:r>
+      <w:r>
+        <w:t xml:space="preserve"> The thought came from somewhere very far away.</w:t>
       </w:r>
     </w:p>
     <w:p>
@@ -4903,7 +4090,7 @@
     </w:p>
     <w:p>
       <w:r>
-        <w:t>The Matron Mother’s throne did not move. The world changed around it, and she sat precisely where she had been, robes settled, hands quiet, in an arena alien and enormous — and she sat in it the way she had sat in her chamber.</w:t>
+        <w:t>The Matron Mother’s throne did not move. The world changed around it, and she sat precisely where she had been, robes settled, hands quiet, in an arena alien and enormous—and she sat in it the way she had sat in her chamber.</w:t>
       </w:r>
     </w:p>
     <w:p>
@@ -4958,7 +4145,7 @@
     </w:p>
     <w:p>
       <w:r>
-        <w:t>Then, on the floor of the dark, something changed. It was not thought; thought had nothing to do with it. The silhouette stopped reacting to the shades and began arriving where they were going to be — half a breath early, then a full breath early. Strikes that had been finding him began finding only air. Somewhere inside him, the thing the amplifier had torn loose was learning, and it learned the way a starving animal discovering it has claws.</w:t>
+        <w:t>Then, on the floor of the dark, something changed. It was not thought; thought had nothing to do with it. The silhouette stopped reacting to the shades and began arriving where they were going to be—half a breath early, then a full breath early. Strikes that had been finding him began finding only air. Somewhere inside him, the thing the amplifier had torn loose was learning, and it learned the way a starving animal learns it has claws.</w:t>
       </w:r>
     </w:p>
     <w:p>
@@ -4968,7 +4155,7 @@
     </w:p>
     <w:p>
       <w:r>
-        <w:t>The sisters did not become fools; they saw the change and adapted with it. They stopped pressing and started provoking — and they had ten years of material. The figures wove his own history out of shadow: the scrape of legs on cloth, the weight of a spider crossing his chest, a door standing open. The things they had used to bury his gift became the things they turned against him now, and it worked, because it had always worked.</w:t>
+        <w:t>The sisters did not become fools; they saw the change and adapted with it. They stopped pressing and started provoking—and they had ten years of material. The figures wove his own history out of shadow: the scrape of legs on cloth, the weight of a spider crossing his chest, a door standing open. The things they had used to bury his gift became the things they turned against him now, and it worked, because it had always worked.</w:t>
       </w:r>
     </w:p>
     <w:p>
@@ -4978,7 +4165,7 @@
     </w:p>
     <w:p>
       <w:r>
-        <w:t>The figures bore him down again and again until the last blows put him on the floor and kept him there. He folded small — knees to his chest, arms over his head — and the two spider-shapes stood over him, bearing down, again, the way they had always borne down.</w:t>
+        <w:t>The figures bore him down again and again until the last blows put him on the floor and kept him there. He folded small—knees to his chest, arms over his head—and the two spider-shapes stood over him, bearing down, again, the way they had always borne down.</w:t>
       </w:r>
     </w:p>
     <w:p>
@@ -4988,7 +4175,7 @@
     </w:p>
     <w:p>
       <w:r>
-        <w:t>Countless nights. The same position in his bed — knees drawn up, blanket over his head, breathing small — and the two spiders slithering across the folds, slow and deliberate, waiting with him for the night to end.</w:t>
+        <w:t>Countless nights. The same position in his bed—knees drawn up, blanket over his head, breathing small—and the two spiders slithering across the folds, slow and deliberate, waiting with him for the night to end.</w:t>
       </w:r>
     </w:p>
     <w:p>
@@ -5028,22 +4215,22 @@
     </w:p>
     <w:p>
       <w:r>
-        <w:t>The spiders regrouped, coming together at the center of the dark with legs coiling, weight settling, and the tension of a battery gathering in their limbs—a coordinated attack. Layn knew where they would hit before they started. He knew it without thinking, the way he had known where the silver pin was, and the order of the thirty house emblems more than ten years ago.</w:t>
-      </w:r>
-    </w:p>
-    <w:p>
-      <w:r>
-        <w:t>His legs buckled, then he jumped, rising high and fast enough that the spiders thought he had vanished from the arena; by the time he landed, it was his turn.</w:t>
-      </w:r>
-    </w:p>
-    <w:p>
-      <w:r>
-        <w:t>The assault came at a speed nothing in the chamber had ever shown. The silhouette moved through both figures like a thrown blade, and around it, of its own will, a barrier of energy hardened — a sphere of pale force, seamless. The spiders mimicked him, each raising a barrier of its own — theirs cracking with explosive light where his was smooth.</w:t>
-      </w:r>
-    </w:p>
-    <w:p>
-      <w:r>
-        <w:t>For the first time in his life, his sisters were afraid of him, and Layn sensed it in the figures' faces—no longer smiling, no longer flawless, no longer superior.</w:t>
+        <w:t>The spiders regrouped, coming together at the center of the dark with legs coiling, weight settling, and the tension of a drawn bow gathering in their limbs—a coordinated attack. Layn knew where they would hit before they started. He knew it without thinking, the way he had known where the silver pin was, and the order of the thirty House emblems ten years ago.</w:t>
+      </w:r>
+    </w:p>
+    <w:p>
+      <w:r>
+        <w:t>His legs buckled, then he jumped, rising high and fast enough that the spiders lost him; by the time he landed, it was his turn.</w:t>
+      </w:r>
+    </w:p>
+    <w:p>
+      <w:r>
+        <w:t>The assault came at a speed nothing in the chamber had ever shown. The silhouette moved through both figures like a thrown blade, and around it, of its own will, a barrier of energy hardened—a sphere of pale force, seamless. The spiders mimicked him, each raising a barrier of its own—theirs cracking with explosive light where his was smooth.</w:t>
+      </w:r>
+    </w:p>
+    <w:p>
+      <w:r>
+        <w:t>For the first time in his life, his sisters were afraid of him, and Layn sensed it in the figures’ faces—no longer smiling, no longer flawless, no longer superior.</w:t>
       </w:r>
     </w:p>
     <w:p>
@@ -5073,12 +4260,12 @@
     </w:p>
     <w:p>
       <w:r>
-        <w:t>As the isolated dark cage turned transparent, Layn saw a silhouette levitating in a void, as if it were the only structure in the universe. A spirit stood in the void, so vast that the whole cage rested in the palm of one of its hands — a cylinder the size of a hall, held like a stolen thing. It was a spider, and it was a woman, and it was neither, and every part of it was more than the mind could hold. The sisters’ spirits were two candle flames inside the cage. The silhouettes, which had been terrible a breath earlier, looked small. Looked young.</w:t>
-      </w:r>
-    </w:p>
-    <w:p>
-      <w:r>
-        <w:t>Her power was not larger than theirs but of another kind entirely, the way the mountain is not larger than the stone at its foot.</w:t>
+        <w:t>As the isolated dark cage turned transparent, Layn saw what held it. A spirit stood in the void, so vast that the whole cage rested in the palm of one of its hands—a cylinder the size of a hall, held like a stolen thing. It was a spider, and it was a woman, and it was neither, and every part of it was more than the mind could hold. Its robes fell away into the dark the color of dried blood, and about its brow, vast as the arches of a temple, eight black legs curved to where two spiders faced one another. It did not hurry. The void seemed to adjust itself to its pace. The sisters’ spirits were two candle flames inside the cage. The silhouettes, which had been terrible a breath earlier, looked small. Looked young.</w:t>
+      </w:r>
+    </w:p>
+    <w:p>
+      <w:r>
+        <w:t>Its power was not larger than theirs but of another kind entirely, the way the mountain is not larger than the stone at its foot.</w:t>
       </w:r>
     </w:p>
     <w:p>
@@ -5088,17 +4275,17 @@
     </w:p>
     <w:p>
       <w:r>
-        <w:t>One thought laid the silhouette flat against the black floor, and Layn felt it in his own body, in his own ribs, and in the floor of his mind; through it, he felt her pure cruelty.</w:t>
-      </w:r>
-    </w:p>
-    <w:p>
-      <w:r>
-        <w:t>The titanic creature shattered the cage as if it were glass, and the space around the three senseless siblings immediately altered into the familiar great halls of House Freth.</w:t>
-      </w:r>
-    </w:p>
-    <w:p>
-      <w:r>
-        <w:t>The house’s mighty Matron Mother stood emotionless upon her throne.</w:t>
+        <w:t>One thought laid the silhouette flat against the black floor, and Layn felt it in his own body, in his own ribs, and in the floor of his mind.</w:t>
+      </w:r>
+    </w:p>
+    <w:p>
+      <w:r>
+        <w:t>The titanic creature shattered the cage as if it were glass.</w:t>
+      </w:r>
+    </w:p>
+    <w:p>
+      <w:r>
+        <w:t>The Matron Mother stood before her throne, emotionless, exactly where she had been.</w:t>
       </w:r>
     </w:p>
     <w:p>
@@ -5124,7 +4311,7 @@
     </w:p>
     <w:p>
       <w:r>
-        <w:t>The other priestesses were already moving through the aftermath — tending Greyanna, whose hands would not stop shaking; steadying the two guard females, who had seen nothing from the doors and would be of no use to anyone while the battle of the Freth held.</w:t>
+        <w:t>The other priestesses were already moving through the aftermath—tending Greyanna, whose hands would not stop shaking; steadying the two guard females, who had seen nothing from the doors.</w:t>
       </w:r>
     </w:p>
     <w:p>
@@ -5134,12 +4321,12 @@
     </w:p>
     <w:p>
       <w:r>
-        <w:t>From the floor, Dreydre watched him; she could not stand, and she could not look away. She had spent ten years making sure this power stayed small and had never once imagined it large. Now she had seen it, and her arms ached, and her ceiling was still shut, and she understood that the lid her mother had pressed over her had been a mercy — to her.</w:t>
-      </w:r>
-    </w:p>
-    <w:p>
-      <w:r>
-        <w:t>From her throne, the Matron Mother surveyed the aftermath.</w:t>
+        <w:t>From the floor, Dreydre watched him; she could not stand, and she could not look away. She had spent ten years making sure this power stayed small and had never once imagined it large. Now she had seen it, and her arms ached, and her ceiling was still shut, and she understood that the lid her mother had pressed over her had been a mercy—to her.</w:t>
+      </w:r>
+    </w:p>
+    <w:p>
+      <w:r>
+        <w:t>From the dais, the Matron Mother surveyed the aftermath.</w:t>
       </w:r>
     </w:p>
     <w:p>
@@ -5154,7 +4341,7 @@
     </w:p>
     <w:p>
       <w:r>
-        <w:t>She rose and walked to the doors at the pace the household adjusted itself to, then stopped without turning toward them.</w:t>
+        <w:t>She walked to the doors at the pace the household adjusted itself to, then stopped without turning toward them.</w:t>
       </w:r>
     </w:p>
     <w:p>
@@ -5214,6 +4401,11 @@
     </w:p>
     <w:p>
       <w:r>
+        <w:t>Twenty years before the Hearing, in the Matron Mother’s chambers, the word was spoken aloud for the first time.</w:t>
+      </w:r>
+    </w:p>
+    <w:p>
+      <w:r>
         <w:t>“Psionic?” asked Dreydre.</w:t>
       </w:r>
     </w:p>
@@ -5234,27 +4426,22 @@
     </w:p>
     <w:p>
       <w:r>
-        <w:t>Dreydre was the first to speak again.</w:t>
-      </w:r>
-    </w:p>
-    <w:p>
-      <w:r>
-        <w:t>“If it is true, he could become dangerous.”</w:t>
-      </w:r>
-    </w:p>
-    <w:p>
-      <w:r>
-        <w:t>“Or uncontrollable,” Greyanna added with equal concern.</w:t>
-      </w:r>
-    </w:p>
-    <w:p>
-      <w:r>
-        <w:t>The Matron Mother listened without interrupting.</w:t>
-      </w:r>
-    </w:p>
-    <w:p>
-      <w:r>
-        <w:t>Neither sister spoke for a moment.</w:t>
+        <w:t>Two nights earlier, one of them had. A spider crossing the nursery floor had stopped a hand’s breadth from the cradle and folded its legs against its body, as though it had struck a wall no one could see. The servant had touched nothing. She had only watched, and then reported it, as she had been told.</w:t>
+      </w:r>
+    </w:p>
+    <w:p>
+      <w:r>
+        <w:t>“If it is true, he could become dangerous,” Dreydre said.</w:t>
+      </w:r>
+    </w:p>
+    <w:p>
+      <w:r>
+        <w:t>“Or uncontrollable,” Greyanna added.</w:t>
+      </w:r>
+    </w:p>
+    <w:p>
+      <w:r>
+        <w:t>The Matron Mother listened without interrupting. For a moment, neither sister spoke.</w:t>
       </w:r>
     </w:p>
     <w:p>
@@ -5269,12 +4456,7 @@
     </w:p>
     <w:p>
       <w:r>
-        <w:t>The Matron Mother turned her gaze upon them.</w:t>
-      </w:r>
-    </w:p>
-    <w:p>
-      <w:r>
-        <w:t>“In this child lies the work of Lolth.”</w:t>
+        <w:t>The Matron Mother turned to them. “In this child lies the work of Lolth.”</w:t>
       </w:r>
     </w:p>
     <w:p>
@@ -5284,137 +4466,72 @@
     </w:p>
     <w:p>
       <w:r>
-        <w:t>“If she has placed such power within the boy, then we will not destroy it before understanding why. We will not act in haste and risk bringing Lolth's displeasure upon us.”</w:t>
-      </w:r>
-    </w:p>
-    <w:p>
-      <w:r>
-        <w:t>She paused, allowing her words to sink in.</w:t>
-      </w:r>
-    </w:p>
-    <w:p>
-      <w:r>
-        <w:t>“We will welcome her gift. It is now our task to determine how we are to use it.”</w:t>
-      </w:r>
-    </w:p>
-    <w:p>
-      <w:r>
-        <w:t>Dreydre's eyes sparked.</w:t>
-      </w:r>
-    </w:p>
-    <w:p>
-      <w:r>
-        <w:t>“Otherwise, we risk bringing her rage upon us by interfering in her divine work,” Dreydre said.</w:t>
-      </w:r>
-    </w:p>
-    <w:p>
-      <w:r>
-        <w:t>The Matron Mother gave her a brief look.</w:t>
-      </w:r>
-    </w:p>
-    <w:p>
-      <w:r>
-        <w:t>“You should have understood that by now.”</w:t>
-      </w:r>
-    </w:p>
-    <w:p>
-      <w:r>
-        <w:t>A figure appeared in the doorway.</w:t>
-      </w:r>
-    </w:p>
-    <w:p>
-      <w:r>
-        <w:t>Zilvrae entered, bowed once, and waited.</w:t>
-      </w:r>
-    </w:p>
-    <w:p>
-      <w:r>
-        <w:t>“You have summoned me, Matron Mother.”</w:t>
-      </w:r>
-    </w:p>
-    <w:p>
-      <w:r>
-        <w:t>Her eyes moved briefly between the Matron Mother and the two daughters. The sisters' expressions were more annoyed than usual.</w:t>
-      </w:r>
-    </w:p>
-    <w:p>
-      <w:r>
-        <w:t>“We require your knowledge. What we are dealing with is within your domain, after all.”</w:t>
-      </w:r>
-    </w:p>
-    <w:p>
-      <w:r>
-        <w:t>The final words carried just enough weight to make the remark something other than courtesy.</w:t>
-      </w:r>
-    </w:p>
-    <w:p>
-      <w:r>
-        <w:t>Zilvrae did not react.</w:t>
-      </w:r>
-    </w:p>
-    <w:p>
-      <w:r>
-        <w:t>“Training?”</w:t>
-      </w:r>
-    </w:p>
-    <w:p>
-      <w:r>
-        <w:t>“Younglings,” the Matron Mother said.</w:t>
-      </w:r>
-    </w:p>
-    <w:p>
-      <w:r>
-        <w:t>The Matron Mother's gaze remained on her.</w:t>
-      </w:r>
-    </w:p>
-    <w:p>
-      <w:r>
-        <w:t>“There are ambiguous signs that the youngest male may be psionic.”</w:t>
-      </w:r>
-    </w:p>
-    <w:p>
-      <w:r>
-        <w:t>Zilvrae thought for a second.</w:t>
-      </w:r>
-    </w:p>
-    <w:p>
-      <w:r>
-        <w:t>“I can recognize psionic manifestations, but I cannot look at an infant and tell you what his mind may become. What you seek requires a psionic scholar's expertise.”</w:t>
-      </w:r>
-    </w:p>
-    <w:p>
-      <w:r>
-        <w:t>All that was already clear to the Matron Mother.</w:t>
-      </w:r>
-    </w:p>
-    <w:p>
-      <w:r>
-        <w:t>“Then tell me this,” said the Matron Mother. “How would you determine whether the power is there? In your experience, you should have seen many children manifest their gifts.”</w:t>
-      </w:r>
-    </w:p>
-    <w:p>
-      <w:r>
-        <w:t>Zilvrae considered the question.</w:t>
-      </w:r>
-    </w:p>
-    <w:p>
-      <w:r>
-        <w:t>“I have never had a psionic student. But assuming my understanding of psionic powers is even remotely correct, then there is a direct way, and there is a safe way,” she said. “However, these two do not align.”</w:t>
-      </w:r>
-    </w:p>
-    <w:p>
-      <w:r>
-        <w:t>Greyanna folded her arms.</w:t>
-      </w:r>
-    </w:p>
-    <w:p>
-      <w:r>
-        <w:t>The Matron Mother waited.</w:t>
-      </w:r>
-    </w:p>
-    <w:p>
-      <w:r>
-        <w:t>“The direct way,” Zilvrae said curtly, “is to attack him.”</w:t>
+        <w:t>“If she has placed such power within the boy, then we will not destroy it before understanding why. We will not act in haste and risk bringing Lolth’s displeasure upon us. We will welcome her gift. It is now our task to determine how we are to use it.”</w:t>
+      </w:r>
+    </w:p>
+    <w:p>
+      <w:r>
+        <w:t>Dreydre’s eyes sparked. “Otherwise, we risk bringing her rage upon us by interfering in her divine work.”</w:t>
+      </w:r>
+    </w:p>
+    <w:p>
+      <w:r>
+        <w:t>The Matron Mother gave her a brief look. “You should have understood that by now.”</w:t>
+      </w:r>
+    </w:p>
+    <w:p>
+      <w:r>
+        <w:t>Zilvrae entered, bowed once, and waited. “You have summoned me, Matron Mother.”</w:t>
+      </w:r>
+    </w:p>
+    <w:p>
+      <w:r>
+        <w:t>Her eyes moved briefly between the Matron Mother and the two daughters. The sisters looked more annoyed than usual.</w:t>
+      </w:r>
+    </w:p>
+    <w:p>
+      <w:r>
+        <w:t>“We require your knowledge,” the Matron Mother said. “What we are dealing with is within your domain, after all.”</w:t>
+      </w:r>
+    </w:p>
+    <w:p>
+      <w:r>
+        <w:t>The final words carried just enough weight to make the remark something other than courtesy. Zilvrae did not react.</w:t>
+      </w:r>
+    </w:p>
+    <w:p>
+      <w:r>
+        <w:t>“Training?” Zilvrae asked.</w:t>
+      </w:r>
+    </w:p>
+    <w:p>
+      <w:r>
+        <w:t>“A youngling,” the Matron Mother said. “There are ambiguous signs that the youngest male may be psionic.”</w:t>
+      </w:r>
+    </w:p>
+    <w:p>
+      <w:r>
+        <w:t>“I can recognize psionic manifestations, but I cannot look at an infant and tell you what his mind may become. What you seek requires a psionic scholar’s expertise.”</w:t>
+      </w:r>
+    </w:p>
+    <w:p>
+      <w:r>
+        <w:t>All that was already clear to the Matron Mother. “Then tell me this. How would you determine whether the power is there? In your experience, you should have seen many children manifest their gifts.”</w:t>
+      </w:r>
+    </w:p>
+    <w:p>
+      <w:r>
+        <w:t>“I have never had a psionic student. But assuming my understanding of psionic powers is even remotely correct, then there is a direct way, and there is a safe way,” Zilvrae said. “However, these two do not align.”</w:t>
+      </w:r>
+    </w:p>
+    <w:p>
+      <w:r>
+        <w:t>Greyanna folded her arms. The Matron Mother waited.</w:t>
+      </w:r>
+    </w:p>
+    <w:p>
+      <w:r>
+        <w:t>“The direct way is to attack him.”</w:t>
       </w:r>
     </w:p>
     <w:p>
@@ -5424,32 +4541,12 @@
     </w:p>
     <w:p>
       <w:r>
-        <w:t>“Powerfully enough to cause permanent damage, or destroy him entirely. Enough to force his instincts to answer before his mind understands what is happening. At his age, instinct governs almost everything.”</w:t>
-      </w:r>
-    </w:p>
-    <w:p>
-      <w:r>
-        <w:t>Zilvrae's voice remained level.</w:t>
-      </w:r>
-    </w:p>
-    <w:p>
-      <w:r>
-        <w:t>“If the power is present, he may manifest some form of barrier before his conscious mind even knows that it has done so. If the reaction is strong enough, the pressure may continue until the power breaks outward.”</w:t>
-      </w:r>
-    </w:p>
-    <w:p>
-      <w:r>
-        <w:t>She looked around the chamber.</w:t>
-      </w:r>
-    </w:p>
-    <w:p>
-      <w:r>
-        <w:t>“I would not recommend doing it in this gallery,” she added calmly. “If the manifestation is strong enough, you may have to rebuild it afterward.”</w:t>
-      </w:r>
-    </w:p>
-    <w:p>
-      <w:r>
-        <w:t>“The safest,” Zilvrae continued, “would be House Oblodra.”</w:t>
+        <w:t>“Powerfully enough to cause permanent damage, or destroy him entirely. Enough to force his instincts to answer before his mind understands what is happening. At his age, instinct governs almost everything. If the power is present, he may manifest some form of barrier before his conscious mind even knows that it has done so. If the reaction is strong enough, the pressure may continue until the power breaks outward.”</w:t>
+      </w:r>
+    </w:p>
+    <w:p>
+      <w:r>
+        <w:t>She looked around the chamber. “I would not recommend doing it in these chambers. If the manifestation is strong enough, you may have to rebuild it afterward. The safest would be House Oblodra.”</w:t>
       </w:r>
     </w:p>
     <w:p>
@@ -5459,72 +4556,47 @@
     </w:p>
     <w:p>
       <w:r>
-        <w:t>Dreydre was the first to speak.</w:t>
-      </w:r>
-    </w:p>
-    <w:p>
-      <w:r>
-        <w:t>“You expect us to hand them a secret weapon?”</w:t>
-      </w:r>
-    </w:p>
-    <w:p>
-      <w:r>
-        <w:t>“No.”</w:t>
-      </w:r>
-    </w:p>
-    <w:p>
-      <w:r>
-        <w:t>Zilvrae looked at her directly.</w:t>
-      </w:r>
-    </w:p>
-    <w:p>
-      <w:r>
-        <w:t>“But I expect you to understand that they possess knowledge I do not.”</w:t>
-      </w:r>
-    </w:p>
-    <w:p>
-      <w:r>
-        <w:t>“And they would learn what House Freth possesses.”</w:t>
-      </w:r>
-    </w:p>
-    <w:p>
-      <w:r>
-        <w:t>“Unacceptable,” the Matron Mother whispered to herself.</w:t>
-      </w:r>
-    </w:p>
-    <w:p>
-      <w:r>
-        <w:t>“Of course,” said Zilvrae without arguing.</w:t>
-      </w:r>
-    </w:p>
-    <w:p>
-      <w:r>
-        <w:t>House Oblodra was among the most powerful Houses in Menzoberranzan, and its members possessed knowledge of the rare art of psionics. There was little doubt that they would be able to identify the boy's nature, its potential, perhaps even the limits of what he might become. But no drow House would open its secrets that way without revealing something valuable in return.</w:t>
-      </w:r>
-    </w:p>
-    <w:p>
-      <w:r>
-        <w:t>“Then there is the middle ground,” Zilvrae said.</w:t>
-      </w:r>
-    </w:p>
-    <w:p>
-      <w:r>
-        <w:t>All eyes in the room focused on her.</w:t>
-      </w:r>
-    </w:p>
-    <w:p>
-      <w:r>
-        <w:t>“Calmness.”</w:t>
-      </w:r>
-    </w:p>
-    <w:p>
-      <w:r>
-        <w:t>Greyanna's mouth tightened.</w:t>
-      </w:r>
-    </w:p>
-    <w:p>
-      <w:r>
-        <w:t>“As you all know, psionic power is a power of the mind,” Zilvrae said. “The mind of an infant has barely begun to distinguish itself from instinct. There is little to learn by forcing it.”</w:t>
+        <w:t>“You expect us to hand them a secret weapon?” Dreydre said.</w:t>
+      </w:r>
+    </w:p>
+    <w:p>
+      <w:r>
+        <w:t>“No. But I expect you to understand that they possess knowledge I do not.”</w:t>
+      </w:r>
+    </w:p>
+    <w:p>
+      <w:r>
+        <w:t>“And they would learn what House Freth possesses,” Dreydre said.</w:t>
+      </w:r>
+    </w:p>
+    <w:p>
+      <w:r>
+        <w:t>“Unacceptable,” the Matron Mother said quietly.</w:t>
+      </w:r>
+    </w:p>
+    <w:p>
+      <w:r>
+        <w:t>“Of course,” Zilvrae said, without arguing.</w:t>
+      </w:r>
+    </w:p>
+    <w:p>
+      <w:r>
+        <w:t>House Oblodra was among the most powerful Houses in Menzoberranzan, and its members possessed knowledge of the rare art of psionics. There was little doubt that they would be able to identify the boy’s nature, its potential, perhaps even the limits of what he might become. But no drow House would open its secrets that way without revealing something valuable in return.</w:t>
+      </w:r>
+    </w:p>
+    <w:p>
+      <w:r>
+        <w:t>“Then there is the middle ground.” Zilvrae waited until every eye in the room was on her. “Calmness.”</w:t>
+      </w:r>
+    </w:p>
+    <w:p>
+      <w:r>
+        <w:t>Greyanna’s mouth tightened.</w:t>
+      </w:r>
+    </w:p>
+    <w:p>
+      <w:r>
+        <w:t>“Psionic power is a power of the mind,” Zilvrae said. “The mind of an infant has barely begun to distinguish itself from instinct. There is little to learn by forcing it.”</w:t>
       </w:r>
     </w:p>
     <w:p>
@@ -5539,12 +4611,7 @@
     </w:p>
     <w:p>
       <w:r>
-        <w:t>The answer seemed almost deliberately simple.</w:t>
-      </w:r>
-    </w:p>
-    <w:p>
-      <w:r>
-        <w:t>Zilvrae continued before anyone could object.</w:t>
+        <w:t>The answer seemed almost deliberately simple, and Zilvrae continued before anyone could object.</w:t>
       </w:r>
     </w:p>
     <w:p>
@@ -5554,22 +4621,7 @@
     </w:p>
     <w:p>
       <w:r>
-        <w:t>The Matron Mother watched her closely.</w:t>
-      </w:r>
-    </w:p>
-    <w:p>
-      <w:r>
-        <w:t>Zilvrae looked toward the inner chamber.</w:t>
-      </w:r>
-    </w:p>
-    <w:p>
-      <w:r>
-        <w:t>The Matron Mother was silent for a long moment.</w:t>
-      </w:r>
-    </w:p>
-    <w:p>
-      <w:r>
-        <w:t>Then she turned to her daughters.</w:t>
+        <w:t>Zilvrae looked toward the inner chamber. The Matron Mother was silent for a long moment. Then she turned to Zilvrae.</w:t>
       </w:r>
     </w:p>
     <w:p>
@@ -5589,12 +4641,7 @@
     </w:p>
     <w:p>
       <w:r>
-        <w:t>Even though Zilvrae's expression barely changed.</w:t>
-      </w:r>
-    </w:p>
-    <w:p>
-      <w:r>
-        <w:t>“Understood,” she said.</w:t>
+        <w:t>Zilvrae’s expression barely changed. “Understood.”</w:t>
       </w:r>
     </w:p>
     <w:p>
@@ -5604,12 +4651,12 @@
     </w:p>
     <w:p>
       <w:r>
-        <w:t>The tutor bowed, turned, and closed the doors to the Matron Mother's chambers behind her.</w:t>
-      </w:r>
-    </w:p>
-    <w:p>
-      <w:r>
-        <w:t>The Matron Mother's command had struck her. How far did the potential of that boy reach, and how much of it would be limited by this conspiracy? She had always despised the way the members of noble Houses treated their children. Nevertheless, that was the state of things in Menzoberranzan. She would oblige the Matron Mother's orders, but she would use every possible opportunity to instill her own beliefs in the young boy. In the experienced tutor's mind, some lessons were more useful than knowing how to wield blades. Lessons that no drow—least of all a female—would dare convey.</w:t>
+        <w:t>The tutor bowed, turned, and closed the doors to the Matron Mother’s chambers behind her.</w:t>
+      </w:r>
+    </w:p>
+    <w:p>
+      <w:r>
+        <w:t>In the corridor, Zilvrae paused. How far did the boy’s potential reach, and how much of it would this House spend keeping it small? She would obey; she had learned obedience in a House that was not her own. But the Matron Mother had only forbidden her to lead the boy inward. She had said nothing of the other lessons a tutor might teach while she taught him blades—lessons no drow in this city would dare to give a male.</w:t>
       </w:r>
     </w:p>
     <w:p>
@@ -5620,27 +4667,27 @@
     <w:p>
       <w:pPr/>
       <w:r>
-        <w:t>“You will watch him,” the Matron Mother said, turning to the sisters after Zilvrae left.</w:t>
-      </w:r>
-    </w:p>
-    <w:p>
-      <w:r>
-        <w:t>Dreydre's expression hardened.</w:t>
-      </w:r>
-    </w:p>
-    <w:p>
-      <w:r>
-        <w:t>“From a distance,” the Matron Mother continued. “You will observe. You will not provoke him. You will not frighten him. You will not hurt him merely to produce evidence.”</w:t>
-      </w:r>
-    </w:p>
-    <w:p>
-      <w:r>
-        <w:t>Greyanna's jaw tightened as though the Matron Mother's words had slapped her.</w:t>
-      </w:r>
-    </w:p>
-    <w:p>
-      <w:r>
-        <w:t>“If he reaches,” the Matron Mother continued, “you will suppress the manifestation.”</w:t>
+        <w:t>“You will watch him,” the Matron Mother said, turning to her daughters.</w:t>
+      </w:r>
+    </w:p>
+    <w:p>
+      <w:r>
+        <w:t>Dreydre’s expression hardened.</w:t>
+      </w:r>
+    </w:p>
+    <w:p>
+      <w:r>
+        <w:t>“From a distance. You will observe. You will not provoke him. You will not hurt him merely to produce evidence.”</w:t>
+      </w:r>
+    </w:p>
+    <w:p>
+      <w:r>
+        <w:t>Greyanna’s jaw tightened as though the Matron Mother’s words had slapped her.</w:t>
+      </w:r>
+    </w:p>
+    <w:p>
+      <w:r>
+        <w:t>“If he reaches,” the Matron Mother said, “you will suppress the manifestation.”</w:t>
       </w:r>
     </w:p>
     <w:p>
@@ -5695,7 +4742,7 @@
         <w:t>Academy</w:t>
       </w:r>
       <w:r>
-        <w:t xml:space="preserve"> — A drow educational institution for young drow. Divided into three schools: in Arach-Tinilith (clerical), Sorcere (magic), and Melee-Magthere (martial).</w:t>
+        <w:t xml:space="preserve"> — A drow educational institution for young drow. Divided into three schools: Arach-Tinilith (clerical), Sorcere (magic), and Melee-Magthere (martial).</w:t>
       </w:r>
     </w:p>
     <w:p>
@@ -5751,7 +4798,7 @@
         <w:t>Dreydre</w:t>
       </w:r>
       <w:r>
-        <w:t xml:space="preserve"> — Daughter of the Matron Mother of House Freth and one of Layn's elder sisters.</w:t>
+        <w:t xml:space="preserve"> — Daughter of the Matron Mother of House Freth and one of Layn’s elder sisters.</w:t>
       </w:r>
     </w:p>
     <w:p>
@@ -5793,7 +4840,7 @@
         <w:t>Greyanna</w:t>
       </w:r>
       <w:r>
-        <w:t xml:space="preserve"> — Daughter of the Matron Mother of House Freth and one of Layn's elder sisters.</w:t>
+        <w:t xml:space="preserve"> — Daughter of the Matron Mother of House Freth and one of Layn’s elder sisters.</w:t>
       </w:r>
     </w:p>
     <w:p>
@@ -5818,7 +4865,7 @@
         <w:rPr>
           <w:b/>
         </w:rPr>
-        <w:t>House Do'Urden</w:t>
+        <w:t>House Do’Urden</w:t>
       </w:r>
       <w:r>
         <w:t xml:space="preserve"> — A noble House mentioned as having risen in rank after a higher-ranked House ceased to exist.</w:t>
@@ -5846,10 +4893,10 @@
         <w:rPr>
           <w:b/>
         </w:rPr>
-        <w:t>House Teken'duis</w:t>
-      </w:r>
-      <w:r>
-        <w:t xml:space="preserve"> — A noble House involved in the religious proceedings shown at the beginning of Layn's story.</w:t>
+        <w:t>House Teken’duis</w:t>
+      </w:r>
+      <w:r>
+        <w:t xml:space="preserve"> — A noble House involved in the religious proceedings shown at the beginning of Layn’s story.</w:t>
       </w:r>
     </w:p>
     <w:p>
@@ -5863,7 +4910,7 @@
         <w:t>Lolth</w:t>
       </w:r>
       <w:r>
-        <w:t xml:space="preserve"> — The principal deity of Menzoberranzan's drow society. She is associated with spiders and is worshipped as the Spider Queen.</w:t>
+        <w:t xml:space="preserve"> — The principal deity of Menzoberranzan’s drow society. She is associated with spiders and is worshipped as the Spider Queen.</w:t>
       </w:r>
     </w:p>
     <w:p>
@@ -5919,7 +4966,7 @@
         <w:t>Narbondel</w:t>
       </w:r>
       <w:r>
-        <w:t xml:space="preserve"> — A huge natural stone pillar at the center of Menzoberranzan. The Archmage heats it each morning, and the movement and fading of its heat serve as the city's clock.</w:t>
+        <w:t xml:space="preserve"> — A huge natural stone pillar at the center of Menzoberranzan. The Archmage heats it each morning, and the movement and fading of its heat serve as the city’s clock.</w:t>
       </w:r>
     </w:p>
     <w:p>
@@ -5944,7 +4991,7 @@
         <w:rPr>
           <w:b/>
         </w:rPr>
-        <w:t>Qu'ellarz'orl</w:t>
+        <w:t>Qu’ellarz’orl</w:t>
       </w:r>
       <w:r>
         <w:t xml:space="preserve"> — The secluded noble quarter of Menzoberranzan, where the greatest Houses occupy the heights.</w:t>
@@ -6003,7 +5050,7 @@
         <w:t>Zilvrae Freth</w:t>
       </w:r>
       <w:r>
-        <w:t xml:space="preserve"> — A female instructor drow. House Freth has acquired her from her fallen House.</w:t>
+        <w:t xml:space="preserve"> — A female drow instructor. The surviving noble of a fallen House, she was given to House Freth.</w:t>
       </w:r>
     </w:p>
     <w:sectPr>

--- a/characters/laynlindr-freth/backstory/book/Soulknife.docx
+++ b/characters/laynlindr-freth/backstory/book/Soulknife.docx
@@ -197,7 +197,7 @@
     </w:p>
     <w:p>
       <w:r>
-        <w:t>They were not always what they had become. The stories taught to drow children told of an older people, elves who had once lived beneath open skies before Lolth and the conflict among the elven gods led her followers away from the surface. Those stories changed depending on who told them. Priestesses spoke of betrayal and divine purpose; others remembered only that the drow had been driven down and that their enemies had stolen the world above.</w:t>
+        <w:t>They were not always what they had become. The stories taught to drow children told of an older people, elves who had once lived beneath open skies, before Lolth and the conflict among the elven gods led her followers away from the surface. Those stories changed depending on who told them. Priestesses spoke of betrayal and divine purpose; others remembered only that the drow had been driven down and that their enemies had stolen the world above.</w:t>
       </w:r>
     </w:p>
     <w:p>
@@ -327,37 +327,27 @@
     </w:p>
     <w:p>
       <w:r>
-        <w:t>The soldier with the armed spider inspected the vessel before handing it back. “The third arrived with sediment. Four measures are due.”</w:t>
-      </w:r>
-    </w:p>
-    <w:p>
-      <w:r>
-        <w:t>The other soldier kept his gaze on the seal. “It left my stores intact. Three.”</w:t>
-      </w:r>
-    </w:p>
-    <w:p>
-      <w:r>
-        <w:t>The first soldier’s thumb paused against the vessel’s rim. “Then someone opened it between our stores.”</w:t>
-      </w:r>
-    </w:p>
-    <w:p>
-      <w:r>
-        <w:t>“Name the handler,” the second replied.</w:t>
-      </w:r>
-    </w:p>
-    <w:p>
-      <w:r>
-        <w:t>“We examined it before storage. Four.”</w:t>
-      </w:r>
-    </w:p>
-    <w:p>
-      <w:r>
-        <w:t>The soldier with the two-spider insignia gave a slight nod. “Very well. Have the next consignment arrive clean.”</w:t>
-      </w:r>
-    </w:p>
-    <w:p>
-      <w:r>
-        <w:t>They moved on, neither having raised his voice. There was no need. Each had tested the other’s claim, neither willing to absorb the cost, and the matter had ended only when one decided the argument was no longer worth continuing. Courtesy had served its purpose without becoming trust.</w:t>
+        <w:t>The soldier with the armed spider held up a small case of dark glass vials and let it catch the light. “Your House is busier than usual, I see.”</w:t>
+      </w:r>
+    </w:p>
+    <w:p>
+      <w:r>
+        <w:t>The soldier with the two spiders set a purse of gold in the other’s free hand before he took the case. “And yours wealthier.”</w:t>
+      </w:r>
+    </w:p>
+    <w:p>
+      <w:r>
+        <w:t>He slipped the case into an inner pocket of his cloak, and his eyes passed once along the arcade to see who might be watching. “I trust it will grow less curious, too.”</w:t>
+      </w:r>
+    </w:p>
+    <w:p>
+      <w:r>
+        <w:t>The soldier with the armed spider weighed the purse without looking at it. The look he gave the other held nothing courteous at all. “As soon as you are more mindful of whom you address.”</w:t>
+      </w:r>
+    </w:p>
+    <w:p>
+      <w:r>
+        <w:t>Courtesy had served its purpose without becoming trust.</w:t>
       </w:r>
     </w:p>
     <w:p>
@@ -422,7 +412,7 @@
     </w:p>
     <w:p>
       <w:r>
-        <w:t>“The charge?” the soldier with the armed spider asked.</w:t>
+        <w:t>“The charge?” the soldier with the armed spider asked, without looking at him.</w:t>
       </w:r>
     </w:p>
     <w:p>
@@ -672,7 +662,7 @@
     </w:p>
     <w:p>
       <w:r>
-        <w:t>The soldier with the two-spider insignia remembered that he also had to hurry. He left without offering a word of farewell because there was nothing to say that mattered enough to delay him.</w:t>
+        <w:t>The soldier with the two-spider insignia remembered that he also had to hurry. The case beneath his cloak was expected below. He left without offering a word of farewell because there was nothing to say that mattered enough to delay him.</w:t>
       </w:r>
     </w:p>
     <w:p>
@@ -1087,7 +1077,7 @@
     </w:p>
     <w:p>
       <w:r>
-        <w:t>The corridor outside was empty except for a single female servant carrying a tray. She saw him and froze, pressing herself against the wall with her eyes down and the tray trembling in her hands. Layn read where the morning had gone without being told; she had not spoken at all, and few people in the House did.</w:t>
+        <w:t>The corridor outside was empty except for a single female servant carrying a tray. She saw him and froze, pressing herself against the wall with her eyes down and the tray trembling in her hands. She did not speak. Few people in the House ever spoke to him at all.</w:t>
       </w:r>
     </w:p>
     <w:p>
@@ -1634,7 +1624,7 @@
     </w:p>
     <w:p>
       <w:r>
-        <w:t>They were not certain. Perhaps the boy was only quick, only lucky, only strange. But they had given him years of a calm they had never wanted him to have because a frightened mind hides its hand and a clear one shows it, and the hand had begun to show.</w:t>
+        <w:t>They were not certain. Perhaps the boy was only quick, only lucky, only strange. But they had given him years of a calm they had never wanted him to have, because a frightened mind hides its hand and a clear one shows it. Now the hand had begun to show.</w:t>
       </w:r>
     </w:p>
     <w:p>
@@ -1965,7 +1955,7 @@
     </w:p>
     <w:p>
       <w:r>
-        <w:t>There were no other boys in House Freth for Layn to measure himself against. Noble Houses did not produce children in such numbers. A child might be absent from one household for years before another was born, and Layn was the only young drow of his age under House Freth’s roof.</w:t>
+        <w:t>There were no other boys in House Freth for Layn to measure himself against. Noble Houses did not produce children in such numbers. Years could pass in a household before another child was born, and Layn was the only young drow of his age under House Freth’s roof.</w:t>
       </w:r>
     </w:p>
     <w:p>
@@ -2096,7 +2086,7 @@
     </w:p>
     <w:p>
       <w:r>
-        <w:t>The first magical discipline took him roughly a month to master as she taught him to perceive magic rather than merely observe what magic did. At first she let him find obvious workings: a ward set into a door, an enchantment on a weapon, the residue left behind after another spell had been cast. Then she concealed weaker traces and made him search without touching anything.</w:t>
+        <w:t>The first magical discipline took him roughly a month to master: she taught him to perceive magic rather than merely observe what magic did. At first she let him find obvious workings: a ward set into a door, an enchantment on a weapon, the residue left behind after another spell had been cast. Then she concealed weaker traces and made him search without touching anything.</w:t>
       </w:r>
     </w:p>
     <w:p>
@@ -2422,7 +2412,7 @@
     </w:p>
     <w:p>
       <w:r>
-        <w:t>Some mornings he would remember a dream in which two spiders waited at the foot of his bed and spend several seconds, before the lamps changed, deciding whether the room was real; once he woke certain that the carved spider above his doorway had turned to look at him, and he remained still, watching it until his breathing slowed and the carving became only stone again.</w:t>
+        <w:t>Some mornings he would remember a dream in which two spiders waited at the foot of his bed and spend several seconds deciding, before the lamps changed, whether the room was real; once he woke certain that the carved spider above his doorway had turned to look at him, and he remained still, watching it until his breathing slowed and the carving became only stone again.</w:t>
       </w:r>
     </w:p>
     <w:p>
@@ -4120,7 +4110,7 @@
     </w:p>
     <w:p>
       <w:r>
-        <w:t>The sisters answered what they saw as Dreydre and Greyanna changed where they stood, their forms rising tall and robed, crowned with eyes, their robes running down into columns of shadow that ended in spider legs. They were large enough that drow beneath them would look like children at the feet of statues.</w:t>
+        <w:t>The sisters answered what they saw. Dreydre and Greyanna changed where they stood, their forms rising tall and robed, crowned with eyes, their robes running down into columns of shadow that ended in spider legs. They were large enough that drow beneath them would look like children at the feet of statues.</w:t>
       </w:r>
     </w:p>
     <w:p>
@@ -4200,7 +4190,7 @@
     </w:p>
     <w:p>
       <w:r>
-        <w:t>Now Layn saw clearly, and the shapeless form that had fought for him became fine: a thin-limbed silhouette, upright and steady where everything else in the arena was noise.</w:t>
+        <w:t>Now Layn saw clearly, and the shapeless form that had fought for him took a clear shape: a thin-limbed silhouette, upright and steady where everything else in the arena was noise.</w:t>
       </w:r>
     </w:p>
     <w:p>
@@ -4260,7 +4250,7 @@
     </w:p>
     <w:p>
       <w:r>
-        <w:t>As the isolated dark cage turned transparent, Layn saw what held it. A spirit stood in the void, so vast that the whole cage rested in the palm of one of its hands—a cylinder the size of a hall, held like a stolen thing. It was a spider, and it was a woman, and it was neither, and every part of it was more than the mind could hold. Its robes fell away into the dark the color of dried blood, and about its brow, vast as the arches of a temple, eight black legs curved to where two spiders faced one another. It did not hurry. The void seemed to adjust itself to its pace. The sisters’ spirits were two candle flames inside the cage. The silhouettes, which had been terrible a breath earlier, looked small. Looked young.</w:t>
+        <w:t>As the isolated dark cage turned transparent, Layn saw what held it. A spirit stood in the void, so vast that the whole cage rested in the palm of one of its hands—a cylinder the size of a hall, held like a stolen thing. It was a spider, and it was a woman, and it was neither, and every part of it was more than the mind could hold. Its robes, the color of dried blood, fell away into the dark. About its brow, vast as the arches of a temple, eight black legs curved to where two spiders faced one another. It did not hurry. The void seemed to adjust itself to its pace. The sisters’ spirits were two candle flames inside the cage. The silhouettes, which had been terrible a breath earlier, looked small. Looked young.</w:t>
       </w:r>
     </w:p>
     <w:p>
@@ -4306,7 +4296,7 @@
     <w:p>
       <w:pPr/>
       <w:r>
-        <w:t>A few moments later, Dreydre was on her knees, understanding that her legs had failed.</w:t>
+        <w:t>A few moments later, Dreydre found herself on her knees. Her legs had failed her.</w:t>
       </w:r>
     </w:p>
     <w:p>
@@ -4321,7 +4311,7 @@
     </w:p>
     <w:p>
       <w:r>
-        <w:t>From the floor, Dreydre watched him; she could not stand, and she could not look away. She had spent ten years making sure this power stayed small and had never once imagined it large. Now she had seen it, and her arms ached, and her ceiling was still shut, and she understood that the lid her mother had pressed over her had been a mercy—to her.</w:t>
+        <w:t>From the floor, Dreydre watched him; she could not stand, and she could not look away. She had spent ten years making sure this power stayed small and had never once imagined it large. Now she had seen it, and her arms ached, and the ceiling the white drops had set over her power still held, and she understood that the lid her mother had pressed over her had been a mercy—to her.</w:t>
       </w:r>
     </w:p>
     <w:p>
@@ -4546,7 +4536,7 @@
     </w:p>
     <w:p>
       <w:r>
-        <w:t>She looked around the chamber. “I would not recommend doing it in these chambers. If the manifestation is strong enough, you may have to rebuild it afterward. The safest would be House Oblodra.”</w:t>
+        <w:t>She looked around the chamber. “I would not recommend doing it in these chambers. If the manifestation is strong enough, you may have to rebuild them afterward. The safest would be House Oblodra.”</w:t>
       </w:r>
     </w:p>
     <w:p>
